--- a/ПЗ_КП_Журавлева.docx
+++ b/ПЗ_КП_Журавлева.docx
@@ -5318,14 +5318,7 @@
           <w:sz w:val="28"/>
           <w:szCs w:val="28"/>
         </w:rPr>
-        <w:t xml:space="preserve">Таким образом, в данном разделе были разработаны концептуальная и логическая модели базы данных </w:t>
-      </w:r>
-      <w:r>
-        <w:rPr>
-          <w:sz w:val="28"/>
-          <w:szCs w:val="28"/>
-        </w:rPr>
-        <w:t>музейных комплексов.</w:t>
+        <w:t>Таким образом, в данном разделе были разработаны концептуальная и логическая модели базы данных музейных комплексов.</w:t>
       </w:r>
     </w:p>
     <w:p>
@@ -7385,13 +7378,7 @@
             </w:r>
             <w:proofErr w:type="spellEnd"/>
             <w:r>
-              <w:t xml:space="preserve"> </w:t>
-            </w:r>
-            <w:r>
-              <w:t>(</w:t>
-            </w:r>
-            <w:r>
-              <w:t>Музей–Экспозиция)</w:t>
+              <w:t xml:space="preserve"> (Музей–Экспозиция)</w:t>
             </w:r>
           </w:p>
         </w:tc>
@@ -9910,21 +9897,7 @@
           <w:sz w:val="28"/>
           <w:szCs w:val="28"/>
         </w:rPr>
-        <w:t xml:space="preserve">Словарь данных, представленный в таблице </w:t>
-      </w:r>
-      <w:r>
-        <w:rPr>
-          <w:sz w:val="28"/>
-          <w:szCs w:val="28"/>
-        </w:rPr>
-        <w:t>1</w:t>
-      </w:r>
-      <w:r>
-        <w:rPr>
-          <w:sz w:val="28"/>
-          <w:szCs w:val="28"/>
-        </w:rPr>
-        <w:t xml:space="preserve">, описывает поля сущностей </w:t>
+        <w:t xml:space="preserve">Словарь данных, представленный в таблице 1, описывает поля сущностей </w:t>
       </w:r>
       <w:r>
         <w:rPr>
@@ -9940,25 +9913,7 @@
           <w:szCs w:val="21"/>
           <w:shd w:val="clear" w:color="auto" w:fill="FFFFFF"/>
         </w:rPr>
-        <w:t xml:space="preserve">-диаграммы, представленной на рисунке </w:t>
-      </w:r>
-      <w:r>
-        <w:rPr>
-          <w:bCs/>
-          <w:sz w:val="28"/>
-          <w:szCs w:val="21"/>
-          <w:shd w:val="clear" w:color="auto" w:fill="FFFFFF"/>
-        </w:rPr>
-        <w:t>2</w:t>
-      </w:r>
-      <w:r>
-        <w:rPr>
-          <w:bCs/>
-          <w:sz w:val="28"/>
-          <w:szCs w:val="21"/>
-          <w:shd w:val="clear" w:color="auto" w:fill="FFFFFF"/>
-        </w:rPr>
-        <w:t>.</w:t>
+        <w:t>-диаграммы, представленной на рисунке 2.</w:t>
       </w:r>
     </w:p>
     <w:p>
@@ -10366,6 +10321,27 @@
     </w:p>
     <w:p>
       <w:pPr>
+        <w:spacing w:after="160" w:line="259" w:lineRule="auto"/>
+      </w:pPr>
+      <w:bookmarkStart w:id="49" w:name="_Toc105597145"/>
+      <w:bookmarkStart w:id="50" w:name="_Toc164804151"/>
+      <w:r>
+        <w:br w:type="page"/>
+      </w:r>
+    </w:p>
+    <w:p>
+      <w:pPr>
+        <w:spacing w:after="160" w:line="259" w:lineRule="auto"/>
+        <w:rPr>
+          <w:bCs/>
+          <w:iCs/>
+          <w:sz w:val="28"/>
+          <w:szCs w:val="28"/>
+        </w:rPr>
+      </w:pPr>
+    </w:p>
+    <w:p>
+      <w:pPr>
         <w:pStyle w:val="22"/>
         <w:rPr>
           <w:b/>
@@ -10373,24 +10349,13 @@
           <w:lang w:eastAsia="en-US"/>
         </w:rPr>
       </w:pPr>
-      <w:bookmarkStart w:id="49" w:name="_Toc105597145"/>
-      <w:bookmarkStart w:id="50" w:name="_Toc164804151"/>
-      <w:r>
-        <w:rPr>
-          <w:highlight w:val="red"/>
-        </w:rPr>
+      <w:r>
         <w:t xml:space="preserve">2.4 </w:t>
       </w:r>
       <w:r>
-        <w:rPr>
-          <w:highlight w:val="red"/>
-        </w:rPr>
         <w:tab/>
       </w:r>
       <w:r>
-        <w:rPr>
-          <w:highlight w:val="red"/>
-        </w:rPr>
         <w:t>Диаграмма активностей</w:t>
       </w:r>
       <w:bookmarkEnd w:id="45"/>
@@ -10440,8 +10405,90 @@
           <w:sz w:val="28"/>
           <w:szCs w:val="28"/>
         </w:rPr>
-        <w:t xml:space="preserve">На рисунках 2.3, 2.4 и 2.5 представлены диаграммы активностей для пользователей с ролями «Администратор», «Кассир» и «Менеджер по снабжению» соответственно. </w:t>
-      </w:r>
+        <w:t xml:space="preserve">На рисунках </w:t>
+      </w:r>
+      <w:r>
+        <w:rPr>
+          <w:sz w:val="28"/>
+          <w:szCs w:val="28"/>
+        </w:rPr>
+        <w:t>4 – 7</w:t>
+      </w:r>
+      <w:r>
+        <w:rPr>
+          <w:sz w:val="28"/>
+          <w:szCs w:val="28"/>
+        </w:rPr>
+        <w:t xml:space="preserve"> представлены диаграммы активностей для пользователей с ролями «Администратор</w:t>
+      </w:r>
+      <w:r>
+        <w:rPr>
+          <w:sz w:val="28"/>
+          <w:szCs w:val="28"/>
+        </w:rPr>
+        <w:t xml:space="preserve"> системы</w:t>
+      </w:r>
+      <w:r>
+        <w:rPr>
+          <w:sz w:val="28"/>
+          <w:szCs w:val="28"/>
+        </w:rPr>
+        <w:t>», «</w:t>
+      </w:r>
+      <w:r>
+        <w:rPr>
+          <w:sz w:val="28"/>
+          <w:szCs w:val="28"/>
+        </w:rPr>
+        <w:t>Администратор музея</w:t>
+      </w:r>
+      <w:r>
+        <w:rPr>
+          <w:sz w:val="28"/>
+          <w:szCs w:val="28"/>
+        </w:rPr>
+        <w:t>»</w:t>
+      </w:r>
+      <w:r>
+        <w:rPr>
+          <w:sz w:val="28"/>
+          <w:szCs w:val="28"/>
+        </w:rPr>
+        <w:t>, «Пользователь»</w:t>
+      </w:r>
+      <w:r>
+        <w:rPr>
+          <w:sz w:val="28"/>
+          <w:szCs w:val="28"/>
+        </w:rPr>
+        <w:t xml:space="preserve"> и «</w:t>
+      </w:r>
+      <w:r>
+        <w:rPr>
+          <w:sz w:val="28"/>
+          <w:szCs w:val="28"/>
+        </w:rPr>
+        <w:t>Гость</w:t>
+      </w:r>
+      <w:r>
+        <w:rPr>
+          <w:sz w:val="28"/>
+          <w:szCs w:val="28"/>
+        </w:rPr>
+        <w:t xml:space="preserve">» соответственно. </w:t>
+      </w:r>
+    </w:p>
+    <w:p>
+      <w:pPr>
+        <w:spacing w:line="360" w:lineRule="auto"/>
+        <w:ind w:firstLine="709"/>
+        <w:contextualSpacing/>
+        <w:jc w:val="both"/>
+        <w:rPr>
+          <w:sz w:val="28"/>
+          <w:szCs w:val="28"/>
+        </w:rPr>
+      </w:pPr>
     </w:p>
     <w:p>
       <w:pPr>
@@ -10513,7 +10560,7 @@
           <w:shd w:val="clear" w:color="auto" w:fill="FFFFFF"/>
           <w:lang w:eastAsia="ja-JP"/>
         </w:rPr>
-        <w:t>Рисунок 2.</w:t>
+        <w:t xml:space="preserve">Рисунок </w:t>
       </w:r>
       <w:r>
         <w:rPr>
@@ -10523,7 +10570,7 @@
           <w:shd w:val="clear" w:color="auto" w:fill="FFFFFF"/>
           <w:lang w:eastAsia="ja-JP"/>
         </w:rPr>
-        <w:t>3</w:t>
+        <w:t>4</w:t>
       </w:r>
       <w:r>
         <w:rPr>
@@ -10557,7 +10604,23 @@
           <w:szCs w:val="26"/>
           <w:shd w:val="clear" w:color="auto" w:fill="FFFFFF"/>
         </w:rPr>
-        <w:t>«Администратор»</w:t>
+        <w:t>«Администратор</w:t>
+      </w:r>
+      <w:r>
+        <w:rPr>
+          <w:sz w:val="26"/>
+          <w:szCs w:val="26"/>
+          <w:shd w:val="clear" w:color="auto" w:fill="FFFFFF"/>
+        </w:rPr>
+        <w:t xml:space="preserve"> системы</w:t>
+      </w:r>
+      <w:r>
+        <w:rPr>
+          <w:sz w:val="26"/>
+          <w:szCs w:val="26"/>
+          <w:shd w:val="clear" w:color="auto" w:fill="FFFFFF"/>
+        </w:rPr>
+        <w:t>»</w:t>
       </w:r>
     </w:p>
     <w:p>
@@ -10642,7 +10705,7 @@
           <w:shd w:val="clear" w:color="auto" w:fill="FFFFFF"/>
           <w:lang w:eastAsia="ja-JP"/>
         </w:rPr>
-        <w:t>Рисунок 2.</w:t>
+        <w:t xml:space="preserve">Рисунок </w:t>
       </w:r>
       <w:r>
         <w:rPr>
@@ -10652,7 +10715,7 @@
           <w:shd w:val="clear" w:color="auto" w:fill="FFFFFF"/>
           <w:lang w:eastAsia="ja-JP"/>
         </w:rPr>
-        <w:t>4</w:t>
+        <w:t>5</w:t>
       </w:r>
       <w:r>
         <w:rPr>
@@ -10694,7 +10757,7 @@
           <w:szCs w:val="26"/>
           <w:shd w:val="clear" w:color="auto" w:fill="FFFFFF"/>
         </w:rPr>
-        <w:t>Кассир</w:t>
+        <w:t>Администратор музея</w:t>
       </w:r>
       <w:r>
         <w:rPr>
@@ -10730,6 +10793,7 @@
         <w:rPr>
           <w:noProof/>
         </w:rPr>
+        <w:lastRenderedPageBreak/>
         <w:drawing>
           <wp:inline distT="0" distB="0" distL="0" distR="0" wp14:anchorId="5FE65066" wp14:editId="256303A2">
             <wp:extent cx="3487615" cy="1633952"/>
@@ -10786,7 +10850,7 @@
           <w:shd w:val="clear" w:color="auto" w:fill="FFFFFF"/>
           <w:lang w:eastAsia="ja-JP"/>
         </w:rPr>
-        <w:t>Рисунок 2.</w:t>
+        <w:t xml:space="preserve">Рисунок </w:t>
       </w:r>
       <w:r>
         <w:rPr>
@@ -10796,7 +10860,7 @@
           <w:shd w:val="clear" w:color="auto" w:fill="FFFFFF"/>
           <w:lang w:eastAsia="ja-JP"/>
         </w:rPr>
-        <w:t>5</w:t>
+        <w:t>6</w:t>
       </w:r>
       <w:r>
         <w:rPr>
@@ -10838,7 +10902,7 @@
           <w:szCs w:val="26"/>
           <w:shd w:val="clear" w:color="auto" w:fill="FFFFFF"/>
         </w:rPr>
-        <w:t xml:space="preserve">Менеджер по </w:t>
+        <w:t>Пользователь</w:t>
       </w:r>
       <w:r>
         <w:rPr>
@@ -10846,16 +10910,20 @@
           <w:szCs w:val="26"/>
           <w:shd w:val="clear" w:color="auto" w:fill="FFFFFF"/>
         </w:rPr>
-        <w:t>снабжению</w:t>
-      </w:r>
-      <w:r>
+        <w:t>»</w:t>
+      </w:r>
+    </w:p>
+    <w:p>
+      <w:pPr>
+        <w:spacing w:line="360" w:lineRule="auto"/>
+        <w:contextualSpacing/>
+        <w:jc w:val="center"/>
         <w:rPr>
           <w:sz w:val="26"/>
           <w:szCs w:val="26"/>
           <w:shd w:val="clear" w:color="auto" w:fill="FFFFFF"/>
         </w:rPr>
-        <w:t>»</w:t>
-      </w:r>
+      </w:pPr>
     </w:p>
     <w:p>
       <w:pPr>
@@ -10863,149 +10931,6 @@
         <w:contextualSpacing/>
         <w:jc w:val="center"/>
         <w:rPr>
-          <w:sz w:val="26"/>
-          <w:szCs w:val="26"/>
-          <w:shd w:val="clear" w:color="auto" w:fill="FFFFFF"/>
-        </w:rPr>
-      </w:pPr>
-    </w:p>
-    <w:p>
-      <w:pPr>
-        <w:spacing w:line="360" w:lineRule="auto"/>
-        <w:ind w:firstLine="709"/>
-        <w:contextualSpacing/>
-        <w:jc w:val="both"/>
-        <w:rPr>
-          <w:sz w:val="28"/>
-          <w:szCs w:val="28"/>
-        </w:rPr>
-      </w:pPr>
-      <w:r>
-        <w:rPr>
-          <w:sz w:val="28"/>
-          <w:szCs w:val="28"/>
-        </w:rPr>
-        <w:t>Как и показано на диаграммах активностей видно, что администратора можно обобщить до кассира и менеджера по снабжению, но при этом у администратора есть и функции доступные только ему.</w:t>
-      </w:r>
-    </w:p>
-    <w:p>
-      <w:pPr>
-        <w:pStyle w:val="22"/>
-      </w:pPr>
-      <w:bookmarkStart w:id="51" w:name="_Toc164804152"/>
-      <w:r>
-        <w:t>2.5</w:t>
-      </w:r>
-      <w:r>
-        <w:tab/>
-        <w:t>Проектирование интерфейса</w:t>
-      </w:r>
-      <w:bookmarkEnd w:id="51"/>
-      <w:r>
-        <w:t xml:space="preserve"> </w:t>
-      </w:r>
-    </w:p>
-    <w:p>
-      <w:pPr>
-        <w:spacing w:line="360" w:lineRule="auto"/>
-        <w:ind w:firstLine="709"/>
-        <w:contextualSpacing/>
-        <w:jc w:val="both"/>
-        <w:rPr>
-          <w:sz w:val="28"/>
-          <w:szCs w:val="28"/>
-        </w:rPr>
-      </w:pPr>
-    </w:p>
-    <w:p>
-      <w:pPr>
-        <w:spacing w:line="360" w:lineRule="auto"/>
-        <w:contextualSpacing/>
-        <w:jc w:val="both"/>
-        <w:rPr>
-          <w:sz w:val="28"/>
-          <w:szCs w:val="28"/>
-        </w:rPr>
-      </w:pPr>
-    </w:p>
-    <w:p>
-      <w:pPr>
-        <w:pStyle w:val="22"/>
-      </w:pPr>
-      <w:bookmarkStart w:id="52" w:name="_Toc164804153"/>
-      <w:r>
-        <w:t>2.6</w:t>
-      </w:r>
-      <w:r>
-        <w:tab/>
-        <w:t>Диаграмма классов</w:t>
-      </w:r>
-      <w:bookmarkEnd w:id="52"/>
-      <w:r>
-        <w:t xml:space="preserve"> </w:t>
-      </w:r>
-    </w:p>
-    <w:p>
-      <w:pPr>
-        <w:spacing w:line="360" w:lineRule="auto"/>
-        <w:ind w:firstLine="709"/>
-        <w:contextualSpacing/>
-        <w:jc w:val="both"/>
-        <w:rPr>
-          <w:sz w:val="28"/>
-          <w:szCs w:val="28"/>
-        </w:rPr>
-      </w:pPr>
-    </w:p>
-    <w:p>
-      <w:pPr>
-        <w:spacing w:line="360" w:lineRule="auto"/>
-        <w:ind w:firstLine="709"/>
-        <w:contextualSpacing/>
-        <w:jc w:val="both"/>
-        <w:rPr>
-          <w:sz w:val="28"/>
-          <w:szCs w:val="28"/>
-        </w:rPr>
-      </w:pPr>
-    </w:p>
-    <w:p>
-      <w:pPr>
-        <w:spacing w:line="360" w:lineRule="auto"/>
-        <w:ind w:firstLine="709"/>
-        <w:contextualSpacing/>
-        <w:jc w:val="both"/>
-        <w:rPr>
-          <w:sz w:val="28"/>
-          <w:szCs w:val="28"/>
-        </w:rPr>
-      </w:pPr>
-      <w:r>
-        <w:rPr>
-          <w:sz w:val="28"/>
-          <w:szCs w:val="28"/>
-        </w:rPr>
-        <w:t xml:space="preserve">На рисунке 2.19 представлена диаграмма классов разрабатываемого приложения. </w:t>
-      </w:r>
-    </w:p>
-    <w:p>
-      <w:pPr>
-        <w:spacing w:line="360" w:lineRule="auto"/>
-        <w:ind w:firstLine="709"/>
-        <w:contextualSpacing/>
-        <w:jc w:val="both"/>
-        <w:rPr>
-          <w:sz w:val="28"/>
-          <w:szCs w:val="28"/>
-        </w:rPr>
-      </w:pPr>
-    </w:p>
-    <w:p>
-      <w:pPr>
-        <w:spacing w:line="360" w:lineRule="auto"/>
-        <w:contextualSpacing/>
-        <w:jc w:val="center"/>
-        <w:rPr>
           <w:sz w:val="28"/>
           <w:szCs w:val="28"/>
         </w:rPr>
@@ -11015,10 +10940,10 @@
           <w:noProof/>
         </w:rPr>
         <w:drawing>
-          <wp:inline distT="0" distB="0" distL="0" distR="0" wp14:anchorId="5C8BE8A4" wp14:editId="2D68FE57">
-            <wp:extent cx="4269089" cy="2637790"/>
+          <wp:inline distT="0" distB="0" distL="0" distR="0" wp14:anchorId="26A943D3" wp14:editId="469BCC6B">
+            <wp:extent cx="3487615" cy="1633952"/>
             <wp:effectExtent l="0" t="0" r="0" b="0"/>
-            <wp:docPr id="2020980409" name="Рисунок 1"/>
+            <wp:docPr id="4" name="Рисунок 1"/>
             <wp:cNvGraphicFramePr>
               <a:graphicFrameLocks xmlns:a="http://schemas.openxmlformats.org/drawingml/2006/main" noChangeAspect="1"/>
             </wp:cNvGraphicFramePr>
@@ -11026,7 +10951,341 @@
               <a:graphicData uri="http://schemas.openxmlformats.org/drawingml/2006/picture">
                 <pic:pic xmlns:pic="http://schemas.openxmlformats.org/drawingml/2006/picture">
                   <pic:nvPicPr>
-                    <pic:cNvPr id="2020980409" name=""/>
+                    <pic:cNvPr id="650397813" name=""/>
+                    <pic:cNvPicPr/>
+                  </pic:nvPicPr>
+                  <pic:blipFill>
+                    <a:blip r:embed="rId13"/>
+                    <a:stretch>
+                      <a:fillRect/>
+                    </a:stretch>
+                  </pic:blipFill>
+                  <pic:spPr>
+                    <a:xfrm>
+                      <a:off x="0" y="0"/>
+                      <a:ext cx="3500216" cy="1639855"/>
+                    </a:xfrm>
+                    <a:prstGeom prst="rect">
+                      <a:avLst/>
+                    </a:prstGeom>
+                  </pic:spPr>
+                </pic:pic>
+              </a:graphicData>
+            </a:graphic>
+          </wp:inline>
+        </w:drawing>
+      </w:r>
+    </w:p>
+    <w:p>
+      <w:pPr>
+        <w:spacing w:line="360" w:lineRule="auto"/>
+        <w:contextualSpacing/>
+        <w:jc w:val="center"/>
+        <w:rPr>
+          <w:sz w:val="26"/>
+          <w:szCs w:val="26"/>
+          <w:shd w:val="clear" w:color="auto" w:fill="FFFFFF"/>
+        </w:rPr>
+      </w:pPr>
+      <w:r>
+        <w:rPr>
+          <w:rFonts w:eastAsiaTheme="minorEastAsia"/>
+          <w:sz w:val="26"/>
+          <w:szCs w:val="26"/>
+          <w:shd w:val="clear" w:color="auto" w:fill="FFFFFF"/>
+          <w:lang w:eastAsia="ja-JP"/>
+        </w:rPr>
+        <w:t xml:space="preserve">Рисунок </w:t>
+      </w:r>
+      <w:r>
+        <w:rPr>
+          <w:rFonts w:eastAsiaTheme="minorEastAsia"/>
+          <w:sz w:val="26"/>
+          <w:szCs w:val="26"/>
+          <w:shd w:val="clear" w:color="auto" w:fill="FFFFFF"/>
+          <w:lang w:eastAsia="ja-JP"/>
+        </w:rPr>
+        <w:t>7</w:t>
+      </w:r>
+      <w:r>
+        <w:rPr>
+          <w:rFonts w:eastAsiaTheme="minorEastAsia"/>
+          <w:sz w:val="26"/>
+          <w:szCs w:val="26"/>
+          <w:shd w:val="clear" w:color="auto" w:fill="FFFFFF"/>
+          <w:lang w:eastAsia="ja-JP"/>
+        </w:rPr>
+        <w:t xml:space="preserve"> – Д</w:t>
+      </w:r>
+      <w:r>
+        <w:rPr>
+          <w:sz w:val="26"/>
+          <w:szCs w:val="26"/>
+          <w:shd w:val="clear" w:color="auto" w:fill="FFFFFF"/>
+        </w:rPr>
+        <w:t xml:space="preserve">иаграмма </w:t>
+      </w:r>
+      <w:r>
+        <w:rPr>
+          <w:sz w:val="26"/>
+          <w:szCs w:val="26"/>
+          <w:shd w:val="clear" w:color="auto" w:fill="FFFFFF"/>
+        </w:rPr>
+        <w:t xml:space="preserve">активностей для пользователя </w:t>
+      </w:r>
+      <w:r>
+        <w:rPr>
+          <w:sz w:val="26"/>
+          <w:szCs w:val="26"/>
+          <w:shd w:val="clear" w:color="auto" w:fill="FFFFFF"/>
+        </w:rPr>
+        <w:t>«</w:t>
+      </w:r>
+      <w:r>
+        <w:rPr>
+          <w:sz w:val="26"/>
+          <w:szCs w:val="26"/>
+          <w:shd w:val="clear" w:color="auto" w:fill="FFFFFF"/>
+        </w:rPr>
+        <w:t>Гость</w:t>
+      </w:r>
+      <w:r>
+        <w:rPr>
+          <w:sz w:val="26"/>
+          <w:szCs w:val="26"/>
+          <w:shd w:val="clear" w:color="auto" w:fill="FFFFFF"/>
+        </w:rPr>
+        <w:t>»</w:t>
+      </w:r>
+    </w:p>
+    <w:p>
+      <w:pPr>
+        <w:spacing w:line="360" w:lineRule="auto"/>
+        <w:contextualSpacing/>
+        <w:jc w:val="center"/>
+        <w:rPr>
+          <w:sz w:val="26"/>
+          <w:szCs w:val="26"/>
+          <w:shd w:val="clear" w:color="auto" w:fill="FFFFFF"/>
+        </w:rPr>
+      </w:pPr>
+    </w:p>
+    <w:p>
+      <w:pPr>
+        <w:spacing w:line="360" w:lineRule="auto"/>
+        <w:ind w:firstLine="709"/>
+        <w:contextualSpacing/>
+        <w:jc w:val="both"/>
+        <w:rPr>
+          <w:sz w:val="28"/>
+          <w:szCs w:val="28"/>
+        </w:rPr>
+      </w:pPr>
+      <w:r>
+        <w:rPr>
+          <w:sz w:val="28"/>
+          <w:szCs w:val="28"/>
+        </w:rPr>
+        <w:t>К</w:t>
+      </w:r>
+      <w:r>
+        <w:rPr>
+          <w:sz w:val="28"/>
+          <w:szCs w:val="28"/>
+        </w:rPr>
+        <w:t>ак видно из диаграмм активностей, роли пользователей системы имеют иерархическую структуру. Роль «Гость» обладает базовыми возможностями просмотра информации о музейных комплексах, экспозициях и расписании. Роль «Посетитель» является расширением роли «Гость» и дополнительно предоставляет возможность регистрации в системе, покупки билетов и просмотра истории заказов. Роль «Администратор музея» обладает расширенными функциями управления экспозициями и билетами. В свою очередь, роль «Администратор системы» обобщает возможности других ролей и дополнительно включает функции управления пользователями, а также просмотра общей статистики и отчетов системы.</w:t>
+      </w:r>
+    </w:p>
+    <w:p>
+      <w:pPr>
+        <w:spacing w:after="160" w:line="259" w:lineRule="auto"/>
+        <w:rPr>
+          <w:sz w:val="28"/>
+          <w:szCs w:val="28"/>
+        </w:rPr>
+      </w:pPr>
+      <w:r>
+        <w:rPr>
+          <w:sz w:val="28"/>
+          <w:szCs w:val="28"/>
+        </w:rPr>
+        <w:br w:type="page"/>
+      </w:r>
+    </w:p>
+    <w:p>
+      <w:pPr>
+        <w:spacing w:line="360" w:lineRule="auto"/>
+        <w:ind w:firstLine="709"/>
+        <w:contextualSpacing/>
+        <w:jc w:val="both"/>
+        <w:rPr>
+          <w:sz w:val="28"/>
+          <w:szCs w:val="28"/>
+        </w:rPr>
+      </w:pPr>
+    </w:p>
+    <w:p>
+      <w:pPr>
+        <w:pStyle w:val="22"/>
+      </w:pPr>
+      <w:bookmarkStart w:id="51" w:name="_Toc164804152"/>
+      <w:r>
+        <w:t>2.5</w:t>
+      </w:r>
+      <w:r>
+        <w:tab/>
+        <w:t>Проектирование интерфейса</w:t>
+      </w:r>
+      <w:bookmarkEnd w:id="51"/>
+      <w:r>
+        <w:t xml:space="preserve"> </w:t>
+      </w:r>
+    </w:p>
+    <w:p>
+      <w:pPr>
+        <w:spacing w:line="360" w:lineRule="auto"/>
+        <w:ind w:firstLine="709"/>
+        <w:contextualSpacing/>
+        <w:jc w:val="both"/>
+        <w:rPr>
+          <w:sz w:val="28"/>
+          <w:szCs w:val="28"/>
+        </w:rPr>
+      </w:pPr>
+    </w:p>
+    <w:p>
+      <w:pPr>
+        <w:spacing w:line="360" w:lineRule="auto"/>
+        <w:contextualSpacing/>
+        <w:jc w:val="both"/>
+        <w:rPr>
+          <w:sz w:val="28"/>
+          <w:szCs w:val="28"/>
+        </w:rPr>
+      </w:pPr>
+    </w:p>
+    <w:p>
+      <w:pPr>
+        <w:pStyle w:val="22"/>
+      </w:pPr>
+      <w:bookmarkStart w:id="52" w:name="_Toc164804153"/>
+      <w:r>
+        <w:t>2.6</w:t>
+      </w:r>
+      <w:r>
+        <w:tab/>
+        <w:t>Диаграмма классов</w:t>
+      </w:r>
+      <w:bookmarkEnd w:id="52"/>
+      <w:r>
+        <w:t xml:space="preserve"> </w:t>
+      </w:r>
+    </w:p>
+    <w:p>
+      <w:pPr>
+        <w:spacing w:line="360" w:lineRule="auto"/>
+        <w:ind w:firstLine="709"/>
+        <w:contextualSpacing/>
+        <w:jc w:val="both"/>
+        <w:rPr>
+          <w:sz w:val="28"/>
+          <w:szCs w:val="28"/>
+        </w:rPr>
+      </w:pPr>
+    </w:p>
+    <w:p>
+      <w:pPr>
+        <w:spacing w:line="360" w:lineRule="auto"/>
+        <w:ind w:firstLine="709"/>
+        <w:contextualSpacing/>
+        <w:jc w:val="both"/>
+        <w:rPr>
+          <w:sz w:val="28"/>
+          <w:szCs w:val="28"/>
+        </w:rPr>
+      </w:pPr>
+    </w:p>
+    <w:p>
+      <w:pPr>
+        <w:spacing w:line="360" w:lineRule="auto"/>
+        <w:ind w:firstLine="709"/>
+        <w:contextualSpacing/>
+        <w:jc w:val="both"/>
+        <w:rPr>
+          <w:sz w:val="28"/>
+          <w:szCs w:val="28"/>
+        </w:rPr>
+      </w:pPr>
+      <w:r>
+        <w:rPr>
+          <w:sz w:val="28"/>
+          <w:szCs w:val="28"/>
+        </w:rPr>
+        <w:t xml:space="preserve">На рисунке </w:t>
+      </w:r>
+      <w:r>
+        <w:rPr>
+          <w:sz w:val="28"/>
+          <w:szCs w:val="28"/>
+          <w:highlight w:val="red"/>
+        </w:rPr>
+        <w:t>2.19</w:t>
+      </w:r>
+      <w:r>
+        <w:rPr>
+          <w:sz w:val="28"/>
+          <w:szCs w:val="28"/>
+        </w:rPr>
+        <w:t xml:space="preserve"> </w:t>
+      </w:r>
+      <w:r>
+        <w:rPr>
+          <w:sz w:val="28"/>
+          <w:szCs w:val="28"/>
+        </w:rPr>
+        <w:t xml:space="preserve">представлена диаграмма классов разрабатываемого приложения. </w:t>
+      </w:r>
+    </w:p>
+    <w:p>
+      <w:pPr>
+        <w:spacing w:line="360" w:lineRule="auto"/>
+        <w:ind w:firstLine="709"/>
+        <w:contextualSpacing/>
+        <w:jc w:val="both"/>
+        <w:rPr>
+          <w:sz w:val="28"/>
+          <w:szCs w:val="28"/>
+        </w:rPr>
+      </w:pPr>
+    </w:p>
+    <w:p>
+      <w:pPr>
+        <w:spacing w:line="360" w:lineRule="auto"/>
+        <w:contextualSpacing/>
+        <w:jc w:val="center"/>
+        <w:rPr>
+          <w:sz w:val="28"/>
+          <w:szCs w:val="28"/>
+        </w:rPr>
+      </w:pPr>
+      <w:r>
+        <w:rPr>
+          <w:sz w:val="28"/>
+          <w:szCs w:val="28"/>
+        </w:rPr>
+        <w:drawing>
+          <wp:inline distT="0" distB="0" distL="0" distR="0" wp14:anchorId="7A94FB58" wp14:editId="389199C9">
+            <wp:extent cx="6299835" cy="3279775"/>
+            <wp:effectExtent l="0" t="0" r="5715" b="0"/>
+            <wp:docPr id="3" name="Рисунок 3"/>
+            <wp:cNvGraphicFramePr>
+              <a:graphicFrameLocks xmlns:a="http://schemas.openxmlformats.org/drawingml/2006/main" noChangeAspect="1"/>
+            </wp:cNvGraphicFramePr>
+            <a:graphic xmlns:a="http://schemas.openxmlformats.org/drawingml/2006/main">
+              <a:graphicData uri="http://schemas.openxmlformats.org/drawingml/2006/picture">
+                <pic:pic xmlns:pic="http://schemas.openxmlformats.org/drawingml/2006/picture">
+                  <pic:nvPicPr>
+                    <pic:cNvPr id="1" name=""/>
                     <pic:cNvPicPr/>
                   </pic:nvPicPr>
                   <pic:blipFill>
@@ -11038,7 +11297,7 @@
                   <pic:spPr>
                     <a:xfrm>
                       <a:off x="0" y="0"/>
-                      <a:ext cx="4273537" cy="2640538"/>
+                      <a:ext cx="6299835" cy="3279775"/>
                     </a:xfrm>
                     <a:prstGeom prst="rect">
                       <a:avLst/>
@@ -11065,36 +11324,37 @@
         <w:rPr>
           <w:sz w:val="26"/>
           <w:szCs w:val="26"/>
-        </w:rPr>
-        <w:t xml:space="preserve">Рисунок </w:t>
+          <w:highlight w:val="red"/>
+        </w:rPr>
+        <w:t>Рисунок 2.19</w:t>
       </w:r>
       <w:r>
         <w:rPr>
           <w:sz w:val="26"/>
           <w:szCs w:val="26"/>
         </w:rPr>
-        <w:t>2.19</w:t>
+        <w:t xml:space="preserve"> – </w:t>
       </w:r>
       <w:r>
         <w:rPr>
           <w:sz w:val="26"/>
           <w:szCs w:val="26"/>
         </w:rPr>
-        <w:t xml:space="preserve"> – </w:t>
+        <w:t xml:space="preserve">Диаграмма </w:t>
       </w:r>
       <w:r>
         <w:rPr>
           <w:sz w:val="26"/>
           <w:szCs w:val="26"/>
         </w:rPr>
-        <w:t xml:space="preserve">Диаграмма </w:t>
+        <w:t>классов</w:t>
       </w:r>
       <w:r>
         <w:rPr>
           <w:sz w:val="26"/>
           <w:szCs w:val="26"/>
         </w:rPr>
-        <w:t>классов</w:t>
+        <w:t xml:space="preserve"> доменной модели</w:t>
       </w:r>
     </w:p>
     <w:p>
@@ -11652,7 +11912,6 @@
     <w:p>
       <w:pPr>
         <w:spacing w:line="360" w:lineRule="auto"/>
-        <w:ind w:firstLine="709"/>
         <w:contextualSpacing/>
         <w:jc w:val="both"/>
         <w:rPr>
@@ -11660,13 +11919,6 @@
           <w:szCs w:val="26"/>
         </w:rPr>
       </w:pPr>
-      <w:r>
-        <w:rPr>
-          <w:sz w:val="28"/>
-          <w:szCs w:val="28"/>
-        </w:rPr>
-        <w:t>.</w:t>
-      </w:r>
       <w:r>
         <w:rPr>
           <w:sz w:val="26"/>
@@ -12784,25 +13036,7 @@
               <w:sz w:val="28"/>
               <w:szCs w:val="28"/>
             </w:rPr>
-            <w:t xml:space="preserve">Документация по Windows </w:t>
-          </w:r>
-          <w:proofErr w:type="spellStart"/>
-          <w:r>
-            <w:rPr>
-              <w:color w:val="000000" w:themeColor="text1"/>
-              <w:sz w:val="28"/>
-              <w:szCs w:val="28"/>
-            </w:rPr>
-            <w:t>Presentation</w:t>
-          </w:r>
-          <w:proofErr w:type="spellEnd"/>
-          <w:r>
-            <w:rPr>
-              <w:color w:val="000000" w:themeColor="text1"/>
-              <w:sz w:val="28"/>
-              <w:szCs w:val="28"/>
-            </w:rPr>
-            <w:t xml:space="preserve"> Foundation </w:t>
+            <w:t xml:space="preserve">Документация по Windows Presentation Foundation </w:t>
           </w:r>
           <w:r>
             <w:rPr>
@@ -26104,8 +26338,8 @@
     <w:tblGrid>
       <w:gridCol w:w="398"/>
       <w:gridCol w:w="567"/>
-      <w:gridCol w:w="1305"/>
-      <w:gridCol w:w="852"/>
+      <w:gridCol w:w="1436"/>
+      <w:gridCol w:w="721"/>
       <w:gridCol w:w="567"/>
       <w:gridCol w:w="3972"/>
       <w:gridCol w:w="284"/>
@@ -26167,7 +26401,7 @@
       </w:tc>
       <w:tc>
         <w:tcPr>
-          <w:tcW w:w="1305" w:type="dxa"/>
+          <w:tcW w:w="1436" w:type="dxa"/>
           <w:tcBorders>
             <w:top w:val="single" w:sz="8" w:space="0" w:color="auto"/>
             <w:left w:val="single" w:sz="8" w:space="0" w:color="auto"/>
@@ -26190,7 +26424,7 @@
       </w:tc>
       <w:tc>
         <w:tcPr>
-          <w:tcW w:w="852" w:type="dxa"/>
+          <w:tcW w:w="721" w:type="dxa"/>
           <w:tcBorders>
             <w:top w:val="single" w:sz="8" w:space="0" w:color="auto"/>
             <w:left w:val="single" w:sz="8" w:space="0" w:color="auto"/>
@@ -26417,7 +26651,7 @@
       </w:tc>
       <w:tc>
         <w:tcPr>
-          <w:tcW w:w="1305" w:type="dxa"/>
+          <w:tcW w:w="1436" w:type="dxa"/>
           <w:tcBorders>
             <w:left w:val="single" w:sz="8" w:space="0" w:color="auto"/>
             <w:bottom w:val="single" w:sz="8" w:space="0" w:color="auto"/>
@@ -26440,7 +26674,7 @@
       </w:tc>
       <w:tc>
         <w:tcPr>
-          <w:tcW w:w="852" w:type="dxa"/>
+          <w:tcW w:w="721" w:type="dxa"/>
           <w:tcBorders>
             <w:left w:val="single" w:sz="8" w:space="0" w:color="auto"/>
             <w:bottom w:val="single" w:sz="8" w:space="0" w:color="auto"/>
@@ -26590,7 +26824,7 @@
       </w:tc>
       <w:tc>
         <w:tcPr>
-          <w:tcW w:w="1305" w:type="dxa"/>
+          <w:tcW w:w="1436" w:type="dxa"/>
           <w:tcBorders>
             <w:top w:val="single" w:sz="8" w:space="0" w:color="auto"/>
             <w:left w:val="single" w:sz="8" w:space="0" w:color="auto"/>
@@ -26635,7 +26869,7 @@
       </w:tc>
       <w:tc>
         <w:tcPr>
-          <w:tcW w:w="852" w:type="dxa"/>
+          <w:tcW w:w="721" w:type="dxa"/>
           <w:tcBorders>
             <w:top w:val="single" w:sz="8" w:space="0" w:color="auto"/>
             <w:left w:val="single" w:sz="8" w:space="0" w:color="auto"/>
@@ -26803,7 +27037,7 @@
       </w:tc>
       <w:tc>
         <w:tcPr>
-          <w:tcW w:w="1305" w:type="dxa"/>
+          <w:tcW w:w="1436" w:type="dxa"/>
           <w:tcBorders>
             <w:top w:val="single" w:sz="8" w:space="0" w:color="auto"/>
             <w:left w:val="single" w:sz="8" w:space="0" w:color="auto"/>
@@ -26840,43 +27074,13 @@
               <w:sz w:val="20"/>
               <w:szCs w:val="20"/>
             </w:rPr>
-            <w:t>Руденко</w:t>
-          </w:r>
-          <w:r>
-            <w:rPr>
-              <w:rFonts w:ascii="Arial" w:hAnsi="Arial" w:cs="Arial"/>
-              <w:i/>
-              <w:w w:val="90"/>
-              <w:sz w:val="20"/>
-              <w:szCs w:val="20"/>
-            </w:rPr>
-            <w:t xml:space="preserve"> </w:t>
-          </w:r>
-          <w:r>
-            <w:rPr>
-              <w:rFonts w:ascii="Arial" w:hAnsi="Arial" w:cs="Arial"/>
-              <w:i/>
-              <w:w w:val="90"/>
-              <w:sz w:val="20"/>
-              <w:szCs w:val="20"/>
-            </w:rPr>
-            <w:t>А</w:t>
-          </w:r>
-          <w:r>
-            <w:rPr>
-              <w:rFonts w:ascii="Arial" w:hAnsi="Arial" w:cs="Arial"/>
-              <w:i/>
-              <w:w w:val="90"/>
-              <w:sz w:val="20"/>
-              <w:szCs w:val="20"/>
-            </w:rPr>
-            <w:t>.М.</w:t>
+            <w:t>Журавлева А.С.</w:t>
           </w:r>
         </w:p>
       </w:tc>
       <w:tc>
         <w:tcPr>
-          <w:tcW w:w="852" w:type="dxa"/>
+          <w:tcW w:w="721" w:type="dxa"/>
           <w:tcBorders>
             <w:top w:val="single" w:sz="8" w:space="0" w:color="auto"/>
             <w:left w:val="single" w:sz="8" w:space="0" w:color="auto"/>
@@ -27146,7 +27350,7 @@
       </w:tc>
       <w:tc>
         <w:tcPr>
-          <w:tcW w:w="1305" w:type="dxa"/>
+          <w:tcW w:w="1436" w:type="dxa"/>
           <w:tcBorders>
             <w:left w:val="single" w:sz="8" w:space="0" w:color="auto"/>
             <w:right w:val="single" w:sz="8" w:space="0" w:color="auto"/>
@@ -27172,13 +27376,23 @@
               <w:sz w:val="20"/>
               <w:szCs w:val="20"/>
             </w:rPr>
-            <w:t> Лоханов А.В.</w:t>
+            <w:t> </w:t>
+          </w:r>
+          <w:r>
+            <w:rPr>
+              <w:rFonts w:ascii="Arial" w:hAnsi="Arial" w:cs="Arial"/>
+              <w:i/>
+              <w:w w:val="90"/>
+              <w:sz w:val="20"/>
+              <w:szCs w:val="20"/>
+            </w:rPr>
+            <w:t>Опарин Е.С.</w:t>
           </w:r>
         </w:p>
       </w:tc>
       <w:tc>
         <w:tcPr>
-          <w:tcW w:w="852" w:type="dxa"/>
+          <w:tcW w:w="721" w:type="dxa"/>
           <w:tcBorders>
             <w:left w:val="single" w:sz="8" w:space="0" w:color="auto"/>
             <w:right w:val="single" w:sz="8" w:space="0" w:color="auto"/>
@@ -27510,7 +27724,7 @@
       </w:tc>
       <w:tc>
         <w:tcPr>
-          <w:tcW w:w="1305" w:type="dxa"/>
+          <w:tcW w:w="1436" w:type="dxa"/>
           <w:tcBorders>
             <w:left w:val="single" w:sz="8" w:space="0" w:color="auto"/>
             <w:right w:val="single" w:sz="8" w:space="0" w:color="auto"/>
@@ -27532,7 +27746,7 @@
       </w:tc>
       <w:tc>
         <w:tcPr>
-          <w:tcW w:w="852" w:type="dxa"/>
+          <w:tcW w:w="721" w:type="dxa"/>
           <w:tcBorders>
             <w:left w:val="single" w:sz="8" w:space="0" w:color="auto"/>
             <w:right w:val="single" w:sz="8" w:space="0" w:color="auto"/>
@@ -27705,7 +27919,7 @@
       </w:tc>
       <w:tc>
         <w:tcPr>
-          <w:tcW w:w="1305" w:type="dxa"/>
+          <w:tcW w:w="1436" w:type="dxa"/>
           <w:tcBorders>
             <w:left w:val="single" w:sz="8" w:space="0" w:color="auto"/>
             <w:right w:val="single" w:sz="8" w:space="0" w:color="auto"/>
@@ -27728,7 +27942,7 @@
       </w:tc>
       <w:tc>
         <w:tcPr>
-          <w:tcW w:w="852" w:type="dxa"/>
+          <w:tcW w:w="721" w:type="dxa"/>
           <w:tcBorders>
             <w:left w:val="single" w:sz="8" w:space="0" w:color="auto"/>
             <w:right w:val="single" w:sz="8" w:space="0" w:color="auto"/>
@@ -27861,7 +28075,7 @@
       </w:tc>
       <w:tc>
         <w:tcPr>
-          <w:tcW w:w="1305" w:type="dxa"/>
+          <w:tcW w:w="1436" w:type="dxa"/>
           <w:tcBorders>
             <w:left w:val="single" w:sz="8" w:space="0" w:color="auto"/>
             <w:bottom w:val="single" w:sz="8" w:space="0" w:color="auto"/>
@@ -27884,7 +28098,7 @@
       </w:tc>
       <w:tc>
         <w:tcPr>
-          <w:tcW w:w="852" w:type="dxa"/>
+          <w:tcW w:w="721" w:type="dxa"/>
           <w:tcBorders>
             <w:left w:val="single" w:sz="8" w:space="0" w:color="auto"/>
             <w:bottom w:val="single" w:sz="8" w:space="0" w:color="auto"/>
@@ -29269,7 +29483,7 @@
   <w:style w:type="paragraph" w:default="1" w:styleId="a">
     <w:name w:val="Normal"/>
     <w:qFormat/>
-    <w:rsid w:val="000F32B9"/>
+    <w:rsid w:val="00C917CB"/>
     <w:pPr>
       <w:spacing w:after="0" w:line="240" w:lineRule="auto"/>
     </w:pPr>

--- a/ПЗ_КП_Журавлева.docx
+++ b/ПЗ_КП_Журавлева.docx
@@ -10500,46 +10500,6 @@
           <w:szCs w:val="28"/>
         </w:rPr>
       </w:pPr>
-      <w:r>
-        <w:rPr>
-          <w:noProof/>
-        </w:rPr>
-        <w:drawing>
-          <wp:inline distT="0" distB="0" distL="0" distR="0" wp14:anchorId="44D764C7" wp14:editId="3725278E">
-            <wp:extent cx="4859215" cy="2897603"/>
-            <wp:effectExtent l="0" t="0" r="0" b="0"/>
-            <wp:docPr id="1928797707" name="Рисунок 1"/>
-            <wp:cNvGraphicFramePr>
-              <a:graphicFrameLocks xmlns:a="http://schemas.openxmlformats.org/drawingml/2006/main" noChangeAspect="1"/>
-            </wp:cNvGraphicFramePr>
-            <a:graphic xmlns:a="http://schemas.openxmlformats.org/drawingml/2006/main">
-              <a:graphicData uri="http://schemas.openxmlformats.org/drawingml/2006/picture">
-                <pic:pic xmlns:pic="http://schemas.openxmlformats.org/drawingml/2006/picture">
-                  <pic:nvPicPr>
-                    <pic:cNvPr id="1928797707" name=""/>
-                    <pic:cNvPicPr/>
-                  </pic:nvPicPr>
-                  <pic:blipFill>
-                    <a:blip r:embed="rId11"/>
-                    <a:stretch>
-                      <a:fillRect/>
-                    </a:stretch>
-                  </pic:blipFill>
-                  <pic:spPr>
-                    <a:xfrm>
-                      <a:off x="0" y="0"/>
-                      <a:ext cx="4870301" cy="2904214"/>
-                    </a:xfrm>
-                    <a:prstGeom prst="rect">
-                      <a:avLst/>
-                    </a:prstGeom>
-                  </pic:spPr>
-                </pic:pic>
-              </a:graphicData>
-            </a:graphic>
-          </wp:inline>
-        </w:drawing>
-      </w:r>
     </w:p>
     <w:p>
       <w:pPr>
@@ -10646,46 +10606,6 @@
           <w:shd w:val="clear" w:color="auto" w:fill="FFFFFF"/>
         </w:rPr>
       </w:pPr>
-      <w:r>
-        <w:rPr>
-          <w:noProof/>
-        </w:rPr>
-        <w:drawing>
-          <wp:inline distT="0" distB="0" distL="0" distR="0" wp14:anchorId="473C9227" wp14:editId="2142170E">
-            <wp:extent cx="3593123" cy="1687729"/>
-            <wp:effectExtent l="0" t="0" r="0" b="0"/>
-            <wp:docPr id="2057234970" name="Рисунок 1"/>
-            <wp:cNvGraphicFramePr>
-              <a:graphicFrameLocks xmlns:a="http://schemas.openxmlformats.org/drawingml/2006/main" noChangeAspect="1"/>
-            </wp:cNvGraphicFramePr>
-            <a:graphic xmlns:a="http://schemas.openxmlformats.org/drawingml/2006/main">
-              <a:graphicData uri="http://schemas.openxmlformats.org/drawingml/2006/picture">
-                <pic:pic xmlns:pic="http://schemas.openxmlformats.org/drawingml/2006/picture">
-                  <pic:nvPicPr>
-                    <pic:cNvPr id="2057234970" name=""/>
-                    <pic:cNvPicPr/>
-                  </pic:nvPicPr>
-                  <pic:blipFill>
-                    <a:blip r:embed="rId12"/>
-                    <a:stretch>
-                      <a:fillRect/>
-                    </a:stretch>
-                  </pic:blipFill>
-                  <pic:spPr>
-                    <a:xfrm>
-                      <a:off x="0" y="0"/>
-                      <a:ext cx="3635047" cy="1707421"/>
-                    </a:xfrm>
-                    <a:prstGeom prst="rect">
-                      <a:avLst/>
-                    </a:prstGeom>
-                  </pic:spPr>
-                </pic:pic>
-              </a:graphicData>
-            </a:graphic>
-          </wp:inline>
-        </w:drawing>
-      </w:r>
     </w:p>
     <w:p>
       <w:pPr>
@@ -10789,47 +10709,6 @@
           <w:szCs w:val="28"/>
         </w:rPr>
       </w:pPr>
-      <w:r>
-        <w:rPr>
-          <w:noProof/>
-        </w:rPr>
-        <w:lastRenderedPageBreak/>
-        <w:drawing>
-          <wp:inline distT="0" distB="0" distL="0" distR="0" wp14:anchorId="5FE65066" wp14:editId="256303A2">
-            <wp:extent cx="3487615" cy="1633952"/>
-            <wp:effectExtent l="0" t="0" r="0" b="0"/>
-            <wp:docPr id="650397813" name="Рисунок 1"/>
-            <wp:cNvGraphicFramePr>
-              <a:graphicFrameLocks xmlns:a="http://schemas.openxmlformats.org/drawingml/2006/main" noChangeAspect="1"/>
-            </wp:cNvGraphicFramePr>
-            <a:graphic xmlns:a="http://schemas.openxmlformats.org/drawingml/2006/main">
-              <a:graphicData uri="http://schemas.openxmlformats.org/drawingml/2006/picture">
-                <pic:pic xmlns:pic="http://schemas.openxmlformats.org/drawingml/2006/picture">
-                  <pic:nvPicPr>
-                    <pic:cNvPr id="650397813" name=""/>
-                    <pic:cNvPicPr/>
-                  </pic:nvPicPr>
-                  <pic:blipFill>
-                    <a:blip r:embed="rId13"/>
-                    <a:stretch>
-                      <a:fillRect/>
-                    </a:stretch>
-                  </pic:blipFill>
-                  <pic:spPr>
-                    <a:xfrm>
-                      <a:off x="0" y="0"/>
-                      <a:ext cx="3500216" cy="1639855"/>
-                    </a:xfrm>
-                    <a:prstGeom prst="rect">
-                      <a:avLst/>
-                    </a:prstGeom>
-                  </pic:spPr>
-                </pic:pic>
-              </a:graphicData>
-            </a:graphic>
-          </wp:inline>
-        </w:drawing>
-      </w:r>
     </w:p>
     <w:p>
       <w:pPr>
@@ -10935,46 +10814,6 @@
           <w:szCs w:val="28"/>
         </w:rPr>
       </w:pPr>
-      <w:r>
-        <w:rPr>
-          <w:noProof/>
-        </w:rPr>
-        <w:drawing>
-          <wp:inline distT="0" distB="0" distL="0" distR="0" wp14:anchorId="26A943D3" wp14:editId="469BCC6B">
-            <wp:extent cx="3487615" cy="1633952"/>
-            <wp:effectExtent l="0" t="0" r="0" b="0"/>
-            <wp:docPr id="4" name="Рисунок 1"/>
-            <wp:cNvGraphicFramePr>
-              <a:graphicFrameLocks xmlns:a="http://schemas.openxmlformats.org/drawingml/2006/main" noChangeAspect="1"/>
-            </wp:cNvGraphicFramePr>
-            <a:graphic xmlns:a="http://schemas.openxmlformats.org/drawingml/2006/main">
-              <a:graphicData uri="http://schemas.openxmlformats.org/drawingml/2006/picture">
-                <pic:pic xmlns:pic="http://schemas.openxmlformats.org/drawingml/2006/picture">
-                  <pic:nvPicPr>
-                    <pic:cNvPr id="650397813" name=""/>
-                    <pic:cNvPicPr/>
-                  </pic:nvPicPr>
-                  <pic:blipFill>
-                    <a:blip r:embed="rId13"/>
-                    <a:stretch>
-                      <a:fillRect/>
-                    </a:stretch>
-                  </pic:blipFill>
-                  <pic:spPr>
-                    <a:xfrm>
-                      <a:off x="0" y="0"/>
-                      <a:ext cx="3500216" cy="1639855"/>
-                    </a:xfrm>
-                    <a:prstGeom prst="rect">
-                      <a:avLst/>
-                    </a:prstGeom>
-                  </pic:spPr>
-                </pic:pic>
-              </a:graphicData>
-            </a:graphic>
-          </wp:inline>
-        </w:drawing>
-      </w:r>
     </w:p>
     <w:p>
       <w:pPr>
@@ -11098,22 +10937,6 @@
     </w:p>
     <w:p>
       <w:pPr>
-        <w:spacing w:after="160" w:line="259" w:lineRule="auto"/>
-        <w:rPr>
-          <w:sz w:val="28"/>
-          <w:szCs w:val="28"/>
-        </w:rPr>
-      </w:pPr>
-      <w:r>
-        <w:rPr>
-          <w:sz w:val="28"/>
-          <w:szCs w:val="28"/>
-        </w:rPr>
-        <w:br w:type="page"/>
-      </w:r>
-    </w:p>
-    <w:p>
-      <w:pPr>
         <w:spacing w:line="360" w:lineRule="auto"/>
         <w:ind w:firstLine="709"/>
         <w:contextualSpacing/>
@@ -11270,6 +11093,7 @@
       </w:pPr>
       <w:r>
         <w:rPr>
+          <w:noProof/>
           <w:sz w:val="28"/>
           <w:szCs w:val="28"/>
         </w:rPr>
@@ -11289,7 +11113,7 @@
                     <pic:cNvPicPr/>
                   </pic:nvPicPr>
                   <pic:blipFill>
-                    <a:blip r:embed="rId14"/>
+                    <a:blip r:embed="rId11"/>
                     <a:stretch>
                       <a:fillRect/>
                     </a:stretch>
@@ -11636,6 +11460,22 @@
     </w:p>
     <w:p>
       <w:pPr>
+        <w:spacing w:after="160" w:line="259" w:lineRule="auto"/>
+        <w:rPr>
+          <w:sz w:val="28"/>
+          <w:szCs w:val="28"/>
+        </w:rPr>
+      </w:pPr>
+      <w:r>
+        <w:rPr>
+          <w:sz w:val="28"/>
+          <w:szCs w:val="28"/>
+        </w:rPr>
+        <w:br w:type="page"/>
+      </w:r>
+    </w:p>
+    <w:p>
+      <w:pPr>
         <w:spacing w:line="360" w:lineRule="auto"/>
         <w:ind w:firstLine="709"/>
         <w:jc w:val="both"/>
@@ -11655,6 +11495,47 @@
           <w:szCs w:val="28"/>
         </w:rPr>
       </w:pPr>
+      <w:r>
+        <w:rPr>
+          <w:sz w:val="28"/>
+          <w:szCs w:val="28"/>
+        </w:rPr>
+        <w:drawing>
+          <wp:inline distT="0" distB="0" distL="0" distR="0" wp14:anchorId="35C5DFF4" wp14:editId="2097A178">
+            <wp:extent cx="6299835" cy="6444615"/>
+            <wp:effectExtent l="0" t="0" r="5715" b="0"/>
+            <wp:docPr id="7" name="Рисунок 7"/>
+            <wp:cNvGraphicFramePr>
+              <a:graphicFrameLocks xmlns:a="http://schemas.openxmlformats.org/drawingml/2006/main" noChangeAspect="1"/>
+            </wp:cNvGraphicFramePr>
+            <a:graphic xmlns:a="http://schemas.openxmlformats.org/drawingml/2006/main">
+              <a:graphicData uri="http://schemas.openxmlformats.org/drawingml/2006/picture">
+                <pic:pic xmlns:pic="http://schemas.openxmlformats.org/drawingml/2006/picture">
+                  <pic:nvPicPr>
+                    <pic:cNvPr id="1" name=""/>
+                    <pic:cNvPicPr/>
+                  </pic:nvPicPr>
+                  <pic:blipFill>
+                    <a:blip r:embed="rId12"/>
+                    <a:stretch>
+                      <a:fillRect/>
+                    </a:stretch>
+                  </pic:blipFill>
+                  <pic:spPr>
+                    <a:xfrm>
+                      <a:off x="0" y="0"/>
+                      <a:ext cx="6299835" cy="6444615"/>
+                    </a:xfrm>
+                    <a:prstGeom prst="rect">
+                      <a:avLst/>
+                    </a:prstGeom>
+                  </pic:spPr>
+                </pic:pic>
+              </a:graphicData>
+            </a:graphic>
+          </wp:inline>
+        </w:drawing>
+      </w:r>
     </w:p>
     <w:p>
       <w:pPr>
@@ -11883,6 +11764,7 @@
       <w:bookmarkStart w:id="81" w:name="_Toc105597152"/>
       <w:bookmarkStart w:id="82" w:name="_Toc164804158"/>
       <w:r>
+        <w:lastRenderedPageBreak/>
         <w:t xml:space="preserve">3.4 </w:t>
       </w:r>
       <w:r>
@@ -13045,7 +12927,7 @@
             </w:rPr>
             <w:t xml:space="preserve">[Электронный ресурс]: – Режим доступа: </w:t>
           </w:r>
-          <w:hyperlink r:id="rId15" w:history="1">
+          <w:hyperlink r:id="rId13" w:history="1">
             <w:r>
               <w:rPr>
                 <w:color w:val="000000" w:themeColor="text1"/>
@@ -25520,10 +25402,10 @@
       </w:pPr>
     </w:p>
     <w:sectPr>
-      <w:headerReference w:type="default" r:id="rId16"/>
-      <w:footerReference w:type="default" r:id="rId17"/>
-      <w:headerReference w:type="first" r:id="rId18"/>
-      <w:footerReference w:type="first" r:id="rId19"/>
+      <w:headerReference w:type="default" r:id="rId14"/>
+      <w:footerReference w:type="default" r:id="rId15"/>
+      <w:headerReference w:type="first" r:id="rId16"/>
+      <w:footerReference w:type="first" r:id="rId17"/>
       <w:pgSz w:w="11906" w:h="16838" w:code="9"/>
       <w:pgMar w:top="851" w:right="567" w:bottom="1134" w:left="1418" w:header="284" w:footer="0" w:gutter="0"/>
       <w:cols w:space="708"/>

--- a/ПЗ_КП_Журавлева.docx
+++ b/ПЗ_КП_Журавлева.docx
@@ -80,23 +80,7 @@
           <w:sz w:val="28"/>
           <w:szCs w:val="28"/>
         </w:rPr>
-        <w:t>(</w:t>
-      </w:r>
-      <w:proofErr w:type="spellStart"/>
-      <w:r>
-        <w:rPr>
-          <w:sz w:val="28"/>
-          <w:szCs w:val="28"/>
-        </w:rPr>
-        <w:t>ВлГУ</w:t>
-      </w:r>
-      <w:proofErr w:type="spellEnd"/>
-      <w:r>
-        <w:rPr>
-          <w:sz w:val="28"/>
-          <w:szCs w:val="28"/>
-        </w:rPr>
-        <w:t>)</w:t>
+        <w:t>(ВлГУ)</w:t>
       </w:r>
     </w:p>
     <w:p>
@@ -4091,23 +4075,7 @@
           <w:sz w:val="28"/>
           <w:szCs w:val="28"/>
         </w:rPr>
-        <w:t xml:space="preserve">В процессе разработки веб‑приложения исследовались существующие решения, которые обеспечивают онлайн‑продажу билетов, отображение расписания музеев и управление посещениями. Анализ позволил выявить сильные и слабые стороны аналогичных сервисов и обосновать </w:t>
-      </w:r>
-      <w:proofErr w:type="gramStart"/>
-      <w:r>
-        <w:rPr>
-          <w:sz w:val="28"/>
-          <w:szCs w:val="28"/>
-        </w:rPr>
-        <w:t>необходимость создания</w:t>
-      </w:r>
-      <w:proofErr w:type="gramEnd"/>
-      <w:r>
-        <w:rPr>
-          <w:sz w:val="28"/>
-          <w:szCs w:val="28"/>
-        </w:rPr>
-        <w:t xml:space="preserve"> специализированного веб‑приложения для управления музейными комплексами и экспозициями.</w:t>
+        <w:t>В процессе разработки веб‑приложения исследовались существующие решения, которые обеспечивают онлайн‑продажу билетов, отображение расписания музеев и управление посещениями. Анализ позволил выявить сильные и слабые стороны аналогичных сервисов и обосновать необходимость создания специализированного веб‑приложения для управления музейными комплексами и экспозициями.</w:t>
       </w:r>
     </w:p>
     <w:p>
@@ -4934,46 +4902,6 @@
           <w:szCs w:val="28"/>
         </w:rPr>
         <w:t>Пользователь (1) – заказ (м).</w:t>
-      </w:r>
-    </w:p>
-    <w:p>
-      <w:pPr>
-        <w:spacing w:line="360" w:lineRule="auto"/>
-        <w:ind w:firstLine="709"/>
-        <w:jc w:val="both"/>
-        <w:rPr>
-          <w:sz w:val="28"/>
-          <w:szCs w:val="28"/>
-        </w:rPr>
-      </w:pPr>
-      <w:r>
-        <w:rPr>
-          <w:sz w:val="28"/>
-          <w:szCs w:val="28"/>
-        </w:rPr>
-        <w:t xml:space="preserve">На рисунках 1 – 2 показана структура базы данных в виде </w:t>
-      </w:r>
-      <w:r>
-        <w:rPr>
-          <w:sz w:val="28"/>
-          <w:szCs w:val="28"/>
-          <w:lang w:val="en-US"/>
-        </w:rPr>
-        <w:t>ER</w:t>
-      </w:r>
-      <w:r>
-        <w:rPr>
-          <w:sz w:val="28"/>
-          <w:szCs w:val="28"/>
-        </w:rPr>
-        <w:t>-</w:t>
-      </w:r>
-      <w:r>
-        <w:rPr>
-          <w:sz w:val="28"/>
-          <w:szCs w:val="28"/>
-        </w:rPr>
-        <w:t>диаграммы в нотации Чена и Мартина соответственно.</w:t>
       </w:r>
     </w:p>
     <w:p>
@@ -5507,19 +5435,11 @@
                 <w:color w:val="2E74B5" w:themeColor="accent5" w:themeShade="BF"/>
               </w:rPr>
             </w:pPr>
-            <w:proofErr w:type="spellStart"/>
             <w:r>
               <w:rPr>
                 <w:color w:val="000000" w:themeColor="text1"/>
               </w:rPr>
-              <w:t>MuseumComplex</w:t>
-            </w:r>
-            <w:proofErr w:type="spellEnd"/>
-            <w:r>
-              <w:rPr>
-                <w:color w:val="000000" w:themeColor="text1"/>
-              </w:rPr>
-              <w:t xml:space="preserve"> (Музейный комплекс)</w:t>
+              <w:t>MuseumComplex (Музейный комплекс)</w:t>
             </w:r>
           </w:p>
         </w:tc>
@@ -5605,11 +5525,9 @@
             <w:vAlign w:val="center"/>
           </w:tcPr>
           <w:p>
-            <w:proofErr w:type="spellStart"/>
             <w:r>
               <w:t>MuseumComplexID</w:t>
             </w:r>
-            <w:proofErr w:type="spellEnd"/>
           </w:p>
         </w:tc>
         <w:tc>
@@ -5684,13 +5602,8 @@
                 <w:lang w:val="en-US"/>
               </w:rPr>
             </w:pPr>
-            <w:proofErr w:type="gramStart"/>
-            <w:r>
-              <w:t>NVARCHAR(</w:t>
-            </w:r>
-            <w:proofErr w:type="gramEnd"/>
-            <w:r>
-              <w:t>255)</w:t>
+            <w:r>
+              <w:t>NVARCHAR(255)</w:t>
             </w:r>
           </w:p>
         </w:tc>
@@ -5758,11 +5671,9 @@
             <w:vAlign w:val="center"/>
           </w:tcPr>
           <w:p>
-            <w:proofErr w:type="spellStart"/>
             <w:r>
               <w:t>MuseumID</w:t>
             </w:r>
-            <w:proofErr w:type="spellEnd"/>
           </w:p>
         </w:tc>
         <w:tc>
@@ -5825,11 +5736,9 @@
             <w:vAlign w:val="center"/>
           </w:tcPr>
           <w:p>
-            <w:proofErr w:type="spellStart"/>
             <w:r>
               <w:t>MuseumComplexID</w:t>
             </w:r>
-            <w:proofErr w:type="spellEnd"/>
           </w:p>
         </w:tc>
         <w:tc>
@@ -5904,13 +5813,8 @@
                 <w:lang w:val="en-US"/>
               </w:rPr>
             </w:pPr>
-            <w:proofErr w:type="gramStart"/>
-            <w:r>
-              <w:t>NVARCHAR(</w:t>
-            </w:r>
-            <w:proofErr w:type="gramEnd"/>
-            <w:r>
-              <w:t>255)</w:t>
+            <w:r>
+              <w:t>NVARCHAR(255)</w:t>
             </w:r>
           </w:p>
         </w:tc>
@@ -5970,13 +5874,8 @@
                 <w:lang w:val="en-US"/>
               </w:rPr>
             </w:pPr>
-            <w:proofErr w:type="gramStart"/>
-            <w:r>
-              <w:t>NVARCHAR(</w:t>
-            </w:r>
-            <w:proofErr w:type="gramEnd"/>
-            <w:r>
-              <w:t>50)</w:t>
+            <w:r>
+              <w:t>NVARCHAR(50)</w:t>
             </w:r>
           </w:p>
         </w:tc>
@@ -6036,13 +5935,8 @@
                 <w:lang w:val="en-US"/>
               </w:rPr>
             </w:pPr>
-            <w:proofErr w:type="gramStart"/>
-            <w:r>
-              <w:t>NVARCHAR(</w:t>
-            </w:r>
-            <w:proofErr w:type="gramEnd"/>
-            <w:r>
-              <w:t>50)</w:t>
+            <w:r>
+              <w:t>NVARCHAR(50)</w:t>
             </w:r>
           </w:p>
         </w:tc>
@@ -6102,13 +5996,8 @@
                 <w:lang w:val="en-US"/>
               </w:rPr>
             </w:pPr>
-            <w:proofErr w:type="gramStart"/>
-            <w:r>
-              <w:t>NVARCHAR(</w:t>
-            </w:r>
-            <w:proofErr w:type="gramEnd"/>
-            <w:r>
-              <w:t>5)</w:t>
+            <w:r>
+              <w:t>NVARCHAR(5)</w:t>
             </w:r>
           </w:p>
         </w:tc>
@@ -6149,13 +6038,8 @@
             <w:pPr>
               <w:jc w:val="center"/>
             </w:pPr>
-            <w:proofErr w:type="spellStart"/>
-            <w:r>
-              <w:t>MuseumSchedule</w:t>
-            </w:r>
-            <w:proofErr w:type="spellEnd"/>
-            <w:r>
-              <w:t xml:space="preserve"> (График работы музея)</w:t>
+            <w:r>
+              <w:t>MuseumSchedule (График работы музея)</w:t>
             </w:r>
           </w:p>
         </w:tc>
@@ -6181,11 +6065,9 @@
             <w:vAlign w:val="center"/>
           </w:tcPr>
           <w:p>
-            <w:proofErr w:type="spellStart"/>
             <w:r>
               <w:t>MuseumScheduleID</w:t>
             </w:r>
-            <w:proofErr w:type="spellEnd"/>
           </w:p>
         </w:tc>
         <w:tc>
@@ -6243,11 +6125,9 @@
             <w:vAlign w:val="center"/>
           </w:tcPr>
           <w:p>
-            <w:proofErr w:type="spellStart"/>
             <w:r>
               <w:t>MuseumID</w:t>
             </w:r>
-            <w:proofErr w:type="spellEnd"/>
           </w:p>
         </w:tc>
         <w:tc>
@@ -6301,11 +6181,9 @@
             <w:vAlign w:val="center"/>
           </w:tcPr>
           <w:p>
-            <w:proofErr w:type="spellStart"/>
             <w:r>
               <w:t>StartDate</w:t>
             </w:r>
-            <w:proofErr w:type="spellEnd"/>
           </w:p>
         </w:tc>
         <w:tc>
@@ -6359,11 +6237,9 @@
             <w:vAlign w:val="center"/>
           </w:tcPr>
           <w:p>
-            <w:proofErr w:type="spellStart"/>
             <w:r>
               <w:t>EndDate</w:t>
             </w:r>
-            <w:proofErr w:type="spellEnd"/>
           </w:p>
         </w:tc>
         <w:tc>
@@ -6417,11 +6293,9 @@
             <w:vAlign w:val="center"/>
           </w:tcPr>
           <w:p>
-            <w:proofErr w:type="spellStart"/>
             <w:r>
               <w:t>OpenTime</w:t>
             </w:r>
-            <w:proofErr w:type="spellEnd"/>
           </w:p>
         </w:tc>
         <w:tc>
@@ -6475,11 +6349,9 @@
             <w:vAlign w:val="center"/>
           </w:tcPr>
           <w:p>
-            <w:proofErr w:type="spellStart"/>
             <w:r>
               <w:t>CloseTime</w:t>
             </w:r>
-            <w:proofErr w:type="spellEnd"/>
           </w:p>
         </w:tc>
         <w:tc>
@@ -6575,13 +6447,8 @@
             <w:pPr>
               <w:jc w:val="center"/>
             </w:pPr>
-            <w:proofErr w:type="spellStart"/>
-            <w:r>
-              <w:t>ScheduleDays</w:t>
-            </w:r>
-            <w:proofErr w:type="spellEnd"/>
-            <w:r>
-              <w:t xml:space="preserve"> (Дни недели для графика)</w:t>
+            <w:r>
+              <w:t>ScheduleDays (Дни недели для графика)</w:t>
             </w:r>
           </w:p>
         </w:tc>
@@ -6607,11 +6474,9 @@
             <w:vAlign w:val="center"/>
           </w:tcPr>
           <w:p>
-            <w:proofErr w:type="spellStart"/>
             <w:r>
               <w:t>ScheduleDaysID</w:t>
             </w:r>
-            <w:proofErr w:type="spellEnd"/>
           </w:p>
         </w:tc>
         <w:tc>
@@ -6669,11 +6534,9 @@
             <w:vAlign w:val="center"/>
           </w:tcPr>
           <w:p>
-            <w:proofErr w:type="spellStart"/>
             <w:r>
               <w:t>MuseumScheduleID</w:t>
             </w:r>
-            <w:proofErr w:type="spellEnd"/>
           </w:p>
         </w:tc>
         <w:tc>
@@ -6727,11 +6590,9 @@
             <w:vAlign w:val="center"/>
           </w:tcPr>
           <w:p>
-            <w:proofErr w:type="spellStart"/>
             <w:r>
               <w:t>WeekDay</w:t>
             </w:r>
-            <w:proofErr w:type="spellEnd"/>
           </w:p>
         </w:tc>
         <w:tc>
@@ -6782,13 +6643,8 @@
             <w:pPr>
               <w:jc w:val="center"/>
             </w:pPr>
-            <w:proofErr w:type="spellStart"/>
-            <w:r>
-              <w:t>ScheduleExceptions</w:t>
-            </w:r>
-            <w:proofErr w:type="spellEnd"/>
-            <w:r>
-              <w:t xml:space="preserve"> (Исключения графика)</w:t>
+            <w:r>
+              <w:t>ScheduleExceptions (Исключения графика)</w:t>
             </w:r>
           </w:p>
         </w:tc>
@@ -6814,11 +6670,9 @@
             <w:vAlign w:val="center"/>
           </w:tcPr>
           <w:p>
-            <w:proofErr w:type="spellStart"/>
             <w:r>
               <w:t>ScheduleExceptionsID</w:t>
             </w:r>
-            <w:proofErr w:type="spellEnd"/>
           </w:p>
         </w:tc>
         <w:tc>
@@ -6876,11 +6730,9 @@
             <w:vAlign w:val="center"/>
           </w:tcPr>
           <w:p>
-            <w:proofErr w:type="spellStart"/>
             <w:r>
               <w:t>MuseumScheduleID</w:t>
             </w:r>
-            <w:proofErr w:type="spellEnd"/>
           </w:p>
         </w:tc>
         <w:tc>
@@ -6934,11 +6786,9 @@
             <w:vAlign w:val="center"/>
           </w:tcPr>
           <w:p>
-            <w:proofErr w:type="spellStart"/>
             <w:r>
               <w:t>ExceptionDate</w:t>
             </w:r>
-            <w:proofErr w:type="spellEnd"/>
           </w:p>
         </w:tc>
         <w:tc>
@@ -6992,11 +6842,9 @@
             <w:vAlign w:val="center"/>
           </w:tcPr>
           <w:p>
-            <w:proofErr w:type="spellStart"/>
             <w:r>
               <w:t>IsOpen</w:t>
             </w:r>
-            <w:proofErr w:type="spellEnd"/>
           </w:p>
         </w:tc>
         <w:tc>
@@ -7050,11 +6898,9 @@
             <w:vAlign w:val="center"/>
           </w:tcPr>
           <w:p>
-            <w:proofErr w:type="spellStart"/>
             <w:r>
               <w:t>OpenTime</w:t>
             </w:r>
-            <w:proofErr w:type="spellEnd"/>
           </w:p>
         </w:tc>
         <w:tc>
@@ -7108,11 +6954,9 @@
             <w:vAlign w:val="center"/>
           </w:tcPr>
           <w:p>
-            <w:proofErr w:type="spellStart"/>
             <w:r>
               <w:t>CloseTime</w:t>
             </w:r>
-            <w:proofErr w:type="spellEnd"/>
           </w:p>
         </w:tc>
         <w:tc>
@@ -7163,13 +7007,8 @@
             <w:pPr>
               <w:jc w:val="center"/>
             </w:pPr>
-            <w:proofErr w:type="spellStart"/>
-            <w:r>
-              <w:t>Exhibition</w:t>
-            </w:r>
-            <w:proofErr w:type="spellEnd"/>
-            <w:r>
-              <w:t xml:space="preserve"> (Экспозиция)</w:t>
+            <w:r>
+              <w:t>Exhibition (Экспозиция)</w:t>
             </w:r>
           </w:p>
         </w:tc>
@@ -7195,11 +7034,9 @@
             <w:vAlign w:val="center"/>
           </w:tcPr>
           <w:p>
-            <w:proofErr w:type="spellStart"/>
             <w:r>
               <w:t>ExhibitionID</w:t>
             </w:r>
-            <w:proofErr w:type="spellEnd"/>
           </w:p>
         </w:tc>
         <w:tc>
@@ -7264,13 +7101,8 @@
             <w:vAlign w:val="center"/>
           </w:tcPr>
           <w:p>
-            <w:proofErr w:type="gramStart"/>
-            <w:r>
-              <w:t>NVARCHAR(</w:t>
-            </w:r>
-            <w:proofErr w:type="gramEnd"/>
-            <w:r>
-              <w:t>255)</w:t>
+            <w:r>
+              <w:t>NVARCHAR(255)</w:t>
             </w:r>
           </w:p>
         </w:tc>
@@ -7325,13 +7157,8 @@
             <w:vAlign w:val="center"/>
           </w:tcPr>
           <w:p>
-            <w:proofErr w:type="gramStart"/>
-            <w:r>
-              <w:t>NVARCHAR(</w:t>
-            </w:r>
-            <w:proofErr w:type="gramEnd"/>
-            <w:r>
-              <w:t>255)</w:t>
+            <w:r>
+              <w:t>NVARCHAR(255)</w:t>
             </w:r>
           </w:p>
         </w:tc>
@@ -7372,13 +7199,8 @@
             <w:pPr>
               <w:jc w:val="center"/>
             </w:pPr>
-            <w:proofErr w:type="spellStart"/>
-            <w:r>
-              <w:t>MuseumExhibition</w:t>
-            </w:r>
-            <w:proofErr w:type="spellEnd"/>
-            <w:r>
-              <w:t xml:space="preserve"> (Музей–Экспозиция)</w:t>
+            <w:r>
+              <w:t>MuseumExhibition (Музей–Экспозиция)</w:t>
             </w:r>
           </w:p>
         </w:tc>
@@ -7404,11 +7226,9 @@
             <w:vAlign w:val="center"/>
           </w:tcPr>
           <w:p>
-            <w:proofErr w:type="spellStart"/>
             <w:r>
               <w:t>MuseumExhibitionID</w:t>
             </w:r>
-            <w:proofErr w:type="spellEnd"/>
           </w:p>
         </w:tc>
         <w:tc>
@@ -7466,11 +7286,9 @@
             <w:vAlign w:val="center"/>
           </w:tcPr>
           <w:p>
-            <w:proofErr w:type="spellStart"/>
             <w:r>
               <w:t>MuseumID</w:t>
             </w:r>
-            <w:proofErr w:type="spellEnd"/>
           </w:p>
         </w:tc>
         <w:tc>
@@ -7528,11 +7346,9 @@
             <w:vAlign w:val="center"/>
           </w:tcPr>
           <w:p>
-            <w:proofErr w:type="spellStart"/>
             <w:r>
               <w:t>ExhibitionID</w:t>
             </w:r>
-            <w:proofErr w:type="spellEnd"/>
           </w:p>
         </w:tc>
         <w:tc>
@@ -7586,11 +7402,9 @@
             <w:vAlign w:val="center"/>
           </w:tcPr>
           <w:p>
-            <w:proofErr w:type="spellStart"/>
             <w:r>
               <w:t>StartDate</w:t>
             </w:r>
-            <w:proofErr w:type="spellEnd"/>
           </w:p>
         </w:tc>
         <w:tc>
@@ -7644,11 +7458,9 @@
             <w:vAlign w:val="center"/>
           </w:tcPr>
           <w:p>
-            <w:proofErr w:type="spellStart"/>
             <w:r>
               <w:t>EndDate</w:t>
             </w:r>
-            <w:proofErr w:type="spellEnd"/>
           </w:p>
         </w:tc>
         <w:tc>
@@ -7753,13 +7565,8 @@
             <w:pPr>
               <w:jc w:val="center"/>
             </w:pPr>
-            <w:proofErr w:type="spellStart"/>
-            <w:r>
-              <w:t>Ticket</w:t>
-            </w:r>
-            <w:proofErr w:type="spellEnd"/>
-            <w:r>
-              <w:t xml:space="preserve"> (Билет)</w:t>
+            <w:r>
+              <w:t>Ticket (Билет)</w:t>
             </w:r>
           </w:p>
         </w:tc>
@@ -7785,11 +7592,9 @@
             <w:vAlign w:val="center"/>
           </w:tcPr>
           <w:p>
-            <w:proofErr w:type="spellStart"/>
             <w:r>
               <w:t>TicketID</w:t>
             </w:r>
-            <w:proofErr w:type="spellEnd"/>
           </w:p>
         </w:tc>
         <w:tc>
@@ -7847,11 +7652,9 @@
             <w:vAlign w:val="center"/>
           </w:tcPr>
           <w:p>
-            <w:proofErr w:type="spellStart"/>
             <w:r>
               <w:t>ExhibitionID</w:t>
             </w:r>
-            <w:proofErr w:type="spellEnd"/>
           </w:p>
         </w:tc>
         <w:tc>
@@ -7916,13 +7719,8 @@
             <w:vAlign w:val="center"/>
           </w:tcPr>
           <w:p>
-            <w:proofErr w:type="gramStart"/>
-            <w:r>
-              <w:t>NVARCHAR(</w:t>
-            </w:r>
-            <w:proofErr w:type="gramEnd"/>
-            <w:r>
-              <w:t>50)</w:t>
+            <w:r>
+              <w:t>NVARCHAR(50)</w:t>
             </w:r>
           </w:p>
         </w:tc>
@@ -7977,13 +7775,8 @@
             <w:vAlign w:val="center"/>
           </w:tcPr>
           <w:p>
-            <w:proofErr w:type="gramStart"/>
-            <w:r>
-              <w:t>NVARCHAR(</w:t>
-            </w:r>
-            <w:proofErr w:type="gramEnd"/>
-            <w:r>
-              <w:t>20)</w:t>
+            <w:r>
+              <w:t>NVARCHAR(20)</w:t>
             </w:r>
           </w:p>
         </w:tc>
@@ -8027,11 +7820,9 @@
             <w:vAlign w:val="center"/>
           </w:tcPr>
           <w:p>
-            <w:proofErr w:type="spellStart"/>
             <w:r>
               <w:t>AvailableQuantity</w:t>
             </w:r>
-            <w:proofErr w:type="spellEnd"/>
           </w:p>
         </w:tc>
         <w:tc>
@@ -8082,13 +7873,8 @@
             <w:pPr>
               <w:jc w:val="center"/>
             </w:pPr>
-            <w:proofErr w:type="spellStart"/>
-            <w:r>
-              <w:t>TicketPrice</w:t>
-            </w:r>
-            <w:proofErr w:type="spellEnd"/>
-            <w:r>
-              <w:t xml:space="preserve"> (Цена билета)</w:t>
+            <w:r>
+              <w:t>TicketPrice (Цена билета)</w:t>
             </w:r>
           </w:p>
         </w:tc>
@@ -8114,11 +7900,9 @@
             <w:vAlign w:val="center"/>
           </w:tcPr>
           <w:p>
-            <w:proofErr w:type="spellStart"/>
             <w:r>
               <w:t>TicketPriceID</w:t>
             </w:r>
-            <w:proofErr w:type="spellEnd"/>
           </w:p>
         </w:tc>
         <w:tc>
@@ -8176,11 +7960,9 @@
             <w:vAlign w:val="center"/>
           </w:tcPr>
           <w:p>
-            <w:proofErr w:type="spellStart"/>
             <w:r>
               <w:t>TicketID</w:t>
             </w:r>
-            <w:proofErr w:type="spellEnd"/>
           </w:p>
         </w:tc>
         <w:tc>
@@ -8290,11 +8072,9 @@
             <w:vAlign w:val="center"/>
           </w:tcPr>
           <w:p>
-            <w:proofErr w:type="spellStart"/>
             <w:r>
               <w:t>StartDate</w:t>
             </w:r>
-            <w:proofErr w:type="spellEnd"/>
           </w:p>
         </w:tc>
         <w:tc>
@@ -8348,11 +8128,9 @@
             <w:vAlign w:val="center"/>
           </w:tcPr>
           <w:p>
-            <w:proofErr w:type="spellStart"/>
             <w:r>
               <w:t>EndDate</w:t>
             </w:r>
-            <w:proofErr w:type="spellEnd"/>
           </w:p>
         </w:tc>
         <w:tc>
@@ -8430,11 +8208,9 @@
             <w:vAlign w:val="center"/>
           </w:tcPr>
           <w:p>
-            <w:proofErr w:type="spellStart"/>
             <w:r>
               <w:t>UserID</w:t>
             </w:r>
-            <w:proofErr w:type="spellEnd"/>
           </w:p>
         </w:tc>
         <w:tc>
@@ -8499,13 +8275,8 @@
             <w:vAlign w:val="center"/>
           </w:tcPr>
           <w:p>
-            <w:proofErr w:type="gramStart"/>
-            <w:r>
-              <w:t>NVARCHAR(</w:t>
-            </w:r>
-            <w:proofErr w:type="gramEnd"/>
-            <w:r>
-              <w:t>50)</w:t>
+            <w:r>
+              <w:t>NVARCHAR(50)</w:t>
             </w:r>
           </w:p>
         </w:tc>
@@ -8560,13 +8331,8 @@
             <w:vAlign w:val="center"/>
           </w:tcPr>
           <w:p>
-            <w:proofErr w:type="gramStart"/>
-            <w:r>
-              <w:t>NVARCHAR(</w:t>
-            </w:r>
-            <w:proofErr w:type="gramEnd"/>
-            <w:r>
-              <w:t>50)</w:t>
+            <w:r>
+              <w:t>NVARCHAR(50)</w:t>
             </w:r>
           </w:p>
         </w:tc>
@@ -8610,11 +8376,9 @@
             <w:vAlign w:val="center"/>
           </w:tcPr>
           <w:p>
-            <w:proofErr w:type="spellStart"/>
             <w:r>
               <w:t>MiddleName</w:t>
             </w:r>
-            <w:proofErr w:type="spellEnd"/>
           </w:p>
         </w:tc>
         <w:tc>
@@ -8623,13 +8387,8 @@
             <w:vAlign w:val="center"/>
           </w:tcPr>
           <w:p>
-            <w:proofErr w:type="gramStart"/>
-            <w:r>
-              <w:t>NVARCHAR(</w:t>
-            </w:r>
-            <w:proofErr w:type="gramEnd"/>
-            <w:r>
-              <w:t>50)</w:t>
+            <w:r>
+              <w:t>NVARCHAR(50)</w:t>
             </w:r>
           </w:p>
         </w:tc>
@@ -8673,11 +8432,9 @@
             <w:vAlign w:val="center"/>
           </w:tcPr>
           <w:p>
-            <w:proofErr w:type="spellStart"/>
             <w:r>
               <w:t>Email</w:t>
             </w:r>
-            <w:proofErr w:type="spellEnd"/>
           </w:p>
         </w:tc>
         <w:tc>
@@ -8686,13 +8443,8 @@
             <w:vAlign w:val="center"/>
           </w:tcPr>
           <w:p>
-            <w:proofErr w:type="gramStart"/>
-            <w:r>
-              <w:t>NVARCHAR(</w:t>
-            </w:r>
-            <w:proofErr w:type="gramEnd"/>
-            <w:r>
-              <w:t>50)</w:t>
+            <w:r>
+              <w:t>NVARCHAR(50)</w:t>
             </w:r>
           </w:p>
         </w:tc>
@@ -8747,13 +8499,8 @@
             <w:vAlign w:val="center"/>
           </w:tcPr>
           <w:p>
-            <w:proofErr w:type="gramStart"/>
-            <w:r>
-              <w:t>NVARCHAR(</w:t>
-            </w:r>
-            <w:proofErr w:type="gramEnd"/>
-            <w:r>
-              <w:t>20)</w:t>
+            <w:r>
+              <w:t>NVARCHAR(20)</w:t>
             </w:r>
           </w:p>
         </w:tc>
@@ -8808,13 +8555,8 @@
             <w:vAlign w:val="center"/>
           </w:tcPr>
           <w:p>
-            <w:proofErr w:type="gramStart"/>
-            <w:r>
-              <w:t>NVARCHAR(</w:t>
-            </w:r>
-            <w:proofErr w:type="gramEnd"/>
-            <w:r>
-              <w:t>100)</w:t>
+            <w:r>
+              <w:t>NVARCHAR(100)</w:t>
             </w:r>
           </w:p>
         </w:tc>
@@ -8858,11 +8600,9 @@
             <w:vAlign w:val="center"/>
           </w:tcPr>
           <w:p>
-            <w:proofErr w:type="spellStart"/>
             <w:r>
               <w:t>Role</w:t>
             </w:r>
-            <w:proofErr w:type="spellEnd"/>
           </w:p>
         </w:tc>
         <w:tc>
@@ -8871,13 +8611,8 @@
             <w:vAlign w:val="center"/>
           </w:tcPr>
           <w:p>
-            <w:proofErr w:type="gramStart"/>
-            <w:r>
-              <w:t>NVARCHAR(</w:t>
-            </w:r>
-            <w:proofErr w:type="gramEnd"/>
-            <w:r>
-              <w:t>50)</w:t>
+            <w:r>
+              <w:t>NVARCHAR(50)</w:t>
             </w:r>
           </w:p>
         </w:tc>
@@ -8971,13 +8706,8 @@
             <w:pPr>
               <w:jc w:val="center"/>
             </w:pPr>
-            <w:proofErr w:type="spellStart"/>
-            <w:r>
-              <w:t>Order</w:t>
-            </w:r>
-            <w:proofErr w:type="spellEnd"/>
-            <w:r>
-              <w:t xml:space="preserve"> (Заказ)</w:t>
+            <w:r>
+              <w:t>Order (Заказ)</w:t>
             </w:r>
           </w:p>
         </w:tc>
@@ -9003,11 +8733,9 @@
             <w:vAlign w:val="center"/>
           </w:tcPr>
           <w:p>
-            <w:proofErr w:type="spellStart"/>
             <w:r>
               <w:t>OrderID</w:t>
             </w:r>
-            <w:proofErr w:type="spellEnd"/>
           </w:p>
         </w:tc>
         <w:tc>
@@ -9065,11 +8793,9 @@
             <w:vAlign w:val="center"/>
           </w:tcPr>
           <w:p>
-            <w:proofErr w:type="spellStart"/>
             <w:r>
               <w:t>UserID</w:t>
             </w:r>
-            <w:proofErr w:type="spellEnd"/>
           </w:p>
         </w:tc>
         <w:tc>
@@ -9123,11 +8849,9 @@
             <w:vAlign w:val="center"/>
           </w:tcPr>
           <w:p>
-            <w:proofErr w:type="spellStart"/>
             <w:r>
               <w:t>OrderDate</w:t>
             </w:r>
-            <w:proofErr w:type="spellEnd"/>
           </w:p>
         </w:tc>
         <w:tc>
@@ -9192,13 +8916,8 @@
             <w:vAlign w:val="center"/>
           </w:tcPr>
           <w:p>
-            <w:proofErr w:type="gramStart"/>
-            <w:r>
-              <w:t>NVARCHAR(</w:t>
-            </w:r>
-            <w:proofErr w:type="gramEnd"/>
-            <w:r>
-              <w:t>50)</w:t>
+            <w:r>
+              <w:t>NVARCHAR(50)</w:t>
             </w:r>
           </w:p>
         </w:tc>
@@ -9236,13 +8955,8 @@
             <w:vAlign w:val="center"/>
           </w:tcPr>
           <w:p>
-            <w:proofErr w:type="spellStart"/>
-            <w:r>
-              <w:t>OrderItem</w:t>
-            </w:r>
-            <w:proofErr w:type="spellEnd"/>
-            <w:r>
-              <w:t xml:space="preserve"> (Позиции заказа)</w:t>
+            <w:r>
+              <w:t>OrderItem (Позиции заказа)</w:t>
             </w:r>
           </w:p>
         </w:tc>
@@ -9268,11 +8982,9 @@
             <w:vAlign w:val="center"/>
           </w:tcPr>
           <w:p>
-            <w:proofErr w:type="spellStart"/>
             <w:r>
               <w:t>OrderItemID</w:t>
             </w:r>
-            <w:proofErr w:type="spellEnd"/>
           </w:p>
         </w:tc>
         <w:tc>
@@ -9330,11 +9042,9 @@
             <w:vAlign w:val="center"/>
           </w:tcPr>
           <w:p>
-            <w:proofErr w:type="spellStart"/>
             <w:r>
               <w:t>OrderID</w:t>
             </w:r>
-            <w:proofErr w:type="spellEnd"/>
           </w:p>
         </w:tc>
         <w:tc>
@@ -9392,11 +9102,9 @@
             <w:vAlign w:val="center"/>
           </w:tcPr>
           <w:p>
-            <w:proofErr w:type="spellStart"/>
             <w:r>
               <w:t>TicketID</w:t>
             </w:r>
-            <w:proofErr w:type="spellEnd"/>
           </w:p>
         </w:tc>
         <w:tc>
@@ -9450,11 +9158,9 @@
             <w:vAlign w:val="center"/>
           </w:tcPr>
           <w:p>
-            <w:proofErr w:type="spellStart"/>
             <w:r>
               <w:t>Quantity</w:t>
             </w:r>
-            <w:proofErr w:type="spellEnd"/>
           </w:p>
         </w:tc>
         <w:tc>
@@ -9508,11 +9214,9 @@
             <w:vAlign w:val="center"/>
           </w:tcPr>
           <w:p>
-            <w:proofErr w:type="spellStart"/>
             <w:r>
               <w:t>PriceAtPurchase</w:t>
             </w:r>
-            <w:proofErr w:type="spellEnd"/>
           </w:p>
         </w:tc>
         <w:tc>
@@ -9563,13 +9267,8 @@
             <w:pPr>
               <w:jc w:val="center"/>
             </w:pPr>
-            <w:proofErr w:type="spellStart"/>
-            <w:r>
-              <w:t>Payment</w:t>
-            </w:r>
-            <w:proofErr w:type="spellEnd"/>
-            <w:r>
-              <w:t xml:space="preserve"> (Оплата)</w:t>
+            <w:r>
+              <w:t>Payment (Оплата)</w:t>
             </w:r>
           </w:p>
         </w:tc>
@@ -9595,11 +9294,9 @@
             <w:vAlign w:val="center"/>
           </w:tcPr>
           <w:p>
-            <w:proofErr w:type="spellStart"/>
             <w:r>
               <w:t>PaymentID</w:t>
             </w:r>
-            <w:proofErr w:type="spellEnd"/>
           </w:p>
         </w:tc>
         <w:tc>
@@ -9657,11 +9354,9 @@
             <w:vAlign w:val="center"/>
           </w:tcPr>
           <w:p>
-            <w:proofErr w:type="spellStart"/>
             <w:r>
               <w:t>OrderID</w:t>
             </w:r>
-            <w:proofErr w:type="spellEnd"/>
           </w:p>
         </w:tc>
         <w:tc>
@@ -9771,11 +9466,9 @@
             <w:vAlign w:val="center"/>
           </w:tcPr>
           <w:p>
-            <w:proofErr w:type="spellStart"/>
             <w:r>
               <w:t>PaymentDate</w:t>
             </w:r>
-            <w:proofErr w:type="spellEnd"/>
           </w:p>
         </w:tc>
         <w:tc>
@@ -9829,11 +9522,9 @@
             <w:vAlign w:val="center"/>
           </w:tcPr>
           <w:p>
-            <w:proofErr w:type="spellStart"/>
             <w:r>
               <w:t>Success</w:t>
             </w:r>
-            <w:proofErr w:type="spellEnd"/>
           </w:p>
         </w:tc>
         <w:tc>
@@ -10289,14 +9980,28 @@
           <w:sz w:val="28"/>
           <w:szCs w:val="28"/>
         </w:rPr>
-        <w:t>администратора, кассира и менеджера по снабжению склада</w:t>
-      </w:r>
-      <w:r>
-        <w:rPr>
-          <w:sz w:val="28"/>
-          <w:szCs w:val="28"/>
-        </w:rPr>
-        <w:t>.</w:t>
+        <w:t>администратора</w:t>
+      </w:r>
+      <w:r>
+        <w:rPr>
+          <w:sz w:val="28"/>
+          <w:szCs w:val="28"/>
+        </w:rPr>
+        <w:t xml:space="preserve"> системы, администратора музея</w:t>
+      </w:r>
+      <w:r>
+        <w:rPr>
+          <w:sz w:val="28"/>
+          <w:szCs w:val="28"/>
+        </w:rPr>
+        <w:t xml:space="preserve">, </w:t>
+      </w:r>
+      <w:r>
+        <w:rPr>
+          <w:sz w:val="28"/>
+          <w:szCs w:val="28"/>
+        </w:rPr>
+        <w:t>пользователя и гостя.</w:t>
       </w:r>
     </w:p>
     <w:p>
@@ -11497,6 +11202,7 @@
       </w:pPr>
       <w:r>
         <w:rPr>
+          <w:noProof/>
           <w:sz w:val="28"/>
           <w:szCs w:val="28"/>
         </w:rPr>
@@ -12667,7 +12373,6 @@
             </w:rPr>
             <w:t>://</w:t>
           </w:r>
-          <w:proofErr w:type="spellStart"/>
           <w:r>
             <w:rPr>
               <w:color w:val="000000" w:themeColor="text1"/>
@@ -12677,7 +12382,6 @@
             </w:rPr>
             <w:t>leonardo</w:t>
           </w:r>
-          <w:proofErr w:type="spellEnd"/>
           <w:r>
             <w:rPr>
               <w:color w:val="000000" w:themeColor="text1"/>
@@ -12686,7 +12390,6 @@
             </w:rPr>
             <w:t>.</w:t>
           </w:r>
-          <w:proofErr w:type="spellStart"/>
           <w:r>
             <w:rPr>
               <w:color w:val="000000" w:themeColor="text1"/>
@@ -12696,7 +12399,6 @@
             </w:rPr>
             <w:t>ru</w:t>
           </w:r>
-          <w:proofErr w:type="spellEnd"/>
           <w:r>
             <w:rPr>
               <w:sz w:val="28"/>
@@ -12788,7 +12490,6 @@
             </w:rPr>
             <w:t>://</w:t>
           </w:r>
-          <w:proofErr w:type="spellStart"/>
           <w:r>
             <w:rPr>
               <w:color w:val="000000" w:themeColor="text1"/>
@@ -12798,7 +12499,6 @@
             </w:rPr>
             <w:t>metanit</w:t>
           </w:r>
-          <w:proofErr w:type="spellEnd"/>
           <w:r>
             <w:rPr>
               <w:color w:val="000000" w:themeColor="text1"/>
@@ -12841,7 +12541,6 @@
             </w:rPr>
             <w:t>/</w:t>
           </w:r>
-          <w:proofErr w:type="spellStart"/>
           <w:r>
             <w:rPr>
               <w:color w:val="000000" w:themeColor="text1"/>
@@ -12851,7 +12550,6 @@
             </w:rPr>
             <w:t>wpf</w:t>
           </w:r>
-          <w:proofErr w:type="spellEnd"/>
           <w:r>
             <w:rPr>
               <w:color w:val="000000" w:themeColor="text1"/>
@@ -12962,7 +12660,6 @@
               </w:rPr>
               <w:t>.</w:t>
             </w:r>
-            <w:proofErr w:type="spellStart"/>
             <w:r>
               <w:rPr>
                 <w:color w:val="000000" w:themeColor="text1"/>
@@ -12972,7 +12669,6 @@
               </w:rPr>
               <w:t>microsoft</w:t>
             </w:r>
-            <w:proofErr w:type="spellEnd"/>
             <w:r>
               <w:rPr>
                 <w:color w:val="000000" w:themeColor="text1"/>
@@ -12998,7 +12694,6 @@
               </w:rPr>
               <w:t>/</w:t>
             </w:r>
-            <w:proofErr w:type="spellStart"/>
             <w:r>
               <w:rPr>
                 <w:color w:val="000000" w:themeColor="text1"/>
@@ -13008,7 +12703,6 @@
               </w:rPr>
               <w:t>ru</w:t>
             </w:r>
-            <w:proofErr w:type="spellEnd"/>
             <w:r>
               <w:rPr>
                 <w:color w:val="000000" w:themeColor="text1"/>
@@ -13017,7 +12711,6 @@
               </w:rPr>
               <w:t>-</w:t>
             </w:r>
-            <w:proofErr w:type="spellStart"/>
             <w:r>
               <w:rPr>
                 <w:color w:val="000000" w:themeColor="text1"/>
@@ -13027,7 +12720,6 @@
               </w:rPr>
               <w:t>ru</w:t>
             </w:r>
-            <w:proofErr w:type="spellEnd"/>
             <w:r>
               <w:rPr>
                 <w:color w:val="000000" w:themeColor="text1"/>
@@ -13070,7 +12762,6 @@
               </w:rPr>
               <w:t>/</w:t>
             </w:r>
-            <w:proofErr w:type="spellStart"/>
             <w:r>
               <w:rPr>
                 <w:color w:val="000000" w:themeColor="text1"/>
@@ -13080,7 +12771,6 @@
               </w:rPr>
               <w:t>wpf</w:t>
             </w:r>
-            <w:proofErr w:type="spellEnd"/>
             <w:r>
               <w:rPr>
                 <w:color w:val="000000" w:themeColor="text1"/>
@@ -13106,7 +12796,6 @@
               </w:rPr>
               <w:t>=</w:t>
             </w:r>
-            <w:proofErr w:type="spellStart"/>
             <w:r>
               <w:rPr>
                 <w:color w:val="000000" w:themeColor="text1"/>
@@ -13116,7 +12805,6 @@
               </w:rPr>
               <w:t>netdesktop</w:t>
             </w:r>
-            <w:proofErr w:type="spellEnd"/>
             <w:r>
               <w:rPr>
                 <w:color w:val="000000" w:themeColor="text1"/>
@@ -13269,35 +12957,7 @@
               <w:sz w:val="28"/>
               <w:szCs w:val="28"/>
             </w:rPr>
-            <w:t xml:space="preserve">.: Издательство «Русская </w:t>
-          </w:r>
-          <w:proofErr w:type="spellStart"/>
-          <w:r>
-            <w:rPr>
-              <w:color w:val="000000" w:themeColor="text1"/>
-              <w:sz w:val="28"/>
-              <w:szCs w:val="28"/>
-            </w:rPr>
-            <w:t>Редакция</w:t>
-          </w:r>
-          <w:proofErr w:type="gramStart"/>
-          <w:r>
-            <w:rPr>
-              <w:color w:val="000000" w:themeColor="text1"/>
-              <w:sz w:val="28"/>
-              <w:szCs w:val="28"/>
-            </w:rPr>
-            <w:t>»;СПб</w:t>
-          </w:r>
-          <w:proofErr w:type="spellEnd"/>
-          <w:proofErr w:type="gramEnd"/>
-          <w:r>
-            <w:rPr>
-              <w:color w:val="000000" w:themeColor="text1"/>
-              <w:sz w:val="28"/>
-              <w:szCs w:val="28"/>
-            </w:rPr>
-            <w:t>.: Питер, 2008. — 944 с.</w:t>
+            <w:t>.: Издательство «Русская Редакция»;СПб.: Питер, 2008. — 944 с.</w:t>
           </w:r>
         </w:p>
       </w:sdtContent>
@@ -13402,18 +13062,8 @@
           <w:sz w:val="28"/>
           <w:szCs w:val="28"/>
         </w:rPr>
-        <w:t xml:space="preserve">Листинг кода класса </w:t>
-      </w:r>
-      <w:proofErr w:type="spellStart"/>
-      <w:r>
-        <w:rPr>
-          <w:bCs/>
-          <w:sz w:val="28"/>
-          <w:szCs w:val="28"/>
-        </w:rPr>
-        <w:t>RoleConverter</w:t>
-      </w:r>
-      <w:proofErr w:type="spellEnd"/>
+        <w:t>Листинг кода класса RoleConverter</w:t>
+      </w:r>
     </w:p>
     <w:p>
       <w:pPr>
@@ -13449,54 +13099,8 @@
           <w:szCs w:val="19"/>
           <w:lang w:val="en-US" w:eastAsia="ja-JP"/>
         </w:rPr>
-        <w:t xml:space="preserve">internal class </w:t>
-      </w:r>
-      <w:proofErr w:type="spellStart"/>
-      <w:proofErr w:type="gramStart"/>
-      <w:r>
-        <w:rPr>
-          <w:rFonts w:eastAsiaTheme="minorEastAsia"/>
-          <w:color w:val="000000"/>
-          <w:sz w:val="19"/>
-          <w:szCs w:val="19"/>
-          <w:lang w:val="en-US" w:eastAsia="ja-JP"/>
-        </w:rPr>
-        <w:t>RoleConverter</w:t>
-      </w:r>
-      <w:proofErr w:type="spellEnd"/>
-      <w:r>
-        <w:rPr>
-          <w:rFonts w:eastAsiaTheme="minorEastAsia"/>
-          <w:color w:val="000000"/>
-          <w:sz w:val="19"/>
-          <w:szCs w:val="19"/>
-          <w:lang w:val="en-US" w:eastAsia="ja-JP"/>
-        </w:rPr>
-        <w:t xml:space="preserve"> :</w:t>
-      </w:r>
-      <w:proofErr w:type="gramEnd"/>
-      <w:r>
-        <w:rPr>
-          <w:rFonts w:eastAsiaTheme="minorEastAsia"/>
-          <w:color w:val="000000"/>
-          <w:sz w:val="19"/>
-          <w:szCs w:val="19"/>
-          <w:lang w:val="en-US" w:eastAsia="ja-JP"/>
-        </w:rPr>
-        <w:t xml:space="preserve"> </w:t>
-      </w:r>
-      <w:proofErr w:type="spellStart"/>
-      <w:r>
-        <w:rPr>
-          <w:rFonts w:eastAsiaTheme="minorEastAsia"/>
-          <w:color w:val="000000"/>
-          <w:sz w:val="19"/>
-          <w:szCs w:val="19"/>
-          <w:lang w:val="en-US" w:eastAsia="ja-JP"/>
-        </w:rPr>
-        <w:t>IValueConverter</w:t>
-      </w:r>
-      <w:proofErr w:type="spellEnd"/>
+        <w:t>internal class RoleConverter : IValueConverter</w:t>
+      </w:r>
     </w:p>
     <w:p>
       <w:pPr>
@@ -13545,73 +13149,7 @@
           <w:szCs w:val="19"/>
           <w:lang w:val="en-US" w:eastAsia="ja-JP"/>
         </w:rPr>
-        <w:t xml:space="preserve">    public object </w:t>
-      </w:r>
-      <w:proofErr w:type="gramStart"/>
-      <w:r>
-        <w:rPr>
-          <w:rFonts w:eastAsiaTheme="minorEastAsia"/>
-          <w:color w:val="000000"/>
-          <w:sz w:val="19"/>
-          <w:szCs w:val="19"/>
-          <w:lang w:val="en-US" w:eastAsia="ja-JP"/>
-        </w:rPr>
-        <w:t>Convert(</w:t>
-      </w:r>
-      <w:proofErr w:type="gramEnd"/>
-      <w:r>
-        <w:rPr>
-          <w:rFonts w:eastAsiaTheme="minorEastAsia"/>
-          <w:color w:val="000000"/>
-          <w:sz w:val="19"/>
-          <w:szCs w:val="19"/>
-          <w:lang w:val="en-US" w:eastAsia="ja-JP"/>
-        </w:rPr>
-        <w:t xml:space="preserve">object value, Type </w:t>
-      </w:r>
-      <w:proofErr w:type="spellStart"/>
-      <w:r>
-        <w:rPr>
-          <w:rFonts w:eastAsiaTheme="minorEastAsia"/>
-          <w:color w:val="000000"/>
-          <w:sz w:val="19"/>
-          <w:szCs w:val="19"/>
-          <w:lang w:val="en-US" w:eastAsia="ja-JP"/>
-        </w:rPr>
-        <w:t>targetType</w:t>
-      </w:r>
-      <w:proofErr w:type="spellEnd"/>
-      <w:r>
-        <w:rPr>
-          <w:rFonts w:eastAsiaTheme="minorEastAsia"/>
-          <w:color w:val="000000"/>
-          <w:sz w:val="19"/>
-          <w:szCs w:val="19"/>
-          <w:lang w:val="en-US" w:eastAsia="ja-JP"/>
-        </w:rPr>
-        <w:t xml:space="preserve">, object parameter, </w:t>
-      </w:r>
-      <w:proofErr w:type="spellStart"/>
-      <w:r>
-        <w:rPr>
-          <w:rFonts w:eastAsiaTheme="minorEastAsia"/>
-          <w:color w:val="000000"/>
-          <w:sz w:val="19"/>
-          <w:szCs w:val="19"/>
-          <w:lang w:val="en-US" w:eastAsia="ja-JP"/>
-        </w:rPr>
-        <w:t>CultureInfo</w:t>
-      </w:r>
-      <w:proofErr w:type="spellEnd"/>
-      <w:r>
-        <w:rPr>
-          <w:rFonts w:eastAsiaTheme="minorEastAsia"/>
-          <w:color w:val="000000"/>
-          <w:sz w:val="19"/>
-          <w:szCs w:val="19"/>
-          <w:lang w:val="en-US" w:eastAsia="ja-JP"/>
-        </w:rPr>
-        <w:t xml:space="preserve"> culture)</w:t>
+        <w:t xml:space="preserve">    public object Convert(object value, Type targetType, object parameter, CultureInfo culture)</w:t>
       </w:r>
     </w:p>
     <w:p>
@@ -14056,85 +13594,7 @@
           <w:szCs w:val="19"/>
           <w:lang w:val="en-US" w:eastAsia="ja-JP"/>
         </w:rPr>
-        <w:t xml:space="preserve">    public object </w:t>
-      </w:r>
-      <w:proofErr w:type="spellStart"/>
-      <w:proofErr w:type="gramStart"/>
-      <w:r>
-        <w:rPr>
-          <w:rFonts w:eastAsiaTheme="minorEastAsia"/>
-          <w:color w:val="000000"/>
-          <w:sz w:val="19"/>
-          <w:szCs w:val="19"/>
-          <w:lang w:val="en-US" w:eastAsia="ja-JP"/>
-        </w:rPr>
-        <w:t>ConvertBack</w:t>
-      </w:r>
-      <w:proofErr w:type="spellEnd"/>
-      <w:r>
-        <w:rPr>
-          <w:rFonts w:eastAsiaTheme="minorEastAsia"/>
-          <w:color w:val="000000"/>
-          <w:sz w:val="19"/>
-          <w:szCs w:val="19"/>
-          <w:lang w:val="en-US" w:eastAsia="ja-JP"/>
-        </w:rPr>
-        <w:t>(</w:t>
-      </w:r>
-      <w:proofErr w:type="gramEnd"/>
-      <w:r>
-        <w:rPr>
-          <w:rFonts w:eastAsiaTheme="minorEastAsia"/>
-          <w:color w:val="000000"/>
-          <w:sz w:val="19"/>
-          <w:szCs w:val="19"/>
-          <w:lang w:val="en-US" w:eastAsia="ja-JP"/>
-        </w:rPr>
-        <w:t xml:space="preserve">object value, Type </w:t>
-      </w:r>
-      <w:proofErr w:type="spellStart"/>
-      <w:r>
-        <w:rPr>
-          <w:rFonts w:eastAsiaTheme="minorEastAsia"/>
-          <w:color w:val="000000"/>
-          <w:sz w:val="19"/>
-          <w:szCs w:val="19"/>
-          <w:lang w:val="en-US" w:eastAsia="ja-JP"/>
-        </w:rPr>
-        <w:t>targetType</w:t>
-      </w:r>
-      <w:proofErr w:type="spellEnd"/>
-      <w:r>
-        <w:rPr>
-          <w:rFonts w:eastAsiaTheme="minorEastAsia"/>
-          <w:color w:val="000000"/>
-          <w:sz w:val="19"/>
-          <w:szCs w:val="19"/>
-          <w:lang w:val="en-US" w:eastAsia="ja-JP"/>
-        </w:rPr>
-        <w:t xml:space="preserve">, object parameter, </w:t>
-      </w:r>
-      <w:proofErr w:type="spellStart"/>
-      <w:r>
-        <w:rPr>
-          <w:rFonts w:eastAsiaTheme="minorEastAsia"/>
-          <w:color w:val="000000"/>
-          <w:sz w:val="19"/>
-          <w:szCs w:val="19"/>
-          <w:lang w:val="en-US" w:eastAsia="ja-JP"/>
-        </w:rPr>
-        <w:t>CultureInfo</w:t>
-      </w:r>
-      <w:proofErr w:type="spellEnd"/>
-      <w:r>
-        <w:rPr>
-          <w:rFonts w:eastAsiaTheme="minorEastAsia"/>
-          <w:color w:val="000000"/>
-          <w:sz w:val="19"/>
-          <w:szCs w:val="19"/>
-          <w:lang w:val="en-US" w:eastAsia="ja-JP"/>
-        </w:rPr>
-        <w:t xml:space="preserve"> culture)</w:t>
+        <w:t xml:space="preserve">    public object ConvertBack(object value, Type targetType, object parameter, CultureInfo culture)</w:t>
       </w:r>
     </w:p>
     <w:p>
@@ -14184,41 +13644,7 @@
           <w:szCs w:val="19"/>
           <w:lang w:val="en-US" w:eastAsia="ja-JP"/>
         </w:rPr>
-        <w:t xml:space="preserve">        throw new </w:t>
-      </w:r>
-      <w:proofErr w:type="spellStart"/>
-      <w:proofErr w:type="gramStart"/>
-      <w:r>
-        <w:rPr>
-          <w:rFonts w:eastAsiaTheme="minorEastAsia"/>
-          <w:color w:val="000000"/>
-          <w:sz w:val="19"/>
-          <w:szCs w:val="19"/>
-          <w:lang w:val="en-US" w:eastAsia="ja-JP"/>
-        </w:rPr>
-        <w:t>NotImplementedException</w:t>
-      </w:r>
-      <w:proofErr w:type="spellEnd"/>
-      <w:r>
-        <w:rPr>
-          <w:rFonts w:eastAsiaTheme="minorEastAsia"/>
-          <w:color w:val="000000"/>
-          <w:sz w:val="19"/>
-          <w:szCs w:val="19"/>
-          <w:lang w:val="en-US" w:eastAsia="ja-JP"/>
-        </w:rPr>
-        <w:t>(</w:t>
-      </w:r>
-      <w:proofErr w:type="gramEnd"/>
-      <w:r>
-        <w:rPr>
-          <w:rFonts w:eastAsiaTheme="minorEastAsia"/>
-          <w:color w:val="000000"/>
-          <w:sz w:val="19"/>
-          <w:szCs w:val="19"/>
-          <w:lang w:val="en-US" w:eastAsia="ja-JP"/>
-        </w:rPr>
-        <w:t>);</w:t>
+        <w:t xml:space="preserve">        throw new NotImplementedException();</w:t>
       </w:r>
     </w:p>
     <w:p>
@@ -14344,19 +13770,8 @@
           <w:szCs w:val="28"/>
           <w:lang w:val="en-US"/>
         </w:rPr>
-        <w:t xml:space="preserve"> </w:t>
-      </w:r>
-      <w:proofErr w:type="spellStart"/>
-      <w:r>
-        <w:rPr>
-          <w:bCs/>
-          <w:sz w:val="28"/>
-          <w:szCs w:val="28"/>
-          <w:lang w:val="en-US"/>
-        </w:rPr>
-        <w:t>UserProcessings</w:t>
-      </w:r>
-      <w:proofErr w:type="spellEnd"/>
+        <w:t xml:space="preserve"> UserProcessings</w:t>
+      </w:r>
     </w:p>
     <w:p>
       <w:pPr>
@@ -14393,20 +13808,8 @@
           <w:szCs w:val="19"/>
           <w:lang w:val="en-US" w:eastAsia="ja-JP"/>
         </w:rPr>
-        <w:t xml:space="preserve">internal class </w:t>
-      </w:r>
-      <w:proofErr w:type="spellStart"/>
-      <w:r>
-        <w:rPr>
-          <w:rFonts w:eastAsiaTheme="minorEastAsia"/>
-          <w:color w:val="000000"/>
-          <w:sz w:val="19"/>
-          <w:szCs w:val="19"/>
-          <w:lang w:val="en-US" w:eastAsia="ja-JP"/>
-        </w:rPr>
-        <w:t>UserProcessings</w:t>
-      </w:r>
-      <w:proofErr w:type="spellEnd"/>
+        <w:t>internal class UserProcessings</w:t>
+      </w:r>
     </w:p>
     <w:p>
       <w:pPr>
@@ -14455,41 +13858,7 @@
           <w:szCs w:val="19"/>
           <w:lang w:val="en-US" w:eastAsia="ja-JP"/>
         </w:rPr>
-        <w:t xml:space="preserve">    public static string </w:t>
-      </w:r>
-      <w:proofErr w:type="spellStart"/>
-      <w:proofErr w:type="gramStart"/>
-      <w:r>
-        <w:rPr>
-          <w:rFonts w:eastAsiaTheme="minorEastAsia"/>
-          <w:color w:val="000000"/>
-          <w:sz w:val="19"/>
-          <w:szCs w:val="19"/>
-          <w:lang w:val="en-US" w:eastAsia="ja-JP"/>
-        </w:rPr>
-        <w:t>GetPasswordHash</w:t>
-      </w:r>
-      <w:proofErr w:type="spellEnd"/>
-      <w:r>
-        <w:rPr>
-          <w:rFonts w:eastAsiaTheme="minorEastAsia"/>
-          <w:color w:val="000000"/>
-          <w:sz w:val="19"/>
-          <w:szCs w:val="19"/>
-          <w:lang w:val="en-US" w:eastAsia="ja-JP"/>
-        </w:rPr>
-        <w:t>(</w:t>
-      </w:r>
-      <w:proofErr w:type="gramEnd"/>
-      <w:r>
-        <w:rPr>
-          <w:rFonts w:eastAsiaTheme="minorEastAsia"/>
-          <w:color w:val="000000"/>
-          <w:sz w:val="19"/>
-          <w:szCs w:val="19"/>
-          <w:lang w:val="en-US" w:eastAsia="ja-JP"/>
-        </w:rPr>
-        <w:t>string password)</w:t>
+        <w:t xml:space="preserve">    public static string GetPasswordHash(string password)</w:t>
       </w:r>
     </w:p>
     <w:p>
@@ -14539,29 +13908,7 @@
           <w:szCs w:val="19"/>
           <w:lang w:val="en-US" w:eastAsia="ja-JP"/>
         </w:rPr>
-        <w:t xml:space="preserve">        using (MD5 </w:t>
-      </w:r>
-      <w:proofErr w:type="spellStart"/>
-      <w:r>
-        <w:rPr>
-          <w:rFonts w:eastAsiaTheme="minorEastAsia"/>
-          <w:color w:val="000000"/>
-          <w:sz w:val="19"/>
-          <w:szCs w:val="19"/>
-          <w:lang w:val="en-US" w:eastAsia="ja-JP"/>
-        </w:rPr>
-        <w:t>md5</w:t>
-      </w:r>
-      <w:proofErr w:type="spellEnd"/>
-      <w:r>
-        <w:rPr>
-          <w:rFonts w:eastAsiaTheme="minorEastAsia"/>
-          <w:color w:val="000000"/>
-          <w:sz w:val="19"/>
-          <w:szCs w:val="19"/>
-          <w:lang w:val="en-US" w:eastAsia="ja-JP"/>
-        </w:rPr>
-        <w:t xml:space="preserve"> = MD5.Create())</w:t>
+        <w:t xml:space="preserve">        using (MD5 md5 = MD5.Create())</w:t>
       </w:r>
     </w:p>
     <w:p>
@@ -14611,73 +13958,7 @@
           <w:szCs w:val="19"/>
           <w:lang w:val="en-US" w:eastAsia="ja-JP"/>
         </w:rPr>
-        <w:t xml:space="preserve">            </w:t>
-      </w:r>
-      <w:proofErr w:type="gramStart"/>
-      <w:r>
-        <w:rPr>
-          <w:rFonts w:eastAsiaTheme="minorEastAsia"/>
-          <w:color w:val="000000"/>
-          <w:sz w:val="19"/>
-          <w:szCs w:val="19"/>
-          <w:lang w:val="en-US" w:eastAsia="ja-JP"/>
-        </w:rPr>
-        <w:t>byte[</w:t>
-      </w:r>
-      <w:proofErr w:type="gramEnd"/>
-      <w:r>
-        <w:rPr>
-          <w:rFonts w:eastAsiaTheme="minorEastAsia"/>
-          <w:color w:val="000000"/>
-          <w:sz w:val="19"/>
-          <w:szCs w:val="19"/>
-          <w:lang w:val="en-US" w:eastAsia="ja-JP"/>
-        </w:rPr>
-        <w:t xml:space="preserve">] </w:t>
-      </w:r>
-      <w:proofErr w:type="spellStart"/>
-      <w:r>
-        <w:rPr>
-          <w:rFonts w:eastAsiaTheme="minorEastAsia"/>
-          <w:color w:val="000000"/>
-          <w:sz w:val="19"/>
-          <w:szCs w:val="19"/>
-          <w:lang w:val="en-US" w:eastAsia="ja-JP"/>
-        </w:rPr>
-        <w:t>inputBytes</w:t>
-      </w:r>
-      <w:proofErr w:type="spellEnd"/>
-      <w:r>
-        <w:rPr>
-          <w:rFonts w:eastAsiaTheme="minorEastAsia"/>
-          <w:color w:val="000000"/>
-          <w:sz w:val="19"/>
-          <w:szCs w:val="19"/>
-          <w:lang w:val="en-US" w:eastAsia="ja-JP"/>
-        </w:rPr>
-        <w:t xml:space="preserve"> = </w:t>
-      </w:r>
-      <w:proofErr w:type="spellStart"/>
-      <w:r>
-        <w:rPr>
-          <w:rFonts w:eastAsiaTheme="minorEastAsia"/>
-          <w:color w:val="000000"/>
-          <w:sz w:val="19"/>
-          <w:szCs w:val="19"/>
-          <w:lang w:val="en-US" w:eastAsia="ja-JP"/>
-        </w:rPr>
-        <w:t>Encoding.ASCII.GetBytes</w:t>
-      </w:r>
-      <w:proofErr w:type="spellEnd"/>
-      <w:r>
-        <w:rPr>
-          <w:rFonts w:eastAsiaTheme="minorEastAsia"/>
-          <w:color w:val="000000"/>
-          <w:sz w:val="19"/>
-          <w:szCs w:val="19"/>
-          <w:lang w:val="en-US" w:eastAsia="ja-JP"/>
-        </w:rPr>
-        <w:t>(password);</w:t>
+        <w:t xml:space="preserve">            byte[] inputBytes = Encoding.ASCII.GetBytes(password);</w:t>
       </w:r>
     </w:p>
     <w:p>
@@ -14702,51 +13983,7 @@
           <w:szCs w:val="19"/>
           <w:lang w:val="en-US" w:eastAsia="ja-JP"/>
         </w:rPr>
-        <w:t xml:space="preserve">            </w:t>
-      </w:r>
-      <w:proofErr w:type="gramStart"/>
-      <w:r>
-        <w:rPr>
-          <w:rFonts w:eastAsiaTheme="minorEastAsia"/>
-          <w:color w:val="000000"/>
-          <w:sz w:val="19"/>
-          <w:szCs w:val="19"/>
-          <w:lang w:val="en-US" w:eastAsia="ja-JP"/>
-        </w:rPr>
-        <w:t>byte[</w:t>
-      </w:r>
-      <w:proofErr w:type="gramEnd"/>
-      <w:r>
-        <w:rPr>
-          <w:rFonts w:eastAsiaTheme="minorEastAsia"/>
-          <w:color w:val="000000"/>
-          <w:sz w:val="19"/>
-          <w:szCs w:val="19"/>
-          <w:lang w:val="en-US" w:eastAsia="ja-JP"/>
-        </w:rPr>
-        <w:t>] hash = md5.ComputeHash(</w:t>
-      </w:r>
-      <w:proofErr w:type="spellStart"/>
-      <w:r>
-        <w:rPr>
-          <w:rFonts w:eastAsiaTheme="minorEastAsia"/>
-          <w:color w:val="000000"/>
-          <w:sz w:val="19"/>
-          <w:szCs w:val="19"/>
-          <w:lang w:val="en-US" w:eastAsia="ja-JP"/>
-        </w:rPr>
-        <w:t>inputBytes</w:t>
-      </w:r>
-      <w:proofErr w:type="spellEnd"/>
-      <w:r>
-        <w:rPr>
-          <w:rFonts w:eastAsiaTheme="minorEastAsia"/>
-          <w:color w:val="000000"/>
-          <w:sz w:val="19"/>
-          <w:szCs w:val="19"/>
-          <w:lang w:val="en-US" w:eastAsia="ja-JP"/>
-        </w:rPr>
-        <w:t>);</w:t>
+        <w:t xml:space="preserve">            byte[] hash = md5.ComputeHash(inputBytes);</w:t>
       </w:r>
     </w:p>
     <w:p>
@@ -14771,73 +14008,7 @@
           <w:szCs w:val="19"/>
           <w:lang w:val="en-US" w:eastAsia="ja-JP"/>
         </w:rPr>
-        <w:t xml:space="preserve">            return </w:t>
-      </w:r>
-      <w:proofErr w:type="spellStart"/>
-      <w:r>
-        <w:rPr>
-          <w:rFonts w:eastAsiaTheme="minorEastAsia"/>
-          <w:color w:val="000000"/>
-          <w:sz w:val="19"/>
-          <w:szCs w:val="19"/>
-          <w:lang w:val="en-US" w:eastAsia="ja-JP"/>
-        </w:rPr>
-        <w:t>BitConverter.ToString</w:t>
-      </w:r>
-      <w:proofErr w:type="spellEnd"/>
-      <w:r>
-        <w:rPr>
-          <w:rFonts w:eastAsiaTheme="minorEastAsia"/>
-          <w:color w:val="000000"/>
-          <w:sz w:val="19"/>
-          <w:szCs w:val="19"/>
-          <w:lang w:val="en-US" w:eastAsia="ja-JP"/>
-        </w:rPr>
-        <w:t>(hash</w:t>
-      </w:r>
-      <w:proofErr w:type="gramStart"/>
-      <w:r>
-        <w:rPr>
-          <w:rFonts w:eastAsiaTheme="minorEastAsia"/>
-          <w:color w:val="000000"/>
-          <w:sz w:val="19"/>
-          <w:szCs w:val="19"/>
-          <w:lang w:val="en-US" w:eastAsia="ja-JP"/>
-        </w:rPr>
-        <w:t>).Replace</w:t>
-      </w:r>
-      <w:proofErr w:type="gramEnd"/>
-      <w:r>
-        <w:rPr>
-          <w:rFonts w:eastAsiaTheme="minorEastAsia"/>
-          <w:color w:val="000000"/>
-          <w:sz w:val="19"/>
-          <w:szCs w:val="19"/>
-          <w:lang w:val="en-US" w:eastAsia="ja-JP"/>
-        </w:rPr>
-        <w:t>("-", "").</w:t>
-      </w:r>
-      <w:proofErr w:type="spellStart"/>
-      <w:r>
-        <w:rPr>
-          <w:rFonts w:eastAsiaTheme="minorEastAsia"/>
-          <w:color w:val="000000"/>
-          <w:sz w:val="19"/>
-          <w:szCs w:val="19"/>
-          <w:lang w:val="en-US" w:eastAsia="ja-JP"/>
-        </w:rPr>
-        <w:t>ToLower</w:t>
-      </w:r>
-      <w:proofErr w:type="spellEnd"/>
-      <w:r>
-        <w:rPr>
-          <w:rFonts w:eastAsiaTheme="minorEastAsia"/>
-          <w:color w:val="000000"/>
-          <w:sz w:val="19"/>
-          <w:szCs w:val="19"/>
-          <w:lang w:val="en-US" w:eastAsia="ja-JP"/>
-        </w:rPr>
-        <w:t>();</w:t>
+        <w:t xml:space="preserve">            return BitConverter.ToString(hash).Replace("-", "").ToLower();</w:t>
       </w:r>
     </w:p>
     <w:p>
@@ -15094,19 +14265,8 @@
           <w:szCs w:val="28"/>
           <w:lang w:val="en-US"/>
         </w:rPr>
-        <w:t xml:space="preserve"> </w:t>
-      </w:r>
-      <w:proofErr w:type="spellStart"/>
-      <w:r>
-        <w:rPr>
-          <w:bCs/>
-          <w:sz w:val="28"/>
-          <w:szCs w:val="28"/>
-          <w:lang w:val="en-US"/>
-        </w:rPr>
-        <w:t>AllOrdersViewModel</w:t>
-      </w:r>
-      <w:proofErr w:type="spellEnd"/>
+        <w:t xml:space="preserve"> AllOrdersViewModel</w:t>
+      </w:r>
     </w:p>
     <w:p>
       <w:pPr>
@@ -15143,20 +14303,8 @@
           <w:szCs w:val="19"/>
           <w:lang w:val="en-US" w:eastAsia="ja-JP"/>
         </w:rPr>
-        <w:t xml:space="preserve">internal class </w:t>
-      </w:r>
-      <w:proofErr w:type="spellStart"/>
-      <w:r>
-        <w:rPr>
-          <w:rFonts w:eastAsiaTheme="minorEastAsia"/>
-          <w:color w:val="000000"/>
-          <w:sz w:val="19"/>
-          <w:szCs w:val="19"/>
-          <w:lang w:val="en-US" w:eastAsia="ja-JP"/>
-        </w:rPr>
-        <w:t>AllOrdersViewModel</w:t>
-      </w:r>
-      <w:proofErr w:type="spellEnd"/>
+        <w:t>internal class AllOrdersViewModel</w:t>
+      </w:r>
     </w:p>
     <w:p>
       <w:pPr>
@@ -15205,29 +14353,7 @@
           <w:szCs w:val="19"/>
           <w:lang w:val="en-US" w:eastAsia="ja-JP"/>
         </w:rPr>
-        <w:t xml:space="preserve">    private </w:t>
-      </w:r>
-      <w:proofErr w:type="spellStart"/>
-      <w:r>
-        <w:rPr>
-          <w:rFonts w:eastAsiaTheme="minorEastAsia"/>
-          <w:color w:val="000000"/>
-          <w:sz w:val="19"/>
-          <w:szCs w:val="19"/>
-          <w:lang w:val="en-US" w:eastAsia="ja-JP"/>
-        </w:rPr>
-        <w:t>readonly</w:t>
-      </w:r>
-      <w:proofErr w:type="spellEnd"/>
-      <w:r>
-        <w:rPr>
-          <w:rFonts w:eastAsiaTheme="minorEastAsia"/>
-          <w:color w:val="000000"/>
-          <w:sz w:val="19"/>
-          <w:szCs w:val="19"/>
-          <w:lang w:val="en-US" w:eastAsia="ja-JP"/>
-        </w:rPr>
-        <w:t xml:space="preserve"> Kurs2RudenkoContext _context;</w:t>
+        <w:t xml:space="preserve">    private readonly Kurs2RudenkoContext _context;</w:t>
       </w:r>
     </w:p>
     <w:p>
@@ -15252,29 +14378,7 @@
           <w:szCs w:val="19"/>
           <w:lang w:val="en-US" w:eastAsia="ja-JP"/>
         </w:rPr>
-        <w:t xml:space="preserve">    public int Id </w:t>
-      </w:r>
-      <w:proofErr w:type="gramStart"/>
-      <w:r>
-        <w:rPr>
-          <w:rFonts w:eastAsiaTheme="minorEastAsia"/>
-          <w:color w:val="000000"/>
-          <w:sz w:val="19"/>
-          <w:szCs w:val="19"/>
-          <w:lang w:val="en-US" w:eastAsia="ja-JP"/>
-        </w:rPr>
-        <w:t>{ get</w:t>
-      </w:r>
-      <w:proofErr w:type="gramEnd"/>
-      <w:r>
-        <w:rPr>
-          <w:rFonts w:eastAsiaTheme="minorEastAsia"/>
-          <w:color w:val="000000"/>
-          <w:sz w:val="19"/>
-          <w:szCs w:val="19"/>
-          <w:lang w:val="en-US" w:eastAsia="ja-JP"/>
-        </w:rPr>
-        <w:t>; set; }</w:t>
+        <w:t xml:space="preserve">    public int Id { get; set; }</w:t>
       </w:r>
     </w:p>
     <w:p>
@@ -15299,51 +14403,7 @@
           <w:szCs w:val="19"/>
           <w:lang w:val="en-US" w:eastAsia="ja-JP"/>
         </w:rPr>
-        <w:t xml:space="preserve">    public decimal </w:t>
-      </w:r>
-      <w:proofErr w:type="spellStart"/>
-      <w:r>
-        <w:rPr>
-          <w:rFonts w:eastAsiaTheme="minorEastAsia"/>
-          <w:color w:val="000000"/>
-          <w:sz w:val="19"/>
-          <w:szCs w:val="19"/>
-          <w:lang w:val="en-US" w:eastAsia="ja-JP"/>
-        </w:rPr>
-        <w:t>summ</w:t>
-      </w:r>
-      <w:proofErr w:type="spellEnd"/>
-      <w:r>
-        <w:rPr>
-          <w:rFonts w:eastAsiaTheme="minorEastAsia"/>
-          <w:color w:val="000000"/>
-          <w:sz w:val="19"/>
-          <w:szCs w:val="19"/>
-          <w:lang w:val="en-US" w:eastAsia="ja-JP"/>
-        </w:rPr>
-        <w:t xml:space="preserve"> </w:t>
-      </w:r>
-      <w:proofErr w:type="gramStart"/>
-      <w:r>
-        <w:rPr>
-          <w:rFonts w:eastAsiaTheme="minorEastAsia"/>
-          <w:color w:val="000000"/>
-          <w:sz w:val="19"/>
-          <w:szCs w:val="19"/>
-          <w:lang w:val="en-US" w:eastAsia="ja-JP"/>
-        </w:rPr>
-        <w:t>{ get</w:t>
-      </w:r>
-      <w:proofErr w:type="gramEnd"/>
-      <w:r>
-        <w:rPr>
-          <w:rFonts w:eastAsiaTheme="minorEastAsia"/>
-          <w:color w:val="000000"/>
-          <w:sz w:val="19"/>
-          <w:szCs w:val="19"/>
-          <w:lang w:val="en-US" w:eastAsia="ja-JP"/>
-        </w:rPr>
-        <w:t>; set; }</w:t>
+        <w:t xml:space="preserve">    public decimal summ { get; set; }</w:t>
       </w:r>
     </w:p>
     <w:p>
@@ -15368,51 +14428,7 @@
           <w:szCs w:val="19"/>
           <w:lang w:val="en-US" w:eastAsia="ja-JP"/>
         </w:rPr>
-        <w:t xml:space="preserve">    public </w:t>
-      </w:r>
-      <w:proofErr w:type="spellStart"/>
-      <w:r>
-        <w:rPr>
-          <w:rFonts w:eastAsiaTheme="minorEastAsia"/>
-          <w:color w:val="000000"/>
-          <w:sz w:val="19"/>
-          <w:szCs w:val="19"/>
-          <w:lang w:val="en-US" w:eastAsia="ja-JP"/>
-        </w:rPr>
-        <w:t>DateTime</w:t>
-      </w:r>
-      <w:proofErr w:type="spellEnd"/>
-      <w:r>
-        <w:rPr>
-          <w:rFonts w:eastAsiaTheme="minorEastAsia"/>
-          <w:color w:val="000000"/>
-          <w:sz w:val="19"/>
-          <w:szCs w:val="19"/>
-          <w:lang w:val="en-US" w:eastAsia="ja-JP"/>
-        </w:rPr>
-        <w:t xml:space="preserve"> date </w:t>
-      </w:r>
-      <w:proofErr w:type="gramStart"/>
-      <w:r>
-        <w:rPr>
-          <w:rFonts w:eastAsiaTheme="minorEastAsia"/>
-          <w:color w:val="000000"/>
-          <w:sz w:val="19"/>
-          <w:szCs w:val="19"/>
-          <w:lang w:val="en-US" w:eastAsia="ja-JP"/>
-        </w:rPr>
-        <w:t>{ get</w:t>
-      </w:r>
-      <w:proofErr w:type="gramEnd"/>
-      <w:r>
-        <w:rPr>
-          <w:rFonts w:eastAsiaTheme="minorEastAsia"/>
-          <w:color w:val="000000"/>
-          <w:sz w:val="19"/>
-          <w:szCs w:val="19"/>
-          <w:lang w:val="en-US" w:eastAsia="ja-JP"/>
-        </w:rPr>
-        <w:t>; set; }</w:t>
+        <w:t xml:space="preserve">    public DateTime date { get; set; }</w:t>
       </w:r>
     </w:p>
     <w:p>
@@ -15452,29 +14468,7 @@
           <w:szCs w:val="19"/>
           <w:lang w:val="en-US" w:eastAsia="ja-JP"/>
         </w:rPr>
-        <w:t xml:space="preserve">    public string </w:t>
-      </w:r>
-      <w:proofErr w:type="spellStart"/>
-      <w:r>
-        <w:rPr>
-          <w:rFonts w:eastAsiaTheme="minorEastAsia"/>
-          <w:color w:val="000000"/>
-          <w:sz w:val="19"/>
-          <w:szCs w:val="19"/>
-          <w:lang w:val="en-US" w:eastAsia="ja-JP"/>
-        </w:rPr>
-        <w:t>formattedDate</w:t>
-      </w:r>
-      <w:proofErr w:type="spellEnd"/>
-      <w:r>
-        <w:rPr>
-          <w:rFonts w:eastAsiaTheme="minorEastAsia"/>
-          <w:color w:val="000000"/>
-          <w:sz w:val="19"/>
-          <w:szCs w:val="19"/>
-          <w:lang w:val="en-US" w:eastAsia="ja-JP"/>
-        </w:rPr>
-        <w:t xml:space="preserve"> {</w:t>
+        <w:t xml:space="preserve">    public string formattedDate {</w:t>
       </w:r>
     </w:p>
     <w:p>
@@ -15499,53 +14493,7 @@
           <w:szCs w:val="19"/>
           <w:lang w:val="en-US" w:eastAsia="ja-JP"/>
         </w:rPr>
-        <w:t xml:space="preserve">        get =&gt; </w:t>
-      </w:r>
-      <w:proofErr w:type="spellStart"/>
-      <w:proofErr w:type="gramStart"/>
-      <w:r>
-        <w:rPr>
-          <w:rFonts w:eastAsiaTheme="minorEastAsia"/>
-          <w:color w:val="000000"/>
-          <w:sz w:val="19"/>
-          <w:szCs w:val="19"/>
-          <w:lang w:val="en-US" w:eastAsia="ja-JP"/>
-        </w:rPr>
-        <w:t>date.ToString</w:t>
-      </w:r>
-      <w:proofErr w:type="spellEnd"/>
-      <w:proofErr w:type="gramEnd"/>
-      <w:r>
-        <w:rPr>
-          <w:rFonts w:eastAsiaTheme="minorEastAsia"/>
-          <w:color w:val="000000"/>
-          <w:sz w:val="19"/>
-          <w:szCs w:val="19"/>
-          <w:lang w:val="en-US" w:eastAsia="ja-JP"/>
-        </w:rPr>
-        <w:t>("</w:t>
-      </w:r>
-      <w:proofErr w:type="spellStart"/>
-      <w:r>
-        <w:rPr>
-          <w:rFonts w:eastAsiaTheme="minorEastAsia"/>
-          <w:color w:val="000000"/>
-          <w:sz w:val="19"/>
-          <w:szCs w:val="19"/>
-          <w:lang w:val="en-US" w:eastAsia="ja-JP"/>
-        </w:rPr>
-        <w:t>d.MM.yyyy</w:t>
-      </w:r>
-      <w:proofErr w:type="spellEnd"/>
-      <w:r>
-        <w:rPr>
-          <w:rFonts w:eastAsiaTheme="minorEastAsia"/>
-          <w:color w:val="000000"/>
-          <w:sz w:val="19"/>
-          <w:szCs w:val="19"/>
-          <w:lang w:val="en-US" w:eastAsia="ja-JP"/>
-        </w:rPr>
-        <w:t xml:space="preserve"> h:m");</w:t>
+        <w:t xml:space="preserve">        get =&gt; date.ToString("d.MM.yyyy h:m");</w:t>
       </w:r>
     </w:p>
     <w:p>
@@ -15610,41 +14558,7 @@
           <w:szCs w:val="19"/>
           <w:lang w:val="en-US" w:eastAsia="ja-JP"/>
         </w:rPr>
-        <w:t xml:space="preserve">    public </w:t>
-      </w:r>
-      <w:proofErr w:type="spellStart"/>
-      <w:proofErr w:type="gramStart"/>
-      <w:r>
-        <w:rPr>
-          <w:rFonts w:eastAsiaTheme="minorEastAsia"/>
-          <w:color w:val="000000"/>
-          <w:sz w:val="19"/>
-          <w:szCs w:val="19"/>
-          <w:lang w:val="en-US" w:eastAsia="ja-JP"/>
-        </w:rPr>
-        <w:t>AllOrdersViewModel</w:t>
-      </w:r>
-      <w:proofErr w:type="spellEnd"/>
-      <w:r>
-        <w:rPr>
-          <w:rFonts w:eastAsiaTheme="minorEastAsia"/>
-          <w:color w:val="000000"/>
-          <w:sz w:val="19"/>
-          <w:szCs w:val="19"/>
-          <w:lang w:val="en-US" w:eastAsia="ja-JP"/>
-        </w:rPr>
-        <w:t>(</w:t>
-      </w:r>
-      <w:proofErr w:type="gramEnd"/>
-      <w:r>
-        <w:rPr>
-          <w:rFonts w:eastAsiaTheme="minorEastAsia"/>
-          <w:color w:val="000000"/>
-          <w:sz w:val="19"/>
-          <w:szCs w:val="19"/>
-          <w:lang w:val="en-US" w:eastAsia="ja-JP"/>
-        </w:rPr>
-        <w:t>int Id, Kurs2RudenkoContext kurs2RudenkoContext)</w:t>
+        <w:t xml:space="preserve">    public AllOrdersViewModel(int Id, Kurs2RudenkoContext kurs2RudenkoContext)</w:t>
       </w:r>
     </w:p>
     <w:p>
@@ -15719,31 +14633,7 @@
           <w:szCs w:val="19"/>
           <w:lang w:val="en-US" w:eastAsia="ja-JP"/>
         </w:rPr>
-        <w:t xml:space="preserve">        </w:t>
-      </w:r>
-      <w:proofErr w:type="spellStart"/>
-      <w:proofErr w:type="gramStart"/>
-      <w:r>
-        <w:rPr>
-          <w:rFonts w:eastAsiaTheme="minorEastAsia"/>
-          <w:color w:val="000000"/>
-          <w:sz w:val="19"/>
-          <w:szCs w:val="19"/>
-          <w:lang w:val="en-US" w:eastAsia="ja-JP"/>
-        </w:rPr>
-        <w:t>this.Id</w:t>
-      </w:r>
-      <w:proofErr w:type="spellEnd"/>
-      <w:proofErr w:type="gramEnd"/>
-      <w:r>
-        <w:rPr>
-          <w:rFonts w:eastAsiaTheme="minorEastAsia"/>
-          <w:color w:val="000000"/>
-          <w:sz w:val="19"/>
-          <w:szCs w:val="19"/>
-          <w:lang w:val="en-US" w:eastAsia="ja-JP"/>
-        </w:rPr>
-        <w:t xml:space="preserve"> = Id;</w:t>
+        <w:t xml:space="preserve">        this.Id = Id;</w:t>
       </w:r>
     </w:p>
     <w:p>
@@ -15768,29 +14658,7 @@
           <w:szCs w:val="19"/>
           <w:lang w:val="en-US" w:eastAsia="ja-JP"/>
         </w:rPr>
-        <w:t xml:space="preserve">        </w:t>
-      </w:r>
-      <w:proofErr w:type="spellStart"/>
-      <w:r>
-        <w:rPr>
-          <w:rFonts w:eastAsiaTheme="minorEastAsia"/>
-          <w:color w:val="000000"/>
-          <w:sz w:val="19"/>
-          <w:szCs w:val="19"/>
-          <w:lang w:val="en-US" w:eastAsia="ja-JP"/>
-        </w:rPr>
-        <w:t>summ</w:t>
-      </w:r>
-      <w:proofErr w:type="spellEnd"/>
-      <w:r>
-        <w:rPr>
-          <w:rFonts w:eastAsiaTheme="minorEastAsia"/>
-          <w:color w:val="000000"/>
-          <w:sz w:val="19"/>
-          <w:szCs w:val="19"/>
-          <w:lang w:val="en-US" w:eastAsia="ja-JP"/>
-        </w:rPr>
-        <w:t xml:space="preserve"> = 0;</w:t>
+        <w:t xml:space="preserve">        summ = 0;</w:t>
       </w:r>
     </w:p>
     <w:p>
@@ -15815,75 +14683,7 @@
           <w:szCs w:val="19"/>
           <w:lang w:val="en-US" w:eastAsia="ja-JP"/>
         </w:rPr>
-        <w:t xml:space="preserve">        date = _</w:t>
-      </w:r>
-      <w:proofErr w:type="spellStart"/>
-      <w:proofErr w:type="gramStart"/>
-      <w:r>
-        <w:rPr>
-          <w:rFonts w:eastAsiaTheme="minorEastAsia"/>
-          <w:color w:val="000000"/>
-          <w:sz w:val="19"/>
-          <w:szCs w:val="19"/>
-          <w:lang w:val="en-US" w:eastAsia="ja-JP"/>
-        </w:rPr>
-        <w:t>context.Orders.FirstOrDefault</w:t>
-      </w:r>
-      <w:proofErr w:type="spellEnd"/>
-      <w:proofErr w:type="gramEnd"/>
-      <w:r>
-        <w:rPr>
-          <w:rFonts w:eastAsiaTheme="minorEastAsia"/>
-          <w:color w:val="000000"/>
-          <w:sz w:val="19"/>
-          <w:szCs w:val="19"/>
-          <w:lang w:val="en-US" w:eastAsia="ja-JP"/>
-        </w:rPr>
-        <w:t xml:space="preserve">(x =&gt; </w:t>
-      </w:r>
-      <w:proofErr w:type="spellStart"/>
-      <w:r>
-        <w:rPr>
-          <w:rFonts w:eastAsiaTheme="minorEastAsia"/>
-          <w:color w:val="000000"/>
-          <w:sz w:val="19"/>
-          <w:szCs w:val="19"/>
-          <w:lang w:val="en-US" w:eastAsia="ja-JP"/>
-        </w:rPr>
-        <w:t>x.OrderId</w:t>
-      </w:r>
-      <w:proofErr w:type="spellEnd"/>
-      <w:r>
-        <w:rPr>
-          <w:rFonts w:eastAsiaTheme="minorEastAsia"/>
-          <w:color w:val="000000"/>
-          <w:sz w:val="19"/>
-          <w:szCs w:val="19"/>
-          <w:lang w:val="en-US" w:eastAsia="ja-JP"/>
-        </w:rPr>
-        <w:t xml:space="preserve"> == Id).</w:t>
-      </w:r>
-      <w:proofErr w:type="spellStart"/>
-      <w:r>
-        <w:rPr>
-          <w:rFonts w:eastAsiaTheme="minorEastAsia"/>
-          <w:color w:val="000000"/>
-          <w:sz w:val="19"/>
-          <w:szCs w:val="19"/>
-          <w:lang w:val="en-US" w:eastAsia="ja-JP"/>
-        </w:rPr>
-        <w:t>OrderDate</w:t>
-      </w:r>
-      <w:proofErr w:type="spellEnd"/>
-      <w:r>
-        <w:rPr>
-          <w:rFonts w:eastAsiaTheme="minorEastAsia"/>
-          <w:color w:val="000000"/>
-          <w:sz w:val="19"/>
-          <w:szCs w:val="19"/>
-          <w:lang w:val="en-US" w:eastAsia="ja-JP"/>
-        </w:rPr>
-        <w:t>;</w:t>
+        <w:t xml:space="preserve">        date = _context.Orders.FirstOrDefault(x =&gt; x.OrderId == Id).OrderDate;</w:t>
       </w:r>
     </w:p>
     <w:p>
@@ -15923,44 +14723,8 @@
           <w:szCs w:val="19"/>
           <w:lang w:val="en-US" w:eastAsia="ja-JP"/>
         </w:rPr>
-        <w:t xml:space="preserve">        var </w:t>
-      </w:r>
-      <w:proofErr w:type="spellStart"/>
-      <w:r>
-        <w:rPr>
-          <w:rFonts w:eastAsiaTheme="minorEastAsia"/>
-          <w:color w:val="000000"/>
-          <w:sz w:val="19"/>
-          <w:szCs w:val="19"/>
-          <w:lang w:val="en-US" w:eastAsia="ja-JP"/>
-        </w:rPr>
-        <w:t>orderProducts</w:t>
-      </w:r>
-      <w:proofErr w:type="spellEnd"/>
-      <w:r>
-        <w:rPr>
-          <w:rFonts w:eastAsiaTheme="minorEastAsia"/>
-          <w:color w:val="000000"/>
-          <w:sz w:val="19"/>
-          <w:szCs w:val="19"/>
-          <w:lang w:val="en-US" w:eastAsia="ja-JP"/>
-        </w:rPr>
-        <w:t xml:space="preserve"> = _</w:t>
-      </w:r>
-      <w:proofErr w:type="spellStart"/>
-      <w:proofErr w:type="gramStart"/>
-      <w:r>
-        <w:rPr>
-          <w:rFonts w:eastAsiaTheme="minorEastAsia"/>
-          <w:color w:val="000000"/>
-          <w:sz w:val="19"/>
-          <w:szCs w:val="19"/>
-          <w:lang w:val="en-US" w:eastAsia="ja-JP"/>
-        </w:rPr>
-        <w:t>context.OrderProds</w:t>
-      </w:r>
-      <w:proofErr w:type="spellEnd"/>
-      <w:proofErr w:type="gramEnd"/>
+        <w:t xml:space="preserve">        var orderProducts = _context.OrderProds</w:t>
+      </w:r>
     </w:p>
     <w:p>
       <w:pPr>
@@ -15984,51 +14748,7 @@
           <w:szCs w:val="19"/>
           <w:lang w:val="en-US" w:eastAsia="ja-JP"/>
         </w:rPr>
-        <w:t xml:space="preserve">            </w:t>
-      </w:r>
-      <w:proofErr w:type="gramStart"/>
-      <w:r>
-        <w:rPr>
-          <w:rFonts w:eastAsiaTheme="minorEastAsia"/>
-          <w:color w:val="000000"/>
-          <w:sz w:val="19"/>
-          <w:szCs w:val="19"/>
-          <w:lang w:val="en-US" w:eastAsia="ja-JP"/>
-        </w:rPr>
-        <w:t>.Include</w:t>
-      </w:r>
-      <w:proofErr w:type="gramEnd"/>
-      <w:r>
-        <w:rPr>
-          <w:rFonts w:eastAsiaTheme="minorEastAsia"/>
-          <w:color w:val="000000"/>
-          <w:sz w:val="19"/>
-          <w:szCs w:val="19"/>
-          <w:lang w:val="en-US" w:eastAsia="ja-JP"/>
-        </w:rPr>
-        <w:t xml:space="preserve">(op =&gt; </w:t>
-      </w:r>
-      <w:proofErr w:type="spellStart"/>
-      <w:r>
-        <w:rPr>
-          <w:rFonts w:eastAsiaTheme="minorEastAsia"/>
-          <w:color w:val="000000"/>
-          <w:sz w:val="19"/>
-          <w:szCs w:val="19"/>
-          <w:lang w:val="en-US" w:eastAsia="ja-JP"/>
-        </w:rPr>
-        <w:t>op.Product</w:t>
-      </w:r>
-      <w:proofErr w:type="spellEnd"/>
-      <w:r>
-        <w:rPr>
-          <w:rFonts w:eastAsiaTheme="minorEastAsia"/>
-          <w:color w:val="000000"/>
-          <w:sz w:val="19"/>
-          <w:szCs w:val="19"/>
-          <w:lang w:val="en-US" w:eastAsia="ja-JP"/>
-        </w:rPr>
-        <w:t>)</w:t>
+        <w:t xml:space="preserve">            .Include(op =&gt; op.Product)</w:t>
       </w:r>
     </w:p>
     <w:p>
@@ -16053,63 +14773,7 @@
           <w:szCs w:val="19"/>
           <w:lang w:val="en-US" w:eastAsia="ja-JP"/>
         </w:rPr>
-        <w:t xml:space="preserve">            </w:t>
-      </w:r>
-      <w:proofErr w:type="gramStart"/>
-      <w:r>
-        <w:rPr>
-          <w:rFonts w:eastAsiaTheme="minorEastAsia"/>
-          <w:color w:val="000000"/>
-          <w:sz w:val="19"/>
-          <w:szCs w:val="19"/>
-          <w:lang w:val="en-US" w:eastAsia="ja-JP"/>
-        </w:rPr>
-        <w:t>.</w:t>
-      </w:r>
-      <w:proofErr w:type="spellStart"/>
-      <w:r>
-        <w:rPr>
-          <w:rFonts w:eastAsiaTheme="minorEastAsia"/>
-          <w:color w:val="000000"/>
-          <w:sz w:val="19"/>
-          <w:szCs w:val="19"/>
-          <w:lang w:val="en-US" w:eastAsia="ja-JP"/>
-        </w:rPr>
-        <w:t>ThenInclude</w:t>
-      </w:r>
-      <w:proofErr w:type="spellEnd"/>
-      <w:proofErr w:type="gramEnd"/>
-      <w:r>
-        <w:rPr>
-          <w:rFonts w:eastAsiaTheme="minorEastAsia"/>
-          <w:color w:val="000000"/>
-          <w:sz w:val="19"/>
-          <w:szCs w:val="19"/>
-          <w:lang w:val="en-US" w:eastAsia="ja-JP"/>
-        </w:rPr>
-        <w:t xml:space="preserve">(p =&gt; </w:t>
-      </w:r>
-      <w:proofErr w:type="spellStart"/>
-      <w:r>
-        <w:rPr>
-          <w:rFonts w:eastAsiaTheme="minorEastAsia"/>
-          <w:color w:val="000000"/>
-          <w:sz w:val="19"/>
-          <w:szCs w:val="19"/>
-          <w:lang w:val="en-US" w:eastAsia="ja-JP"/>
-        </w:rPr>
-        <w:t>p.ProductAttribs</w:t>
-      </w:r>
-      <w:proofErr w:type="spellEnd"/>
-      <w:r>
-        <w:rPr>
-          <w:rFonts w:eastAsiaTheme="minorEastAsia"/>
-          <w:color w:val="000000"/>
-          <w:sz w:val="19"/>
-          <w:szCs w:val="19"/>
-          <w:lang w:val="en-US" w:eastAsia="ja-JP"/>
-        </w:rPr>
-        <w:t>)</w:t>
+        <w:t xml:space="preserve">            .ThenInclude(p =&gt; p.ProductAttribs)</w:t>
       </w:r>
     </w:p>
     <w:p>
@@ -16134,51 +14798,7 @@
           <w:szCs w:val="19"/>
           <w:lang w:val="en-US" w:eastAsia="ja-JP"/>
         </w:rPr>
-        <w:t xml:space="preserve">            </w:t>
-      </w:r>
-      <w:proofErr w:type="gramStart"/>
-      <w:r>
-        <w:rPr>
-          <w:rFonts w:eastAsiaTheme="minorEastAsia"/>
-          <w:color w:val="000000"/>
-          <w:sz w:val="19"/>
-          <w:szCs w:val="19"/>
-          <w:lang w:val="en-US" w:eastAsia="ja-JP"/>
-        </w:rPr>
-        <w:t>.Where</w:t>
-      </w:r>
-      <w:proofErr w:type="gramEnd"/>
-      <w:r>
-        <w:rPr>
-          <w:rFonts w:eastAsiaTheme="minorEastAsia"/>
-          <w:color w:val="000000"/>
-          <w:sz w:val="19"/>
-          <w:szCs w:val="19"/>
-          <w:lang w:val="en-US" w:eastAsia="ja-JP"/>
-        </w:rPr>
-        <w:t xml:space="preserve">(op =&gt; </w:t>
-      </w:r>
-      <w:proofErr w:type="spellStart"/>
-      <w:r>
-        <w:rPr>
-          <w:rFonts w:eastAsiaTheme="minorEastAsia"/>
-          <w:color w:val="000000"/>
-          <w:sz w:val="19"/>
-          <w:szCs w:val="19"/>
-          <w:lang w:val="en-US" w:eastAsia="ja-JP"/>
-        </w:rPr>
-        <w:t>op.OrderId</w:t>
-      </w:r>
-      <w:proofErr w:type="spellEnd"/>
-      <w:r>
-        <w:rPr>
-          <w:rFonts w:eastAsiaTheme="minorEastAsia"/>
-          <w:color w:val="000000"/>
-          <w:sz w:val="19"/>
-          <w:szCs w:val="19"/>
-          <w:lang w:val="en-US" w:eastAsia="ja-JP"/>
-        </w:rPr>
-        <w:t xml:space="preserve"> == Id)</w:t>
+        <w:t xml:space="preserve">            .Where(op =&gt; op.OrderId == Id)</w:t>
       </w:r>
     </w:p>
     <w:p>
@@ -16203,41 +14823,7 @@
           <w:szCs w:val="19"/>
           <w:lang w:val="en-US" w:eastAsia="ja-JP"/>
         </w:rPr>
-        <w:t xml:space="preserve">            </w:t>
-      </w:r>
-      <w:proofErr w:type="gramStart"/>
-      <w:r>
-        <w:rPr>
-          <w:rFonts w:eastAsiaTheme="minorEastAsia"/>
-          <w:color w:val="000000"/>
-          <w:sz w:val="19"/>
-          <w:szCs w:val="19"/>
-          <w:lang w:val="en-US" w:eastAsia="ja-JP"/>
-        </w:rPr>
-        <w:t>.</w:t>
-      </w:r>
-      <w:proofErr w:type="spellStart"/>
-      <w:r>
-        <w:rPr>
-          <w:rFonts w:eastAsiaTheme="minorEastAsia"/>
-          <w:color w:val="000000"/>
-          <w:sz w:val="19"/>
-          <w:szCs w:val="19"/>
-          <w:lang w:val="en-US" w:eastAsia="ja-JP"/>
-        </w:rPr>
-        <w:t>ToList</w:t>
-      </w:r>
-      <w:proofErr w:type="spellEnd"/>
-      <w:proofErr w:type="gramEnd"/>
-      <w:r>
-        <w:rPr>
-          <w:rFonts w:eastAsiaTheme="minorEastAsia"/>
-          <w:color w:val="000000"/>
-          <w:sz w:val="19"/>
-          <w:szCs w:val="19"/>
-          <w:lang w:val="en-US" w:eastAsia="ja-JP"/>
-        </w:rPr>
-        <w:t>();</w:t>
+        <w:t xml:space="preserve">            .ToList();</w:t>
       </w:r>
     </w:p>
     <w:p>
@@ -16277,51 +14863,7 @@
           <w:szCs w:val="19"/>
           <w:lang w:val="en-US" w:eastAsia="ja-JP"/>
         </w:rPr>
-        <w:t xml:space="preserve">        foreach (var </w:t>
-      </w:r>
-      <w:proofErr w:type="spellStart"/>
-      <w:r>
-        <w:rPr>
-          <w:rFonts w:eastAsiaTheme="minorEastAsia"/>
-          <w:color w:val="000000"/>
-          <w:sz w:val="19"/>
-          <w:szCs w:val="19"/>
-          <w:lang w:val="en-US" w:eastAsia="ja-JP"/>
-        </w:rPr>
-        <w:t>orderProduct</w:t>
-      </w:r>
-      <w:proofErr w:type="spellEnd"/>
-      <w:r>
-        <w:rPr>
-          <w:rFonts w:eastAsiaTheme="minorEastAsia"/>
-          <w:color w:val="000000"/>
-          <w:sz w:val="19"/>
-          <w:szCs w:val="19"/>
-          <w:lang w:val="en-US" w:eastAsia="ja-JP"/>
-        </w:rPr>
-        <w:t xml:space="preserve"> in </w:t>
-      </w:r>
-      <w:proofErr w:type="spellStart"/>
-      <w:r>
-        <w:rPr>
-          <w:rFonts w:eastAsiaTheme="minorEastAsia"/>
-          <w:color w:val="000000"/>
-          <w:sz w:val="19"/>
-          <w:szCs w:val="19"/>
-          <w:lang w:val="en-US" w:eastAsia="ja-JP"/>
-        </w:rPr>
-        <w:t>orderProducts</w:t>
-      </w:r>
-      <w:proofErr w:type="spellEnd"/>
-      <w:r>
-        <w:rPr>
-          <w:rFonts w:eastAsiaTheme="minorEastAsia"/>
-          <w:color w:val="000000"/>
-          <w:sz w:val="19"/>
-          <w:szCs w:val="19"/>
-          <w:lang w:val="en-US" w:eastAsia="ja-JP"/>
-        </w:rPr>
-        <w:t>)</w:t>
+        <w:t xml:space="preserve">        foreach (var orderProduct in orderProducts)</w:t>
       </w:r>
     </w:p>
     <w:p>
@@ -16371,53 +14913,7 @@
           <w:szCs w:val="19"/>
           <w:lang w:val="en-US" w:eastAsia="ja-JP"/>
         </w:rPr>
-        <w:t xml:space="preserve">            decimal </w:t>
-      </w:r>
-      <w:proofErr w:type="spellStart"/>
-      <w:r>
-        <w:rPr>
-          <w:rFonts w:eastAsiaTheme="minorEastAsia"/>
-          <w:color w:val="000000"/>
-          <w:sz w:val="19"/>
-          <w:szCs w:val="19"/>
-          <w:lang w:val="en-US" w:eastAsia="ja-JP"/>
-        </w:rPr>
-        <w:t>productPrice</w:t>
-      </w:r>
-      <w:proofErr w:type="spellEnd"/>
-      <w:r>
-        <w:rPr>
-          <w:rFonts w:eastAsiaTheme="minorEastAsia"/>
-          <w:color w:val="000000"/>
-          <w:sz w:val="19"/>
-          <w:szCs w:val="19"/>
-          <w:lang w:val="en-US" w:eastAsia="ja-JP"/>
-        </w:rPr>
-        <w:t xml:space="preserve"> = </w:t>
-      </w:r>
-      <w:proofErr w:type="spellStart"/>
-      <w:proofErr w:type="gramStart"/>
-      <w:r>
-        <w:rPr>
-          <w:rFonts w:eastAsiaTheme="minorEastAsia"/>
-          <w:color w:val="000000"/>
-          <w:sz w:val="19"/>
-          <w:szCs w:val="19"/>
-          <w:lang w:val="en-US" w:eastAsia="ja-JP"/>
-        </w:rPr>
-        <w:t>orderProduct.Product.ProdBasePrice</w:t>
-      </w:r>
-      <w:proofErr w:type="spellEnd"/>
-      <w:proofErr w:type="gramEnd"/>
-      <w:r>
-        <w:rPr>
-          <w:rFonts w:eastAsiaTheme="minorEastAsia"/>
-          <w:color w:val="000000"/>
-          <w:sz w:val="19"/>
-          <w:szCs w:val="19"/>
-          <w:lang w:val="en-US" w:eastAsia="ja-JP"/>
-        </w:rPr>
-        <w:t>;</w:t>
+        <w:t xml:space="preserve">            decimal productPrice = orderProduct.Product.ProdBasePrice;</w:t>
       </w:r>
     </w:p>
     <w:p>
@@ -16457,53 +14953,7 @@
           <w:szCs w:val="19"/>
           <w:lang w:val="en-US" w:eastAsia="ja-JP"/>
         </w:rPr>
-        <w:t xml:space="preserve">            foreach (var </w:t>
-      </w:r>
-      <w:proofErr w:type="spellStart"/>
-      <w:r>
-        <w:rPr>
-          <w:rFonts w:eastAsiaTheme="minorEastAsia"/>
-          <w:color w:val="000000"/>
-          <w:sz w:val="19"/>
-          <w:szCs w:val="19"/>
-          <w:lang w:val="en-US" w:eastAsia="ja-JP"/>
-        </w:rPr>
-        <w:t>productAttrib</w:t>
-      </w:r>
-      <w:proofErr w:type="spellEnd"/>
-      <w:r>
-        <w:rPr>
-          <w:rFonts w:eastAsiaTheme="minorEastAsia"/>
-          <w:color w:val="000000"/>
-          <w:sz w:val="19"/>
-          <w:szCs w:val="19"/>
-          <w:lang w:val="en-US" w:eastAsia="ja-JP"/>
-        </w:rPr>
-        <w:t xml:space="preserve"> in </w:t>
-      </w:r>
-      <w:proofErr w:type="spellStart"/>
-      <w:proofErr w:type="gramStart"/>
-      <w:r>
-        <w:rPr>
-          <w:rFonts w:eastAsiaTheme="minorEastAsia"/>
-          <w:color w:val="000000"/>
-          <w:sz w:val="19"/>
-          <w:szCs w:val="19"/>
-          <w:lang w:val="en-US" w:eastAsia="ja-JP"/>
-        </w:rPr>
-        <w:t>orderProduct.Product.ProductAttribs</w:t>
-      </w:r>
-      <w:proofErr w:type="spellEnd"/>
-      <w:proofErr w:type="gramEnd"/>
-      <w:r>
-        <w:rPr>
-          <w:rFonts w:eastAsiaTheme="minorEastAsia"/>
-          <w:color w:val="000000"/>
-          <w:sz w:val="19"/>
-          <w:szCs w:val="19"/>
-          <w:lang w:val="en-US" w:eastAsia="ja-JP"/>
-        </w:rPr>
-        <w:t>)</w:t>
+        <w:t xml:space="preserve">            foreach (var productAttrib in orderProduct.Product.ProductAttribs)</w:t>
       </w:r>
     </w:p>
     <w:p>
@@ -16553,73 +15003,7 @@
           <w:szCs w:val="19"/>
           <w:lang w:val="en-US" w:eastAsia="ja-JP"/>
         </w:rPr>
-        <w:t xml:space="preserve">                </w:t>
-      </w:r>
-      <w:proofErr w:type="spellStart"/>
-      <w:r>
-        <w:rPr>
-          <w:rFonts w:eastAsiaTheme="minorEastAsia"/>
-          <w:color w:val="000000"/>
-          <w:sz w:val="19"/>
-          <w:szCs w:val="19"/>
-          <w:lang w:val="en-US" w:eastAsia="ja-JP"/>
-        </w:rPr>
-        <w:t>productPrice</w:t>
-      </w:r>
-      <w:proofErr w:type="spellEnd"/>
-      <w:r>
-        <w:rPr>
-          <w:rFonts w:eastAsiaTheme="minorEastAsia"/>
-          <w:color w:val="000000"/>
-          <w:sz w:val="19"/>
-          <w:szCs w:val="19"/>
-          <w:lang w:val="en-US" w:eastAsia="ja-JP"/>
-        </w:rPr>
-        <w:t xml:space="preserve"> = ((decimal)</w:t>
-      </w:r>
-      <w:proofErr w:type="spellStart"/>
-      <w:r>
-        <w:rPr>
-          <w:rFonts w:eastAsiaTheme="minorEastAsia"/>
-          <w:color w:val="000000"/>
-          <w:sz w:val="19"/>
-          <w:szCs w:val="19"/>
-          <w:lang w:val="en-US" w:eastAsia="ja-JP"/>
-        </w:rPr>
-        <w:t>productAttrib.PriceCoeff</w:t>
-      </w:r>
-      <w:proofErr w:type="spellEnd"/>
-      <w:r>
-        <w:rPr>
-          <w:rFonts w:eastAsiaTheme="minorEastAsia"/>
-          <w:color w:val="000000"/>
-          <w:sz w:val="19"/>
-          <w:szCs w:val="19"/>
-          <w:lang w:val="en-US" w:eastAsia="ja-JP"/>
-        </w:rPr>
-        <w:t xml:space="preserve"> * </w:t>
-      </w:r>
-      <w:proofErr w:type="spellStart"/>
-      <w:r>
-        <w:rPr>
-          <w:rFonts w:eastAsiaTheme="minorEastAsia"/>
-          <w:color w:val="000000"/>
-          <w:sz w:val="19"/>
-          <w:szCs w:val="19"/>
-          <w:lang w:val="en-US" w:eastAsia="ja-JP"/>
-        </w:rPr>
-        <w:t>productPrice</w:t>
-      </w:r>
-      <w:proofErr w:type="spellEnd"/>
-      <w:r>
-        <w:rPr>
-          <w:rFonts w:eastAsiaTheme="minorEastAsia"/>
-          <w:color w:val="000000"/>
-          <w:sz w:val="19"/>
-          <w:szCs w:val="19"/>
-          <w:lang w:val="en-US" w:eastAsia="ja-JP"/>
-        </w:rPr>
-        <w:t>);</w:t>
+        <w:t xml:space="preserve">                productPrice = ((decimal)productAttrib.PriceCoeff * productPrice);</w:t>
       </w:r>
     </w:p>
     <w:p>
@@ -16679,73 +15063,7 @@
           <w:szCs w:val="19"/>
           <w:lang w:val="en-US" w:eastAsia="ja-JP"/>
         </w:rPr>
-        <w:t xml:space="preserve">            </w:t>
-      </w:r>
-      <w:proofErr w:type="spellStart"/>
-      <w:r>
-        <w:rPr>
-          <w:rFonts w:eastAsiaTheme="minorEastAsia"/>
-          <w:color w:val="000000"/>
-          <w:sz w:val="19"/>
-          <w:szCs w:val="19"/>
-          <w:lang w:val="en-US" w:eastAsia="ja-JP"/>
-        </w:rPr>
-        <w:t>summ</w:t>
-      </w:r>
-      <w:proofErr w:type="spellEnd"/>
-      <w:r>
-        <w:rPr>
-          <w:rFonts w:eastAsiaTheme="minorEastAsia"/>
-          <w:color w:val="000000"/>
-          <w:sz w:val="19"/>
-          <w:szCs w:val="19"/>
-          <w:lang w:val="en-US" w:eastAsia="ja-JP"/>
-        </w:rPr>
-        <w:t xml:space="preserve"> += </w:t>
-      </w:r>
-      <w:proofErr w:type="spellStart"/>
-      <w:r>
-        <w:rPr>
-          <w:rFonts w:eastAsiaTheme="minorEastAsia"/>
-          <w:color w:val="000000"/>
-          <w:sz w:val="19"/>
-          <w:szCs w:val="19"/>
-          <w:lang w:val="en-US" w:eastAsia="ja-JP"/>
-        </w:rPr>
-        <w:t>productPrice</w:t>
-      </w:r>
-      <w:proofErr w:type="spellEnd"/>
-      <w:r>
-        <w:rPr>
-          <w:rFonts w:eastAsiaTheme="minorEastAsia"/>
-          <w:color w:val="000000"/>
-          <w:sz w:val="19"/>
-          <w:szCs w:val="19"/>
-          <w:lang w:val="en-US" w:eastAsia="ja-JP"/>
-        </w:rPr>
-        <w:t xml:space="preserve"> * </w:t>
-      </w:r>
-      <w:proofErr w:type="spellStart"/>
-      <w:r>
-        <w:rPr>
-          <w:rFonts w:eastAsiaTheme="minorEastAsia"/>
-          <w:color w:val="000000"/>
-          <w:sz w:val="19"/>
-          <w:szCs w:val="19"/>
-          <w:lang w:val="en-US" w:eastAsia="ja-JP"/>
-        </w:rPr>
-        <w:t>orderProduct.Count</w:t>
-      </w:r>
-      <w:proofErr w:type="spellEnd"/>
-      <w:r>
-        <w:rPr>
-          <w:rFonts w:eastAsiaTheme="minorEastAsia"/>
-          <w:color w:val="000000"/>
-          <w:sz w:val="19"/>
-          <w:szCs w:val="19"/>
-          <w:lang w:val="en-US" w:eastAsia="ja-JP"/>
-        </w:rPr>
-        <w:t>;</w:t>
+        <w:t xml:space="preserve">            summ += productPrice * orderProduct.Count;</w:t>
       </w:r>
     </w:p>
     <w:p>
@@ -16897,7 +15215,6 @@
         </w:rPr>
         <w:t xml:space="preserve"> </w:t>
       </w:r>
-      <w:proofErr w:type="spellStart"/>
       <w:r>
         <w:rPr>
           <w:bCs/>
@@ -16907,7 +15224,6 @@
         </w:rPr>
         <w:t>AllSalesViewModel</w:t>
       </w:r>
-      <w:proofErr w:type="spellEnd"/>
     </w:p>
     <w:p>
       <w:pPr>
@@ -16944,20 +15260,8 @@
           <w:szCs w:val="19"/>
           <w:lang w:val="en-US" w:eastAsia="ja-JP"/>
         </w:rPr>
-        <w:t xml:space="preserve">internal class </w:t>
-      </w:r>
-      <w:proofErr w:type="spellStart"/>
-      <w:r>
-        <w:rPr>
-          <w:rFonts w:eastAsiaTheme="minorEastAsia"/>
-          <w:color w:val="000000"/>
-          <w:sz w:val="19"/>
-          <w:szCs w:val="19"/>
-          <w:lang w:val="en-US" w:eastAsia="ja-JP"/>
-        </w:rPr>
-        <w:t>AllSalesViewModel</w:t>
-      </w:r>
-      <w:proofErr w:type="spellEnd"/>
+        <w:t>internal class AllSalesViewModel</w:t>
+      </w:r>
     </w:p>
     <w:p>
       <w:pPr>
@@ -17006,29 +15310,7 @@
           <w:szCs w:val="19"/>
           <w:lang w:val="en-US" w:eastAsia="ja-JP"/>
         </w:rPr>
-        <w:t xml:space="preserve">    private </w:t>
-      </w:r>
-      <w:proofErr w:type="spellStart"/>
-      <w:r>
-        <w:rPr>
-          <w:rFonts w:eastAsiaTheme="minorEastAsia"/>
-          <w:color w:val="000000"/>
-          <w:sz w:val="19"/>
-          <w:szCs w:val="19"/>
-          <w:lang w:val="en-US" w:eastAsia="ja-JP"/>
-        </w:rPr>
-        <w:t>readonly</w:t>
-      </w:r>
-      <w:proofErr w:type="spellEnd"/>
-      <w:r>
-        <w:rPr>
-          <w:rFonts w:eastAsiaTheme="minorEastAsia"/>
-          <w:color w:val="000000"/>
-          <w:sz w:val="19"/>
-          <w:szCs w:val="19"/>
-          <w:lang w:val="en-US" w:eastAsia="ja-JP"/>
-        </w:rPr>
-        <w:t xml:space="preserve"> Kurs2RudenkoContext _context;</w:t>
+        <w:t xml:space="preserve">    private readonly Kurs2RudenkoContext _context;</w:t>
       </w:r>
     </w:p>
     <w:p>
@@ -17053,29 +15335,7 @@
           <w:szCs w:val="19"/>
           <w:lang w:val="en-US" w:eastAsia="ja-JP"/>
         </w:rPr>
-        <w:t xml:space="preserve">    public int Id </w:t>
-      </w:r>
-      <w:proofErr w:type="gramStart"/>
-      <w:r>
-        <w:rPr>
-          <w:rFonts w:eastAsiaTheme="minorEastAsia"/>
-          <w:color w:val="000000"/>
-          <w:sz w:val="19"/>
-          <w:szCs w:val="19"/>
-          <w:lang w:val="en-US" w:eastAsia="ja-JP"/>
-        </w:rPr>
-        <w:t>{ get</w:t>
-      </w:r>
-      <w:proofErr w:type="gramEnd"/>
-      <w:r>
-        <w:rPr>
-          <w:rFonts w:eastAsiaTheme="minorEastAsia"/>
-          <w:color w:val="000000"/>
-          <w:sz w:val="19"/>
-          <w:szCs w:val="19"/>
-          <w:lang w:val="en-US" w:eastAsia="ja-JP"/>
-        </w:rPr>
-        <w:t>; set; }</w:t>
+        <w:t xml:space="preserve">    public int Id { get; set; }</w:t>
       </w:r>
     </w:p>
     <w:p>
@@ -17100,51 +15360,7 @@
           <w:szCs w:val="19"/>
           <w:lang w:val="en-US" w:eastAsia="ja-JP"/>
         </w:rPr>
-        <w:t xml:space="preserve">    public decimal </w:t>
-      </w:r>
-      <w:proofErr w:type="spellStart"/>
-      <w:r>
-        <w:rPr>
-          <w:rFonts w:eastAsiaTheme="minorEastAsia"/>
-          <w:color w:val="000000"/>
-          <w:sz w:val="19"/>
-          <w:szCs w:val="19"/>
-          <w:lang w:val="en-US" w:eastAsia="ja-JP"/>
-        </w:rPr>
-        <w:t>summ</w:t>
-      </w:r>
-      <w:proofErr w:type="spellEnd"/>
-      <w:r>
-        <w:rPr>
-          <w:rFonts w:eastAsiaTheme="minorEastAsia"/>
-          <w:color w:val="000000"/>
-          <w:sz w:val="19"/>
-          <w:szCs w:val="19"/>
-          <w:lang w:val="en-US" w:eastAsia="ja-JP"/>
-        </w:rPr>
-        <w:t xml:space="preserve"> </w:t>
-      </w:r>
-      <w:proofErr w:type="gramStart"/>
-      <w:r>
-        <w:rPr>
-          <w:rFonts w:eastAsiaTheme="minorEastAsia"/>
-          <w:color w:val="000000"/>
-          <w:sz w:val="19"/>
-          <w:szCs w:val="19"/>
-          <w:lang w:val="en-US" w:eastAsia="ja-JP"/>
-        </w:rPr>
-        <w:t>{ get</w:t>
-      </w:r>
-      <w:proofErr w:type="gramEnd"/>
-      <w:r>
-        <w:rPr>
-          <w:rFonts w:eastAsiaTheme="minorEastAsia"/>
-          <w:color w:val="000000"/>
-          <w:sz w:val="19"/>
-          <w:szCs w:val="19"/>
-          <w:lang w:val="en-US" w:eastAsia="ja-JP"/>
-        </w:rPr>
-        <w:t>; set; }</w:t>
+        <w:t xml:space="preserve">    public decimal summ { get; set; }</w:t>
       </w:r>
     </w:p>
     <w:p>
@@ -17169,51 +15385,7 @@
           <w:szCs w:val="19"/>
           <w:lang w:val="en-US" w:eastAsia="ja-JP"/>
         </w:rPr>
-        <w:t xml:space="preserve">    public </w:t>
-      </w:r>
-      <w:proofErr w:type="spellStart"/>
-      <w:r>
-        <w:rPr>
-          <w:rFonts w:eastAsiaTheme="minorEastAsia"/>
-          <w:color w:val="000000"/>
-          <w:sz w:val="19"/>
-          <w:szCs w:val="19"/>
-          <w:lang w:val="en-US" w:eastAsia="ja-JP"/>
-        </w:rPr>
-        <w:t>DateTime</w:t>
-      </w:r>
-      <w:proofErr w:type="spellEnd"/>
-      <w:r>
-        <w:rPr>
-          <w:rFonts w:eastAsiaTheme="minorEastAsia"/>
-          <w:color w:val="000000"/>
-          <w:sz w:val="19"/>
-          <w:szCs w:val="19"/>
-          <w:lang w:val="en-US" w:eastAsia="ja-JP"/>
-        </w:rPr>
-        <w:t xml:space="preserve"> date </w:t>
-      </w:r>
-      <w:proofErr w:type="gramStart"/>
-      <w:r>
-        <w:rPr>
-          <w:rFonts w:eastAsiaTheme="minorEastAsia"/>
-          <w:color w:val="000000"/>
-          <w:sz w:val="19"/>
-          <w:szCs w:val="19"/>
-          <w:lang w:val="en-US" w:eastAsia="ja-JP"/>
-        </w:rPr>
-        <w:t>{ get</w:t>
-      </w:r>
-      <w:proofErr w:type="gramEnd"/>
-      <w:r>
-        <w:rPr>
-          <w:rFonts w:eastAsiaTheme="minorEastAsia"/>
-          <w:color w:val="000000"/>
-          <w:sz w:val="19"/>
-          <w:szCs w:val="19"/>
-          <w:lang w:val="en-US" w:eastAsia="ja-JP"/>
-        </w:rPr>
-        <w:t>; set; }</w:t>
+        <w:t xml:space="preserve">    public DateTime date { get; set; }</w:t>
       </w:r>
     </w:p>
     <w:p>
@@ -17253,29 +15425,7 @@
           <w:szCs w:val="19"/>
           <w:lang w:val="en-US" w:eastAsia="ja-JP"/>
         </w:rPr>
-        <w:t xml:space="preserve">    public string </w:t>
-      </w:r>
-      <w:proofErr w:type="spellStart"/>
-      <w:r>
-        <w:rPr>
-          <w:rFonts w:eastAsiaTheme="minorEastAsia"/>
-          <w:color w:val="000000"/>
-          <w:sz w:val="19"/>
-          <w:szCs w:val="19"/>
-          <w:lang w:val="en-US" w:eastAsia="ja-JP"/>
-        </w:rPr>
-        <w:t>formattedDate</w:t>
-      </w:r>
-      <w:proofErr w:type="spellEnd"/>
-      <w:r>
-        <w:rPr>
-          <w:rFonts w:eastAsiaTheme="minorEastAsia"/>
-          <w:color w:val="000000"/>
-          <w:sz w:val="19"/>
-          <w:szCs w:val="19"/>
-          <w:lang w:val="en-US" w:eastAsia="ja-JP"/>
-        </w:rPr>
-        <w:t xml:space="preserve"> {</w:t>
+        <w:t xml:space="preserve">    public string formattedDate {</w:t>
       </w:r>
     </w:p>
     <w:p>
@@ -17300,53 +15450,7 @@
           <w:szCs w:val="19"/>
           <w:lang w:val="en-US" w:eastAsia="ja-JP"/>
         </w:rPr>
-        <w:t xml:space="preserve">        get =&gt; </w:t>
-      </w:r>
-      <w:proofErr w:type="spellStart"/>
-      <w:proofErr w:type="gramStart"/>
-      <w:r>
-        <w:rPr>
-          <w:rFonts w:eastAsiaTheme="minorEastAsia"/>
-          <w:color w:val="000000"/>
-          <w:sz w:val="19"/>
-          <w:szCs w:val="19"/>
-          <w:lang w:val="en-US" w:eastAsia="ja-JP"/>
-        </w:rPr>
-        <w:t>date.ToString</w:t>
-      </w:r>
-      <w:proofErr w:type="spellEnd"/>
-      <w:proofErr w:type="gramEnd"/>
-      <w:r>
-        <w:rPr>
-          <w:rFonts w:eastAsiaTheme="minorEastAsia"/>
-          <w:color w:val="000000"/>
-          <w:sz w:val="19"/>
-          <w:szCs w:val="19"/>
-          <w:lang w:val="en-US" w:eastAsia="ja-JP"/>
-        </w:rPr>
-        <w:t>("</w:t>
-      </w:r>
-      <w:proofErr w:type="spellStart"/>
-      <w:r>
-        <w:rPr>
-          <w:rFonts w:eastAsiaTheme="minorEastAsia"/>
-          <w:color w:val="000000"/>
-          <w:sz w:val="19"/>
-          <w:szCs w:val="19"/>
-          <w:lang w:val="en-US" w:eastAsia="ja-JP"/>
-        </w:rPr>
-        <w:t>d.MM.yyyy</w:t>
-      </w:r>
-      <w:proofErr w:type="spellEnd"/>
-      <w:r>
-        <w:rPr>
-          <w:rFonts w:eastAsiaTheme="minorEastAsia"/>
-          <w:color w:val="000000"/>
-          <w:sz w:val="19"/>
-          <w:szCs w:val="19"/>
-          <w:lang w:val="en-US" w:eastAsia="ja-JP"/>
-        </w:rPr>
-        <w:t xml:space="preserve"> h:m");</w:t>
+        <w:t xml:space="preserve">        get =&gt; date.ToString("d.MM.yyyy h:m");</w:t>
       </w:r>
     </w:p>
     <w:p>
@@ -17411,41 +15515,7 @@
           <w:szCs w:val="19"/>
           <w:lang w:val="en-US" w:eastAsia="ja-JP"/>
         </w:rPr>
-        <w:t xml:space="preserve">    public </w:t>
-      </w:r>
-      <w:proofErr w:type="spellStart"/>
-      <w:proofErr w:type="gramStart"/>
-      <w:r>
-        <w:rPr>
-          <w:rFonts w:eastAsiaTheme="minorEastAsia"/>
-          <w:color w:val="000000"/>
-          <w:sz w:val="19"/>
-          <w:szCs w:val="19"/>
-          <w:lang w:val="en-US" w:eastAsia="ja-JP"/>
-        </w:rPr>
-        <w:t>AllSalesViewModel</w:t>
-      </w:r>
-      <w:proofErr w:type="spellEnd"/>
-      <w:r>
-        <w:rPr>
-          <w:rFonts w:eastAsiaTheme="minorEastAsia"/>
-          <w:color w:val="000000"/>
-          <w:sz w:val="19"/>
-          <w:szCs w:val="19"/>
-          <w:lang w:val="en-US" w:eastAsia="ja-JP"/>
-        </w:rPr>
-        <w:t>(</w:t>
-      </w:r>
-      <w:proofErr w:type="gramEnd"/>
-      <w:r>
-        <w:rPr>
-          <w:rFonts w:eastAsiaTheme="minorEastAsia"/>
-          <w:color w:val="000000"/>
-          <w:sz w:val="19"/>
-          <w:szCs w:val="19"/>
-          <w:lang w:val="en-US" w:eastAsia="ja-JP"/>
-        </w:rPr>
-        <w:t>int Id, Kurs2RudenkoContext kurs2RudenkoContext)</w:t>
+        <w:t xml:space="preserve">    public AllSalesViewModel(int Id, Kurs2RudenkoContext kurs2RudenkoContext)</w:t>
       </w:r>
     </w:p>
     <w:p>
@@ -17520,31 +15590,7 @@
           <w:szCs w:val="19"/>
           <w:lang w:val="en-US" w:eastAsia="ja-JP"/>
         </w:rPr>
-        <w:t xml:space="preserve">        </w:t>
-      </w:r>
-      <w:proofErr w:type="spellStart"/>
-      <w:proofErr w:type="gramStart"/>
-      <w:r>
-        <w:rPr>
-          <w:rFonts w:eastAsiaTheme="minorEastAsia"/>
-          <w:color w:val="000000"/>
-          <w:sz w:val="19"/>
-          <w:szCs w:val="19"/>
-          <w:lang w:val="en-US" w:eastAsia="ja-JP"/>
-        </w:rPr>
-        <w:t>this.Id</w:t>
-      </w:r>
-      <w:proofErr w:type="spellEnd"/>
-      <w:proofErr w:type="gramEnd"/>
-      <w:r>
-        <w:rPr>
-          <w:rFonts w:eastAsiaTheme="minorEastAsia"/>
-          <w:color w:val="000000"/>
-          <w:sz w:val="19"/>
-          <w:szCs w:val="19"/>
-          <w:lang w:val="en-US" w:eastAsia="ja-JP"/>
-        </w:rPr>
-        <w:t xml:space="preserve"> = Id;</w:t>
+        <w:t xml:space="preserve">        this.Id = Id;</w:t>
       </w:r>
     </w:p>
     <w:p>
@@ -17569,29 +15615,7 @@
           <w:szCs w:val="19"/>
           <w:lang w:val="en-US" w:eastAsia="ja-JP"/>
         </w:rPr>
-        <w:t xml:space="preserve">        </w:t>
-      </w:r>
-      <w:proofErr w:type="spellStart"/>
-      <w:r>
-        <w:rPr>
-          <w:rFonts w:eastAsiaTheme="minorEastAsia"/>
-          <w:color w:val="000000"/>
-          <w:sz w:val="19"/>
-          <w:szCs w:val="19"/>
-          <w:lang w:val="en-US" w:eastAsia="ja-JP"/>
-        </w:rPr>
-        <w:t>summ</w:t>
-      </w:r>
-      <w:proofErr w:type="spellEnd"/>
-      <w:r>
-        <w:rPr>
-          <w:rFonts w:eastAsiaTheme="minorEastAsia"/>
-          <w:color w:val="000000"/>
-          <w:sz w:val="19"/>
-          <w:szCs w:val="19"/>
-          <w:lang w:val="en-US" w:eastAsia="ja-JP"/>
-        </w:rPr>
-        <w:t xml:space="preserve"> = 0;</w:t>
+        <w:t xml:space="preserve">        summ = 0;</w:t>
       </w:r>
     </w:p>
     <w:p>
@@ -17616,75 +15640,7 @@
           <w:szCs w:val="19"/>
           <w:lang w:val="en-US" w:eastAsia="ja-JP"/>
         </w:rPr>
-        <w:t xml:space="preserve">        date = _</w:t>
-      </w:r>
-      <w:proofErr w:type="spellStart"/>
-      <w:proofErr w:type="gramStart"/>
-      <w:r>
-        <w:rPr>
-          <w:rFonts w:eastAsiaTheme="minorEastAsia"/>
-          <w:color w:val="000000"/>
-          <w:sz w:val="19"/>
-          <w:szCs w:val="19"/>
-          <w:lang w:val="en-US" w:eastAsia="ja-JP"/>
-        </w:rPr>
-        <w:t>context.Sales.FirstOrDefault</w:t>
-      </w:r>
-      <w:proofErr w:type="spellEnd"/>
-      <w:proofErr w:type="gramEnd"/>
-      <w:r>
-        <w:rPr>
-          <w:rFonts w:eastAsiaTheme="minorEastAsia"/>
-          <w:color w:val="000000"/>
-          <w:sz w:val="19"/>
-          <w:szCs w:val="19"/>
-          <w:lang w:val="en-US" w:eastAsia="ja-JP"/>
-        </w:rPr>
-        <w:t xml:space="preserve">(x =&gt; </w:t>
-      </w:r>
-      <w:proofErr w:type="spellStart"/>
-      <w:r>
-        <w:rPr>
-          <w:rFonts w:eastAsiaTheme="minorEastAsia"/>
-          <w:color w:val="000000"/>
-          <w:sz w:val="19"/>
-          <w:szCs w:val="19"/>
-          <w:lang w:val="en-US" w:eastAsia="ja-JP"/>
-        </w:rPr>
-        <w:t>x.SaleId</w:t>
-      </w:r>
-      <w:proofErr w:type="spellEnd"/>
-      <w:r>
-        <w:rPr>
-          <w:rFonts w:eastAsiaTheme="minorEastAsia"/>
-          <w:color w:val="000000"/>
-          <w:sz w:val="19"/>
-          <w:szCs w:val="19"/>
-          <w:lang w:val="en-US" w:eastAsia="ja-JP"/>
-        </w:rPr>
-        <w:t xml:space="preserve"> == Id).</w:t>
-      </w:r>
-      <w:proofErr w:type="spellStart"/>
-      <w:r>
-        <w:rPr>
-          <w:rFonts w:eastAsiaTheme="minorEastAsia"/>
-          <w:color w:val="000000"/>
-          <w:sz w:val="19"/>
-          <w:szCs w:val="19"/>
-          <w:lang w:val="en-US" w:eastAsia="ja-JP"/>
-        </w:rPr>
-        <w:t>SaleDate</w:t>
-      </w:r>
-      <w:proofErr w:type="spellEnd"/>
-      <w:r>
-        <w:rPr>
-          <w:rFonts w:eastAsiaTheme="minorEastAsia"/>
-          <w:color w:val="000000"/>
-          <w:sz w:val="19"/>
-          <w:szCs w:val="19"/>
-          <w:lang w:val="en-US" w:eastAsia="ja-JP"/>
-        </w:rPr>
-        <w:t>;</w:t>
+        <w:t xml:space="preserve">        date = _context.Sales.FirstOrDefault(x =&gt; x.SaleId == Id).SaleDate;</w:t>
       </w:r>
     </w:p>
     <w:p>
@@ -17724,44 +15680,8 @@
           <w:szCs w:val="19"/>
           <w:lang w:val="en-US" w:eastAsia="ja-JP"/>
         </w:rPr>
-        <w:t xml:space="preserve">        var </w:t>
-      </w:r>
-      <w:proofErr w:type="spellStart"/>
-      <w:r>
-        <w:rPr>
-          <w:rFonts w:eastAsiaTheme="minorEastAsia"/>
-          <w:color w:val="000000"/>
-          <w:sz w:val="19"/>
-          <w:szCs w:val="19"/>
-          <w:lang w:val="en-US" w:eastAsia="ja-JP"/>
-        </w:rPr>
-        <w:t>saleProducts</w:t>
-      </w:r>
-      <w:proofErr w:type="spellEnd"/>
-      <w:r>
-        <w:rPr>
-          <w:rFonts w:eastAsiaTheme="minorEastAsia"/>
-          <w:color w:val="000000"/>
-          <w:sz w:val="19"/>
-          <w:szCs w:val="19"/>
-          <w:lang w:val="en-US" w:eastAsia="ja-JP"/>
-        </w:rPr>
-        <w:t xml:space="preserve"> = _</w:t>
-      </w:r>
-      <w:proofErr w:type="spellStart"/>
-      <w:proofErr w:type="gramStart"/>
-      <w:r>
-        <w:rPr>
-          <w:rFonts w:eastAsiaTheme="minorEastAsia"/>
-          <w:color w:val="000000"/>
-          <w:sz w:val="19"/>
-          <w:szCs w:val="19"/>
-          <w:lang w:val="en-US" w:eastAsia="ja-JP"/>
-        </w:rPr>
-        <w:t>context.SaleProds</w:t>
-      </w:r>
-      <w:proofErr w:type="spellEnd"/>
-      <w:proofErr w:type="gramEnd"/>
+        <w:t xml:space="preserve">        var saleProducts = _context.SaleProds</w:t>
+      </w:r>
     </w:p>
     <w:p>
       <w:pPr>
@@ -17785,51 +15705,7 @@
           <w:szCs w:val="19"/>
           <w:lang w:val="en-US" w:eastAsia="ja-JP"/>
         </w:rPr>
-        <w:t xml:space="preserve">            </w:t>
-      </w:r>
-      <w:proofErr w:type="gramStart"/>
-      <w:r>
-        <w:rPr>
-          <w:rFonts w:eastAsiaTheme="minorEastAsia"/>
-          <w:color w:val="000000"/>
-          <w:sz w:val="19"/>
-          <w:szCs w:val="19"/>
-          <w:lang w:val="en-US" w:eastAsia="ja-JP"/>
-        </w:rPr>
-        <w:t>.Include</w:t>
-      </w:r>
-      <w:proofErr w:type="gramEnd"/>
-      <w:r>
-        <w:rPr>
-          <w:rFonts w:eastAsiaTheme="minorEastAsia"/>
-          <w:color w:val="000000"/>
-          <w:sz w:val="19"/>
-          <w:szCs w:val="19"/>
-          <w:lang w:val="en-US" w:eastAsia="ja-JP"/>
-        </w:rPr>
-        <w:t xml:space="preserve">(op =&gt; </w:t>
-      </w:r>
-      <w:proofErr w:type="spellStart"/>
-      <w:r>
-        <w:rPr>
-          <w:rFonts w:eastAsiaTheme="minorEastAsia"/>
-          <w:color w:val="000000"/>
-          <w:sz w:val="19"/>
-          <w:szCs w:val="19"/>
-          <w:lang w:val="en-US" w:eastAsia="ja-JP"/>
-        </w:rPr>
-        <w:t>op.Product</w:t>
-      </w:r>
-      <w:proofErr w:type="spellEnd"/>
-      <w:r>
-        <w:rPr>
-          <w:rFonts w:eastAsiaTheme="minorEastAsia"/>
-          <w:color w:val="000000"/>
-          <w:sz w:val="19"/>
-          <w:szCs w:val="19"/>
-          <w:lang w:val="en-US" w:eastAsia="ja-JP"/>
-        </w:rPr>
-        <w:t>)</w:t>
+        <w:t xml:space="preserve">            .Include(op =&gt; op.Product)</w:t>
       </w:r>
     </w:p>
     <w:p>
@@ -17854,63 +15730,7 @@
           <w:szCs w:val="19"/>
           <w:lang w:val="en-US" w:eastAsia="ja-JP"/>
         </w:rPr>
-        <w:t xml:space="preserve">            </w:t>
-      </w:r>
-      <w:proofErr w:type="gramStart"/>
-      <w:r>
-        <w:rPr>
-          <w:rFonts w:eastAsiaTheme="minorEastAsia"/>
-          <w:color w:val="000000"/>
-          <w:sz w:val="19"/>
-          <w:szCs w:val="19"/>
-          <w:lang w:val="en-US" w:eastAsia="ja-JP"/>
-        </w:rPr>
-        <w:t>.</w:t>
-      </w:r>
-      <w:proofErr w:type="spellStart"/>
-      <w:r>
-        <w:rPr>
-          <w:rFonts w:eastAsiaTheme="minorEastAsia"/>
-          <w:color w:val="000000"/>
-          <w:sz w:val="19"/>
-          <w:szCs w:val="19"/>
-          <w:lang w:val="en-US" w:eastAsia="ja-JP"/>
-        </w:rPr>
-        <w:t>ThenInclude</w:t>
-      </w:r>
-      <w:proofErr w:type="spellEnd"/>
-      <w:proofErr w:type="gramEnd"/>
-      <w:r>
-        <w:rPr>
-          <w:rFonts w:eastAsiaTheme="minorEastAsia"/>
-          <w:color w:val="000000"/>
-          <w:sz w:val="19"/>
-          <w:szCs w:val="19"/>
-          <w:lang w:val="en-US" w:eastAsia="ja-JP"/>
-        </w:rPr>
-        <w:t xml:space="preserve">(p =&gt; </w:t>
-      </w:r>
-      <w:proofErr w:type="spellStart"/>
-      <w:r>
-        <w:rPr>
-          <w:rFonts w:eastAsiaTheme="minorEastAsia"/>
-          <w:color w:val="000000"/>
-          <w:sz w:val="19"/>
-          <w:szCs w:val="19"/>
-          <w:lang w:val="en-US" w:eastAsia="ja-JP"/>
-        </w:rPr>
-        <w:t>p.ProductAttribs</w:t>
-      </w:r>
-      <w:proofErr w:type="spellEnd"/>
-      <w:r>
-        <w:rPr>
-          <w:rFonts w:eastAsiaTheme="minorEastAsia"/>
-          <w:color w:val="000000"/>
-          <w:sz w:val="19"/>
-          <w:szCs w:val="19"/>
-          <w:lang w:val="en-US" w:eastAsia="ja-JP"/>
-        </w:rPr>
-        <w:t>)</w:t>
+        <w:t xml:space="preserve">            .ThenInclude(p =&gt; p.ProductAttribs)</w:t>
       </w:r>
     </w:p>
     <w:p>
@@ -17935,51 +15755,7 @@
           <w:szCs w:val="19"/>
           <w:lang w:val="en-US" w:eastAsia="ja-JP"/>
         </w:rPr>
-        <w:t xml:space="preserve">            </w:t>
-      </w:r>
-      <w:proofErr w:type="gramStart"/>
-      <w:r>
-        <w:rPr>
-          <w:rFonts w:eastAsiaTheme="minorEastAsia"/>
-          <w:color w:val="000000"/>
-          <w:sz w:val="19"/>
-          <w:szCs w:val="19"/>
-          <w:lang w:val="en-US" w:eastAsia="ja-JP"/>
-        </w:rPr>
-        <w:t>.Where</w:t>
-      </w:r>
-      <w:proofErr w:type="gramEnd"/>
-      <w:r>
-        <w:rPr>
-          <w:rFonts w:eastAsiaTheme="minorEastAsia"/>
-          <w:color w:val="000000"/>
-          <w:sz w:val="19"/>
-          <w:szCs w:val="19"/>
-          <w:lang w:val="en-US" w:eastAsia="ja-JP"/>
-        </w:rPr>
-        <w:t xml:space="preserve">(op =&gt; </w:t>
-      </w:r>
-      <w:proofErr w:type="spellStart"/>
-      <w:r>
-        <w:rPr>
-          <w:rFonts w:eastAsiaTheme="minorEastAsia"/>
-          <w:color w:val="000000"/>
-          <w:sz w:val="19"/>
-          <w:szCs w:val="19"/>
-          <w:lang w:val="en-US" w:eastAsia="ja-JP"/>
-        </w:rPr>
-        <w:t>op.SaleId</w:t>
-      </w:r>
-      <w:proofErr w:type="spellEnd"/>
-      <w:r>
-        <w:rPr>
-          <w:rFonts w:eastAsiaTheme="minorEastAsia"/>
-          <w:color w:val="000000"/>
-          <w:sz w:val="19"/>
-          <w:szCs w:val="19"/>
-          <w:lang w:val="en-US" w:eastAsia="ja-JP"/>
-        </w:rPr>
-        <w:t xml:space="preserve"> == Id)</w:t>
+        <w:t xml:space="preserve">            .Where(op =&gt; op.SaleId == Id)</w:t>
       </w:r>
     </w:p>
     <w:p>
@@ -18004,41 +15780,7 @@
           <w:szCs w:val="19"/>
           <w:lang w:val="en-US" w:eastAsia="ja-JP"/>
         </w:rPr>
-        <w:t xml:space="preserve">            </w:t>
-      </w:r>
-      <w:proofErr w:type="gramStart"/>
-      <w:r>
-        <w:rPr>
-          <w:rFonts w:eastAsiaTheme="minorEastAsia"/>
-          <w:color w:val="000000"/>
-          <w:sz w:val="19"/>
-          <w:szCs w:val="19"/>
-          <w:lang w:val="en-US" w:eastAsia="ja-JP"/>
-        </w:rPr>
-        <w:t>.</w:t>
-      </w:r>
-      <w:proofErr w:type="spellStart"/>
-      <w:r>
-        <w:rPr>
-          <w:rFonts w:eastAsiaTheme="minorEastAsia"/>
-          <w:color w:val="000000"/>
-          <w:sz w:val="19"/>
-          <w:szCs w:val="19"/>
-          <w:lang w:val="en-US" w:eastAsia="ja-JP"/>
-        </w:rPr>
-        <w:t>ToList</w:t>
-      </w:r>
-      <w:proofErr w:type="spellEnd"/>
-      <w:proofErr w:type="gramEnd"/>
-      <w:r>
-        <w:rPr>
-          <w:rFonts w:eastAsiaTheme="minorEastAsia"/>
-          <w:color w:val="000000"/>
-          <w:sz w:val="19"/>
-          <w:szCs w:val="19"/>
-          <w:lang w:val="en-US" w:eastAsia="ja-JP"/>
-        </w:rPr>
-        <w:t>();</w:t>
+        <w:t xml:space="preserve">            .ToList();</w:t>
       </w:r>
     </w:p>
     <w:p>
@@ -18078,51 +15820,7 @@
           <w:szCs w:val="19"/>
           <w:lang w:val="en-US" w:eastAsia="ja-JP"/>
         </w:rPr>
-        <w:t xml:space="preserve">        foreach (var </w:t>
-      </w:r>
-      <w:proofErr w:type="spellStart"/>
-      <w:r>
-        <w:rPr>
-          <w:rFonts w:eastAsiaTheme="minorEastAsia"/>
-          <w:color w:val="000000"/>
-          <w:sz w:val="19"/>
-          <w:szCs w:val="19"/>
-          <w:lang w:val="en-US" w:eastAsia="ja-JP"/>
-        </w:rPr>
-        <w:t>saleProduct</w:t>
-      </w:r>
-      <w:proofErr w:type="spellEnd"/>
-      <w:r>
-        <w:rPr>
-          <w:rFonts w:eastAsiaTheme="minorEastAsia"/>
-          <w:color w:val="000000"/>
-          <w:sz w:val="19"/>
-          <w:szCs w:val="19"/>
-          <w:lang w:val="en-US" w:eastAsia="ja-JP"/>
-        </w:rPr>
-        <w:t xml:space="preserve"> in </w:t>
-      </w:r>
-      <w:proofErr w:type="spellStart"/>
-      <w:r>
-        <w:rPr>
-          <w:rFonts w:eastAsiaTheme="minorEastAsia"/>
-          <w:color w:val="000000"/>
-          <w:sz w:val="19"/>
-          <w:szCs w:val="19"/>
-          <w:lang w:val="en-US" w:eastAsia="ja-JP"/>
-        </w:rPr>
-        <w:t>saleProducts</w:t>
-      </w:r>
-      <w:proofErr w:type="spellEnd"/>
-      <w:r>
-        <w:rPr>
-          <w:rFonts w:eastAsiaTheme="minorEastAsia"/>
-          <w:color w:val="000000"/>
-          <w:sz w:val="19"/>
-          <w:szCs w:val="19"/>
-          <w:lang w:val="en-US" w:eastAsia="ja-JP"/>
-        </w:rPr>
-        <w:t>)</w:t>
+        <w:t xml:space="preserve">        foreach (var saleProduct in saleProducts)</w:t>
       </w:r>
     </w:p>
     <w:p>
@@ -18172,53 +15870,7 @@
           <w:szCs w:val="19"/>
           <w:lang w:val="en-US" w:eastAsia="ja-JP"/>
         </w:rPr>
-        <w:t xml:space="preserve">            decimal </w:t>
-      </w:r>
-      <w:proofErr w:type="spellStart"/>
-      <w:r>
-        <w:rPr>
-          <w:rFonts w:eastAsiaTheme="minorEastAsia"/>
-          <w:color w:val="000000"/>
-          <w:sz w:val="19"/>
-          <w:szCs w:val="19"/>
-          <w:lang w:val="en-US" w:eastAsia="ja-JP"/>
-        </w:rPr>
-        <w:t>productPrice</w:t>
-      </w:r>
-      <w:proofErr w:type="spellEnd"/>
-      <w:r>
-        <w:rPr>
-          <w:rFonts w:eastAsiaTheme="minorEastAsia"/>
-          <w:color w:val="000000"/>
-          <w:sz w:val="19"/>
-          <w:szCs w:val="19"/>
-          <w:lang w:val="en-US" w:eastAsia="ja-JP"/>
-        </w:rPr>
-        <w:t xml:space="preserve"> = </w:t>
-      </w:r>
-      <w:proofErr w:type="spellStart"/>
-      <w:proofErr w:type="gramStart"/>
-      <w:r>
-        <w:rPr>
-          <w:rFonts w:eastAsiaTheme="minorEastAsia"/>
-          <w:color w:val="000000"/>
-          <w:sz w:val="19"/>
-          <w:szCs w:val="19"/>
-          <w:lang w:val="en-US" w:eastAsia="ja-JP"/>
-        </w:rPr>
-        <w:t>saleProduct.Product.ProdBasePrice</w:t>
-      </w:r>
-      <w:proofErr w:type="spellEnd"/>
-      <w:proofErr w:type="gramEnd"/>
-      <w:r>
-        <w:rPr>
-          <w:rFonts w:eastAsiaTheme="minorEastAsia"/>
-          <w:color w:val="000000"/>
-          <w:sz w:val="19"/>
-          <w:szCs w:val="19"/>
-          <w:lang w:val="en-US" w:eastAsia="ja-JP"/>
-        </w:rPr>
-        <w:t>;</w:t>
+        <w:t xml:space="preserve">            decimal productPrice = saleProduct.Product.ProdBasePrice;</w:t>
       </w:r>
     </w:p>
     <w:p>
@@ -18258,53 +15910,7 @@
           <w:szCs w:val="19"/>
           <w:lang w:val="en-US" w:eastAsia="ja-JP"/>
         </w:rPr>
-        <w:t xml:space="preserve">            foreach (var </w:t>
-      </w:r>
-      <w:proofErr w:type="spellStart"/>
-      <w:r>
-        <w:rPr>
-          <w:rFonts w:eastAsiaTheme="minorEastAsia"/>
-          <w:color w:val="000000"/>
-          <w:sz w:val="19"/>
-          <w:szCs w:val="19"/>
-          <w:lang w:val="en-US" w:eastAsia="ja-JP"/>
-        </w:rPr>
-        <w:t>productAttrib</w:t>
-      </w:r>
-      <w:proofErr w:type="spellEnd"/>
-      <w:r>
-        <w:rPr>
-          <w:rFonts w:eastAsiaTheme="minorEastAsia"/>
-          <w:color w:val="000000"/>
-          <w:sz w:val="19"/>
-          <w:szCs w:val="19"/>
-          <w:lang w:val="en-US" w:eastAsia="ja-JP"/>
-        </w:rPr>
-        <w:t xml:space="preserve"> in </w:t>
-      </w:r>
-      <w:proofErr w:type="spellStart"/>
-      <w:proofErr w:type="gramStart"/>
-      <w:r>
-        <w:rPr>
-          <w:rFonts w:eastAsiaTheme="minorEastAsia"/>
-          <w:color w:val="000000"/>
-          <w:sz w:val="19"/>
-          <w:szCs w:val="19"/>
-          <w:lang w:val="en-US" w:eastAsia="ja-JP"/>
-        </w:rPr>
-        <w:t>saleProduct.Product.ProductAttribs</w:t>
-      </w:r>
-      <w:proofErr w:type="spellEnd"/>
-      <w:proofErr w:type="gramEnd"/>
-      <w:r>
-        <w:rPr>
-          <w:rFonts w:eastAsiaTheme="minorEastAsia"/>
-          <w:color w:val="000000"/>
-          <w:sz w:val="19"/>
-          <w:szCs w:val="19"/>
-          <w:lang w:val="en-US" w:eastAsia="ja-JP"/>
-        </w:rPr>
-        <w:t>)</w:t>
+        <w:t xml:space="preserve">            foreach (var productAttrib in saleProduct.Product.ProductAttribs)</w:t>
       </w:r>
     </w:p>
     <w:p>
@@ -18354,73 +15960,7 @@
           <w:szCs w:val="19"/>
           <w:lang w:val="en-US" w:eastAsia="ja-JP"/>
         </w:rPr>
-        <w:t xml:space="preserve">                </w:t>
-      </w:r>
-      <w:proofErr w:type="spellStart"/>
-      <w:r>
-        <w:rPr>
-          <w:rFonts w:eastAsiaTheme="minorEastAsia"/>
-          <w:color w:val="000000"/>
-          <w:sz w:val="19"/>
-          <w:szCs w:val="19"/>
-          <w:lang w:val="en-US" w:eastAsia="ja-JP"/>
-        </w:rPr>
-        <w:t>productPrice</w:t>
-      </w:r>
-      <w:proofErr w:type="spellEnd"/>
-      <w:r>
-        <w:rPr>
-          <w:rFonts w:eastAsiaTheme="minorEastAsia"/>
-          <w:color w:val="000000"/>
-          <w:sz w:val="19"/>
-          <w:szCs w:val="19"/>
-          <w:lang w:val="en-US" w:eastAsia="ja-JP"/>
-        </w:rPr>
-        <w:t xml:space="preserve"> = ((decimal)</w:t>
-      </w:r>
-      <w:proofErr w:type="spellStart"/>
-      <w:r>
-        <w:rPr>
-          <w:rFonts w:eastAsiaTheme="minorEastAsia"/>
-          <w:color w:val="000000"/>
-          <w:sz w:val="19"/>
-          <w:szCs w:val="19"/>
-          <w:lang w:val="en-US" w:eastAsia="ja-JP"/>
-        </w:rPr>
-        <w:t>productAttrib.PriceCoeff</w:t>
-      </w:r>
-      <w:proofErr w:type="spellEnd"/>
-      <w:r>
-        <w:rPr>
-          <w:rFonts w:eastAsiaTheme="minorEastAsia"/>
-          <w:color w:val="000000"/>
-          <w:sz w:val="19"/>
-          <w:szCs w:val="19"/>
-          <w:lang w:val="en-US" w:eastAsia="ja-JP"/>
-        </w:rPr>
-        <w:t xml:space="preserve"> * </w:t>
-      </w:r>
-      <w:proofErr w:type="spellStart"/>
-      <w:r>
-        <w:rPr>
-          <w:rFonts w:eastAsiaTheme="minorEastAsia"/>
-          <w:color w:val="000000"/>
-          <w:sz w:val="19"/>
-          <w:szCs w:val="19"/>
-          <w:lang w:val="en-US" w:eastAsia="ja-JP"/>
-        </w:rPr>
-        <w:t>productPrice</w:t>
-      </w:r>
-      <w:proofErr w:type="spellEnd"/>
-      <w:r>
-        <w:rPr>
-          <w:rFonts w:eastAsiaTheme="minorEastAsia"/>
-          <w:color w:val="000000"/>
-          <w:sz w:val="19"/>
-          <w:szCs w:val="19"/>
-          <w:lang w:val="en-US" w:eastAsia="ja-JP"/>
-        </w:rPr>
-        <w:t>);</w:t>
+        <w:t xml:space="preserve">                productPrice = ((decimal)productAttrib.PriceCoeff * productPrice);</w:t>
       </w:r>
     </w:p>
     <w:p>
@@ -18480,73 +16020,7 @@
           <w:szCs w:val="19"/>
           <w:lang w:val="en-US" w:eastAsia="ja-JP"/>
         </w:rPr>
-        <w:t xml:space="preserve">            </w:t>
-      </w:r>
-      <w:proofErr w:type="spellStart"/>
-      <w:r>
-        <w:rPr>
-          <w:rFonts w:eastAsiaTheme="minorEastAsia"/>
-          <w:color w:val="000000"/>
-          <w:sz w:val="19"/>
-          <w:szCs w:val="19"/>
-          <w:lang w:val="en-US" w:eastAsia="ja-JP"/>
-        </w:rPr>
-        <w:t>summ</w:t>
-      </w:r>
-      <w:proofErr w:type="spellEnd"/>
-      <w:r>
-        <w:rPr>
-          <w:rFonts w:eastAsiaTheme="minorEastAsia"/>
-          <w:color w:val="000000"/>
-          <w:sz w:val="19"/>
-          <w:szCs w:val="19"/>
-          <w:lang w:val="en-US" w:eastAsia="ja-JP"/>
-        </w:rPr>
-        <w:t xml:space="preserve"> += </w:t>
-      </w:r>
-      <w:proofErr w:type="spellStart"/>
-      <w:r>
-        <w:rPr>
-          <w:rFonts w:eastAsiaTheme="minorEastAsia"/>
-          <w:color w:val="000000"/>
-          <w:sz w:val="19"/>
-          <w:szCs w:val="19"/>
-          <w:lang w:val="en-US" w:eastAsia="ja-JP"/>
-        </w:rPr>
-        <w:t>productPrice</w:t>
-      </w:r>
-      <w:proofErr w:type="spellEnd"/>
-      <w:r>
-        <w:rPr>
-          <w:rFonts w:eastAsiaTheme="minorEastAsia"/>
-          <w:color w:val="000000"/>
-          <w:sz w:val="19"/>
-          <w:szCs w:val="19"/>
-          <w:lang w:val="en-US" w:eastAsia="ja-JP"/>
-        </w:rPr>
-        <w:t xml:space="preserve"> * </w:t>
-      </w:r>
-      <w:proofErr w:type="spellStart"/>
-      <w:r>
-        <w:rPr>
-          <w:rFonts w:eastAsiaTheme="minorEastAsia"/>
-          <w:color w:val="000000"/>
-          <w:sz w:val="19"/>
-          <w:szCs w:val="19"/>
-          <w:lang w:val="en-US" w:eastAsia="ja-JP"/>
-        </w:rPr>
-        <w:t>saleProduct.Count</w:t>
-      </w:r>
-      <w:proofErr w:type="spellEnd"/>
-      <w:r>
-        <w:rPr>
-          <w:rFonts w:eastAsiaTheme="minorEastAsia"/>
-          <w:color w:val="000000"/>
-          <w:sz w:val="19"/>
-          <w:szCs w:val="19"/>
-          <w:lang w:val="en-US" w:eastAsia="ja-JP"/>
-        </w:rPr>
-        <w:t>;</w:t>
+        <w:t xml:space="preserve">            summ += productPrice * saleProduct.Count;</w:t>
       </w:r>
     </w:p>
     <w:p>
@@ -18698,7 +16172,6 @@
         </w:rPr>
         <w:t xml:space="preserve"> </w:t>
       </w:r>
-      <w:proofErr w:type="spellStart"/>
       <w:r>
         <w:rPr>
           <w:bCs/>
@@ -18708,7 +16181,6 @@
         </w:rPr>
         <w:t>OrderSaleViewModel</w:t>
       </w:r>
-      <w:proofErr w:type="spellEnd"/>
     </w:p>
     <w:p>
       <w:pPr>
@@ -18745,20 +16217,8 @@
           <w:szCs w:val="19"/>
           <w:lang w:val="en-US" w:eastAsia="ja-JP"/>
         </w:rPr>
-        <w:t xml:space="preserve">internal class </w:t>
-      </w:r>
-      <w:proofErr w:type="spellStart"/>
-      <w:r>
-        <w:rPr>
-          <w:rFonts w:eastAsiaTheme="minorEastAsia"/>
-          <w:color w:val="000000"/>
-          <w:sz w:val="19"/>
-          <w:szCs w:val="19"/>
-          <w:lang w:val="en-US" w:eastAsia="ja-JP"/>
-        </w:rPr>
-        <w:t>OrderSaleViewModel</w:t>
-      </w:r>
-      <w:proofErr w:type="spellEnd"/>
+        <w:t>internal class OrderSaleViewModel</w:t>
+      </w:r>
     </w:p>
     <w:p>
       <w:pPr>
@@ -18807,29 +16267,7 @@
           <w:szCs w:val="19"/>
           <w:lang w:val="en-US" w:eastAsia="ja-JP"/>
         </w:rPr>
-        <w:t xml:space="preserve">    private </w:t>
-      </w:r>
-      <w:proofErr w:type="spellStart"/>
-      <w:r>
-        <w:rPr>
-          <w:rFonts w:eastAsiaTheme="minorEastAsia"/>
-          <w:color w:val="000000"/>
-          <w:sz w:val="19"/>
-          <w:szCs w:val="19"/>
-          <w:lang w:val="en-US" w:eastAsia="ja-JP"/>
-        </w:rPr>
-        <w:t>readonly</w:t>
-      </w:r>
-      <w:proofErr w:type="spellEnd"/>
-      <w:r>
-        <w:rPr>
-          <w:rFonts w:eastAsiaTheme="minorEastAsia"/>
-          <w:color w:val="000000"/>
-          <w:sz w:val="19"/>
-          <w:szCs w:val="19"/>
-          <w:lang w:val="en-US" w:eastAsia="ja-JP"/>
-        </w:rPr>
-        <w:t xml:space="preserve"> Kurs2RudenkoContext _context;</w:t>
+        <w:t xml:space="preserve">    private readonly Kurs2RudenkoContext _context;</w:t>
       </w:r>
     </w:p>
     <w:p>
@@ -18854,29 +16292,7 @@
           <w:szCs w:val="19"/>
           <w:lang w:val="en-US" w:eastAsia="ja-JP"/>
         </w:rPr>
-        <w:t xml:space="preserve">    public int Id </w:t>
-      </w:r>
-      <w:proofErr w:type="gramStart"/>
-      <w:r>
-        <w:rPr>
-          <w:rFonts w:eastAsiaTheme="minorEastAsia"/>
-          <w:color w:val="000000"/>
-          <w:sz w:val="19"/>
-          <w:szCs w:val="19"/>
-          <w:lang w:val="en-US" w:eastAsia="ja-JP"/>
-        </w:rPr>
-        <w:t>{ get</w:t>
-      </w:r>
-      <w:proofErr w:type="gramEnd"/>
-      <w:r>
-        <w:rPr>
-          <w:rFonts w:eastAsiaTheme="minorEastAsia"/>
-          <w:color w:val="000000"/>
-          <w:sz w:val="19"/>
-          <w:szCs w:val="19"/>
-          <w:lang w:val="en-US" w:eastAsia="ja-JP"/>
-        </w:rPr>
-        <w:t>; set; }</w:t>
+        <w:t xml:space="preserve">    public int Id { get; set; }</w:t>
       </w:r>
     </w:p>
     <w:p>
@@ -18901,29 +16317,7 @@
           <w:szCs w:val="19"/>
           <w:lang w:val="en-US" w:eastAsia="ja-JP"/>
         </w:rPr>
-        <w:t xml:space="preserve">    public string name </w:t>
-      </w:r>
-      <w:proofErr w:type="gramStart"/>
-      <w:r>
-        <w:rPr>
-          <w:rFonts w:eastAsiaTheme="minorEastAsia"/>
-          <w:color w:val="000000"/>
-          <w:sz w:val="19"/>
-          <w:szCs w:val="19"/>
-          <w:lang w:val="en-US" w:eastAsia="ja-JP"/>
-        </w:rPr>
-        <w:t>{ get</w:t>
-      </w:r>
-      <w:proofErr w:type="gramEnd"/>
-      <w:r>
-        <w:rPr>
-          <w:rFonts w:eastAsiaTheme="minorEastAsia"/>
-          <w:color w:val="000000"/>
-          <w:sz w:val="19"/>
-          <w:szCs w:val="19"/>
-          <w:lang w:val="en-US" w:eastAsia="ja-JP"/>
-        </w:rPr>
-        <w:t>; set; } = "";</w:t>
+        <w:t xml:space="preserve">    public string name { get; set; } = "";</w:t>
       </w:r>
     </w:p>
     <w:p>
@@ -18948,29 +16342,7 @@
           <w:szCs w:val="19"/>
           <w:lang w:val="en-US" w:eastAsia="ja-JP"/>
         </w:rPr>
-        <w:t xml:space="preserve">    public decimal price </w:t>
-      </w:r>
-      <w:proofErr w:type="gramStart"/>
-      <w:r>
-        <w:rPr>
-          <w:rFonts w:eastAsiaTheme="minorEastAsia"/>
-          <w:color w:val="000000"/>
-          <w:sz w:val="19"/>
-          <w:szCs w:val="19"/>
-          <w:lang w:val="en-US" w:eastAsia="ja-JP"/>
-        </w:rPr>
-        <w:t>{ get</w:t>
-      </w:r>
-      <w:proofErr w:type="gramEnd"/>
-      <w:r>
-        <w:rPr>
-          <w:rFonts w:eastAsiaTheme="minorEastAsia"/>
-          <w:color w:val="000000"/>
-          <w:sz w:val="19"/>
-          <w:szCs w:val="19"/>
-          <w:lang w:val="en-US" w:eastAsia="ja-JP"/>
-        </w:rPr>
-        <w:t>; set; }</w:t>
+        <w:t xml:space="preserve">    public decimal price { get; set; }</w:t>
       </w:r>
     </w:p>
     <w:p>
@@ -18995,29 +16367,7 @@
           <w:szCs w:val="19"/>
           <w:lang w:val="en-US" w:eastAsia="ja-JP"/>
         </w:rPr>
-        <w:t xml:space="preserve">    public int count </w:t>
-      </w:r>
-      <w:proofErr w:type="gramStart"/>
-      <w:r>
-        <w:rPr>
-          <w:rFonts w:eastAsiaTheme="minorEastAsia"/>
-          <w:color w:val="000000"/>
-          <w:sz w:val="19"/>
-          <w:szCs w:val="19"/>
-          <w:lang w:val="en-US" w:eastAsia="ja-JP"/>
-        </w:rPr>
-        <w:t>{ get</w:t>
-      </w:r>
-      <w:proofErr w:type="gramEnd"/>
-      <w:r>
-        <w:rPr>
-          <w:rFonts w:eastAsiaTheme="minorEastAsia"/>
-          <w:color w:val="000000"/>
-          <w:sz w:val="19"/>
-          <w:szCs w:val="19"/>
-          <w:lang w:val="en-US" w:eastAsia="ja-JP"/>
-        </w:rPr>
-        <w:t>; set; }</w:t>
+        <w:t xml:space="preserve">    public int count { get; set; }</w:t>
       </w:r>
     </w:p>
     <w:p>
@@ -19042,63 +16392,7 @@
           <w:szCs w:val="19"/>
           <w:lang w:val="en-US" w:eastAsia="ja-JP"/>
         </w:rPr>
-        <w:t xml:space="preserve">    public </w:t>
-      </w:r>
-      <w:proofErr w:type="spellStart"/>
-      <w:proofErr w:type="gramStart"/>
-      <w:r>
-        <w:rPr>
-          <w:rFonts w:eastAsiaTheme="minorEastAsia"/>
-          <w:color w:val="000000"/>
-          <w:sz w:val="19"/>
-          <w:szCs w:val="19"/>
-          <w:lang w:val="en-US" w:eastAsia="ja-JP"/>
-        </w:rPr>
-        <w:t>OrderSaleViewModel</w:t>
-      </w:r>
-      <w:proofErr w:type="spellEnd"/>
-      <w:r>
-        <w:rPr>
-          <w:rFonts w:eastAsiaTheme="minorEastAsia"/>
-          <w:color w:val="000000"/>
-          <w:sz w:val="19"/>
-          <w:szCs w:val="19"/>
-          <w:lang w:val="en-US" w:eastAsia="ja-JP"/>
-        </w:rPr>
-        <w:t>(</w:t>
-      </w:r>
-      <w:proofErr w:type="gramEnd"/>
-      <w:r>
-        <w:rPr>
-          <w:rFonts w:eastAsiaTheme="minorEastAsia"/>
-          <w:color w:val="000000"/>
-          <w:sz w:val="19"/>
-          <w:szCs w:val="19"/>
-          <w:lang w:val="en-US" w:eastAsia="ja-JP"/>
-        </w:rPr>
-        <w:t xml:space="preserve">int Id, Kurs2RudenkoContext </w:t>
-      </w:r>
-      <w:proofErr w:type="spellStart"/>
-      <w:r>
-        <w:rPr>
-          <w:rFonts w:eastAsiaTheme="minorEastAsia"/>
-          <w:color w:val="000000"/>
-          <w:sz w:val="19"/>
-          <w:szCs w:val="19"/>
-          <w:lang w:val="en-US" w:eastAsia="ja-JP"/>
-        </w:rPr>
-        <w:t>kurs2RudenkoContext</w:t>
-      </w:r>
-      <w:proofErr w:type="spellEnd"/>
-      <w:r>
-        <w:rPr>
-          <w:rFonts w:eastAsiaTheme="minorEastAsia"/>
-          <w:color w:val="000000"/>
-          <w:sz w:val="19"/>
-          <w:szCs w:val="19"/>
-          <w:lang w:val="en-US" w:eastAsia="ja-JP"/>
-        </w:rPr>
-        <w:t>, int count)</w:t>
+        <w:t xml:space="preserve">    public OrderSaleViewModel(int Id, Kurs2RudenkoContext kurs2RudenkoContext, int count)</w:t>
       </w:r>
     </w:p>
     <w:p>
@@ -19173,31 +16467,7 @@
           <w:szCs w:val="19"/>
           <w:lang w:val="en-US" w:eastAsia="ja-JP"/>
         </w:rPr>
-        <w:t xml:space="preserve">        </w:t>
-      </w:r>
-      <w:proofErr w:type="spellStart"/>
-      <w:proofErr w:type="gramStart"/>
-      <w:r>
-        <w:rPr>
-          <w:rFonts w:eastAsiaTheme="minorEastAsia"/>
-          <w:color w:val="000000"/>
-          <w:sz w:val="19"/>
-          <w:szCs w:val="19"/>
-          <w:lang w:val="en-US" w:eastAsia="ja-JP"/>
-        </w:rPr>
-        <w:t>this.Id</w:t>
-      </w:r>
-      <w:proofErr w:type="spellEnd"/>
-      <w:proofErr w:type="gramEnd"/>
-      <w:r>
-        <w:rPr>
-          <w:rFonts w:eastAsiaTheme="minorEastAsia"/>
-          <w:color w:val="000000"/>
-          <w:sz w:val="19"/>
-          <w:szCs w:val="19"/>
-          <w:lang w:val="en-US" w:eastAsia="ja-JP"/>
-        </w:rPr>
-        <w:t xml:space="preserve"> = Id;</w:t>
+        <w:t xml:space="preserve">        this.Id = Id;</w:t>
       </w:r>
     </w:p>
     <w:p>
@@ -19224,29 +16494,15 @@
         </w:rPr>
         <w:t xml:space="preserve">        </w:t>
       </w:r>
-      <w:proofErr w:type="spellStart"/>
-      <w:proofErr w:type="gramStart"/>
-      <w:r>
-        <w:rPr>
-          <w:rFonts w:eastAsiaTheme="minorEastAsia"/>
-          <w:color w:val="000000"/>
-          <w:sz w:val="19"/>
-          <w:szCs w:val="19"/>
-          <w:lang w:val="en-US" w:eastAsia="ja-JP"/>
-        </w:rPr>
-        <w:t>this.count</w:t>
-      </w:r>
-      <w:proofErr w:type="spellEnd"/>
-      <w:proofErr w:type="gramEnd"/>
-      <w:r>
-        <w:rPr>
-          <w:rFonts w:eastAsiaTheme="minorEastAsia"/>
-          <w:color w:val="000000"/>
-          <w:sz w:val="19"/>
-          <w:szCs w:val="19"/>
-          <w:lang w:val="en-US" w:eastAsia="ja-JP"/>
-        </w:rPr>
-        <w:t xml:space="preserve"> = count;</w:t>
+      <w:r>
+        <w:rPr>
+          <w:rFonts w:eastAsiaTheme="minorEastAsia"/>
+          <w:color w:val="000000"/>
+          <w:sz w:val="19"/>
+          <w:szCs w:val="19"/>
+          <w:lang w:val="en-US" w:eastAsia="ja-JP"/>
+        </w:rPr>
+        <w:t>this.count = count;</w:t>
       </w:r>
     </w:p>
     <w:p>
@@ -19296,44 +16552,8 @@
           <w:szCs w:val="19"/>
           <w:lang w:val="en-US" w:eastAsia="ja-JP"/>
         </w:rPr>
-        <w:t xml:space="preserve">var </w:t>
-      </w:r>
-      <w:proofErr w:type="spellStart"/>
-      <w:r>
-        <w:rPr>
-          <w:rFonts w:eastAsiaTheme="minorEastAsia"/>
-          <w:color w:val="000000"/>
-          <w:sz w:val="19"/>
-          <w:szCs w:val="19"/>
-          <w:lang w:val="en-US" w:eastAsia="ja-JP"/>
-        </w:rPr>
-        <w:t>attribs</w:t>
-      </w:r>
-      <w:proofErr w:type="spellEnd"/>
-      <w:r>
-        <w:rPr>
-          <w:rFonts w:eastAsiaTheme="minorEastAsia"/>
-          <w:color w:val="000000"/>
-          <w:sz w:val="19"/>
-          <w:szCs w:val="19"/>
-          <w:lang w:val="en-US" w:eastAsia="ja-JP"/>
-        </w:rPr>
-        <w:t xml:space="preserve"> = _</w:t>
-      </w:r>
-      <w:proofErr w:type="spellStart"/>
-      <w:proofErr w:type="gramStart"/>
-      <w:r>
-        <w:rPr>
-          <w:rFonts w:eastAsiaTheme="minorEastAsia"/>
-          <w:color w:val="000000"/>
-          <w:sz w:val="19"/>
-          <w:szCs w:val="19"/>
-          <w:lang w:val="en-US" w:eastAsia="ja-JP"/>
-        </w:rPr>
-        <w:t>context.ProductAttribs</w:t>
-      </w:r>
-      <w:proofErr w:type="spellEnd"/>
-      <w:proofErr w:type="gramEnd"/>
+        <w:t>var attribs = _context.ProductAttribs</w:t>
+      </w:r>
     </w:p>
     <w:p>
       <w:pPr>
@@ -19357,51 +16577,7 @@
           <w:szCs w:val="19"/>
           <w:lang w:val="en-US" w:eastAsia="ja-JP"/>
         </w:rPr>
-        <w:t xml:space="preserve">            </w:t>
-      </w:r>
-      <w:proofErr w:type="gramStart"/>
-      <w:r>
-        <w:rPr>
-          <w:rFonts w:eastAsiaTheme="minorEastAsia"/>
-          <w:color w:val="000000"/>
-          <w:sz w:val="19"/>
-          <w:szCs w:val="19"/>
-          <w:lang w:val="en-US" w:eastAsia="ja-JP"/>
-        </w:rPr>
-        <w:t>.Include</w:t>
-      </w:r>
-      <w:proofErr w:type="gramEnd"/>
-      <w:r>
-        <w:rPr>
-          <w:rFonts w:eastAsiaTheme="minorEastAsia"/>
-          <w:color w:val="000000"/>
-          <w:sz w:val="19"/>
-          <w:szCs w:val="19"/>
-          <w:lang w:val="en-US" w:eastAsia="ja-JP"/>
-        </w:rPr>
-        <w:t xml:space="preserve">(x =&gt; </w:t>
-      </w:r>
-      <w:proofErr w:type="spellStart"/>
-      <w:r>
-        <w:rPr>
-          <w:rFonts w:eastAsiaTheme="minorEastAsia"/>
-          <w:color w:val="000000"/>
-          <w:sz w:val="19"/>
-          <w:szCs w:val="19"/>
-          <w:lang w:val="en-US" w:eastAsia="ja-JP"/>
-        </w:rPr>
-        <w:t>x.ProdAssort</w:t>
-      </w:r>
-      <w:proofErr w:type="spellEnd"/>
-      <w:r>
-        <w:rPr>
-          <w:rFonts w:eastAsiaTheme="minorEastAsia"/>
-          <w:color w:val="000000"/>
-          <w:sz w:val="19"/>
-          <w:szCs w:val="19"/>
-          <w:lang w:val="en-US" w:eastAsia="ja-JP"/>
-        </w:rPr>
-        <w:t>)</w:t>
+        <w:t xml:space="preserve">            .Include(x =&gt; x.ProdAssort)</w:t>
       </w:r>
     </w:p>
     <w:p>
@@ -19426,51 +16602,7 @@
           <w:szCs w:val="19"/>
           <w:lang w:val="en-US" w:eastAsia="ja-JP"/>
         </w:rPr>
-        <w:t xml:space="preserve">            </w:t>
-      </w:r>
-      <w:proofErr w:type="gramStart"/>
-      <w:r>
-        <w:rPr>
-          <w:rFonts w:eastAsiaTheme="minorEastAsia"/>
-          <w:color w:val="000000"/>
-          <w:sz w:val="19"/>
-          <w:szCs w:val="19"/>
-          <w:lang w:val="en-US" w:eastAsia="ja-JP"/>
-        </w:rPr>
-        <w:t>.Include</w:t>
-      </w:r>
-      <w:proofErr w:type="gramEnd"/>
-      <w:r>
-        <w:rPr>
-          <w:rFonts w:eastAsiaTheme="minorEastAsia"/>
-          <w:color w:val="000000"/>
-          <w:sz w:val="19"/>
-          <w:szCs w:val="19"/>
-          <w:lang w:val="en-US" w:eastAsia="ja-JP"/>
-        </w:rPr>
-        <w:t xml:space="preserve">(x =&gt; </w:t>
-      </w:r>
-      <w:proofErr w:type="spellStart"/>
-      <w:r>
-        <w:rPr>
-          <w:rFonts w:eastAsiaTheme="minorEastAsia"/>
-          <w:color w:val="000000"/>
-          <w:sz w:val="19"/>
-          <w:szCs w:val="19"/>
-          <w:lang w:val="en-US" w:eastAsia="ja-JP"/>
-        </w:rPr>
-        <w:t>x.Attribute</w:t>
-      </w:r>
-      <w:proofErr w:type="spellEnd"/>
-      <w:r>
-        <w:rPr>
-          <w:rFonts w:eastAsiaTheme="minorEastAsia"/>
-          <w:color w:val="000000"/>
-          <w:sz w:val="19"/>
-          <w:szCs w:val="19"/>
-          <w:lang w:val="en-US" w:eastAsia="ja-JP"/>
-        </w:rPr>
-        <w:t>)</w:t>
+        <w:t xml:space="preserve">            .Include(x =&gt; x.Attribute)</w:t>
       </w:r>
     </w:p>
     <w:p>
@@ -19495,41 +16627,7 @@
           <w:szCs w:val="19"/>
           <w:lang w:val="en-US" w:eastAsia="ja-JP"/>
         </w:rPr>
-        <w:t xml:space="preserve">            </w:t>
-      </w:r>
-      <w:proofErr w:type="gramStart"/>
-      <w:r>
-        <w:rPr>
-          <w:rFonts w:eastAsiaTheme="minorEastAsia"/>
-          <w:color w:val="000000"/>
-          <w:sz w:val="19"/>
-          <w:szCs w:val="19"/>
-          <w:lang w:val="en-US" w:eastAsia="ja-JP"/>
-        </w:rPr>
-        <w:t>.</w:t>
-      </w:r>
-      <w:proofErr w:type="spellStart"/>
-      <w:r>
-        <w:rPr>
-          <w:rFonts w:eastAsiaTheme="minorEastAsia"/>
-          <w:color w:val="000000"/>
-          <w:sz w:val="19"/>
-          <w:szCs w:val="19"/>
-          <w:lang w:val="en-US" w:eastAsia="ja-JP"/>
-        </w:rPr>
-        <w:t>ToList</w:t>
-      </w:r>
-      <w:proofErr w:type="spellEnd"/>
-      <w:proofErr w:type="gramEnd"/>
-      <w:r>
-        <w:rPr>
-          <w:rFonts w:eastAsiaTheme="minorEastAsia"/>
-          <w:color w:val="000000"/>
-          <w:sz w:val="19"/>
-          <w:szCs w:val="19"/>
-          <w:lang w:val="en-US" w:eastAsia="ja-JP"/>
-        </w:rPr>
-        <w:t>();</w:t>
+        <w:t xml:space="preserve">            .ToList();</w:t>
       </w:r>
     </w:p>
     <w:p>
@@ -19554,42 +16652,8 @@
           <w:szCs w:val="19"/>
           <w:lang w:val="en-US" w:eastAsia="ja-JP"/>
         </w:rPr>
-        <w:t xml:space="preserve">        var </w:t>
-      </w:r>
-      <w:proofErr w:type="spellStart"/>
-      <w:r>
-        <w:rPr>
-          <w:rFonts w:eastAsiaTheme="minorEastAsia"/>
-          <w:color w:val="000000"/>
-          <w:sz w:val="19"/>
-          <w:szCs w:val="19"/>
-          <w:lang w:val="en-US" w:eastAsia="ja-JP"/>
-        </w:rPr>
-        <w:t>groupedAttribs</w:t>
-      </w:r>
-      <w:proofErr w:type="spellEnd"/>
-      <w:r>
-        <w:rPr>
-          <w:rFonts w:eastAsiaTheme="minorEastAsia"/>
-          <w:color w:val="000000"/>
-          <w:sz w:val="19"/>
-          <w:szCs w:val="19"/>
-          <w:lang w:val="en-US" w:eastAsia="ja-JP"/>
-        </w:rPr>
-        <w:t xml:space="preserve"> = </w:t>
-      </w:r>
-      <w:proofErr w:type="spellStart"/>
-      <w:r>
-        <w:rPr>
-          <w:rFonts w:eastAsiaTheme="minorEastAsia"/>
-          <w:color w:val="000000"/>
-          <w:sz w:val="19"/>
-          <w:szCs w:val="19"/>
-          <w:lang w:val="en-US" w:eastAsia="ja-JP"/>
-        </w:rPr>
-        <w:t>attribs</w:t>
-      </w:r>
-      <w:proofErr w:type="spellEnd"/>
+        <w:t xml:space="preserve">        var groupedAttribs = attribs</w:t>
+      </w:r>
     </w:p>
     <w:p>
       <w:pPr>
@@ -19613,51 +16677,7 @@
           <w:szCs w:val="19"/>
           <w:lang w:val="en-US" w:eastAsia="ja-JP"/>
         </w:rPr>
-        <w:t xml:space="preserve">            </w:t>
-      </w:r>
-      <w:proofErr w:type="gramStart"/>
-      <w:r>
-        <w:rPr>
-          <w:rFonts w:eastAsiaTheme="minorEastAsia"/>
-          <w:color w:val="000000"/>
-          <w:sz w:val="19"/>
-          <w:szCs w:val="19"/>
-          <w:lang w:val="en-US" w:eastAsia="ja-JP"/>
-        </w:rPr>
-        <w:t>.Where</w:t>
-      </w:r>
-      <w:proofErr w:type="gramEnd"/>
-      <w:r>
-        <w:rPr>
-          <w:rFonts w:eastAsiaTheme="minorEastAsia"/>
-          <w:color w:val="000000"/>
-          <w:sz w:val="19"/>
-          <w:szCs w:val="19"/>
-          <w:lang w:val="en-US" w:eastAsia="ja-JP"/>
-        </w:rPr>
-        <w:t xml:space="preserve">(x=&gt; </w:t>
-      </w:r>
-      <w:proofErr w:type="spellStart"/>
-      <w:r>
-        <w:rPr>
-          <w:rFonts w:eastAsiaTheme="minorEastAsia"/>
-          <w:color w:val="000000"/>
-          <w:sz w:val="19"/>
-          <w:szCs w:val="19"/>
-          <w:lang w:val="en-US" w:eastAsia="ja-JP"/>
-        </w:rPr>
-        <w:t>x.ProdAssortId</w:t>
-      </w:r>
-      <w:proofErr w:type="spellEnd"/>
-      <w:r>
-        <w:rPr>
-          <w:rFonts w:eastAsiaTheme="minorEastAsia"/>
-          <w:color w:val="000000"/>
-          <w:sz w:val="19"/>
-          <w:szCs w:val="19"/>
-          <w:lang w:val="en-US" w:eastAsia="ja-JP"/>
-        </w:rPr>
-        <w:t xml:space="preserve"> == Id)</w:t>
+        <w:t xml:space="preserve">            .Where(x=&gt; x.ProdAssortId == Id)</w:t>
       </w:r>
     </w:p>
     <w:p>
@@ -19682,41 +16702,7 @@
           <w:szCs w:val="19"/>
           <w:lang w:val="en-US" w:eastAsia="ja-JP"/>
         </w:rPr>
-        <w:t xml:space="preserve">            </w:t>
-      </w:r>
-      <w:proofErr w:type="gramStart"/>
-      <w:r>
-        <w:rPr>
-          <w:rFonts w:eastAsiaTheme="minorEastAsia"/>
-          <w:color w:val="000000"/>
-          <w:sz w:val="19"/>
-          <w:szCs w:val="19"/>
-          <w:lang w:val="en-US" w:eastAsia="ja-JP"/>
-        </w:rPr>
-        <w:t>.</w:t>
-      </w:r>
-      <w:proofErr w:type="spellStart"/>
-      <w:r>
-        <w:rPr>
-          <w:rFonts w:eastAsiaTheme="minorEastAsia"/>
-          <w:color w:val="000000"/>
-          <w:sz w:val="19"/>
-          <w:szCs w:val="19"/>
-          <w:lang w:val="en-US" w:eastAsia="ja-JP"/>
-        </w:rPr>
-        <w:t>ToList</w:t>
-      </w:r>
-      <w:proofErr w:type="spellEnd"/>
-      <w:proofErr w:type="gramEnd"/>
-      <w:r>
-        <w:rPr>
-          <w:rFonts w:eastAsiaTheme="minorEastAsia"/>
-          <w:color w:val="000000"/>
-          <w:sz w:val="19"/>
-          <w:szCs w:val="19"/>
-          <w:lang w:val="en-US" w:eastAsia="ja-JP"/>
-        </w:rPr>
-        <w:t>();</w:t>
+        <w:t xml:space="preserve">            .ToList();</w:t>
       </w:r>
     </w:p>
     <w:p>
@@ -19756,75 +16742,7 @@
           <w:szCs w:val="19"/>
           <w:lang w:val="en-US" w:eastAsia="ja-JP"/>
         </w:rPr>
-        <w:t xml:space="preserve">        name += _</w:t>
-      </w:r>
-      <w:proofErr w:type="spellStart"/>
-      <w:proofErr w:type="gramStart"/>
-      <w:r>
-        <w:rPr>
-          <w:rFonts w:eastAsiaTheme="minorEastAsia"/>
-          <w:color w:val="000000"/>
-          <w:sz w:val="19"/>
-          <w:szCs w:val="19"/>
-          <w:lang w:val="en-US" w:eastAsia="ja-JP"/>
-        </w:rPr>
-        <w:t>context.ProductAssortments.FirstOrDefault</w:t>
-      </w:r>
-      <w:proofErr w:type="spellEnd"/>
-      <w:proofErr w:type="gramEnd"/>
-      <w:r>
-        <w:rPr>
-          <w:rFonts w:eastAsiaTheme="minorEastAsia"/>
-          <w:color w:val="000000"/>
-          <w:sz w:val="19"/>
-          <w:szCs w:val="19"/>
-          <w:lang w:val="en-US" w:eastAsia="ja-JP"/>
-        </w:rPr>
-        <w:t>(x=&gt;</w:t>
-      </w:r>
-      <w:proofErr w:type="spellStart"/>
-      <w:r>
-        <w:rPr>
-          <w:rFonts w:eastAsiaTheme="minorEastAsia"/>
-          <w:color w:val="000000"/>
-          <w:sz w:val="19"/>
-          <w:szCs w:val="19"/>
-          <w:lang w:val="en-US" w:eastAsia="ja-JP"/>
-        </w:rPr>
-        <w:t>x.ProdAssortId</w:t>
-      </w:r>
-      <w:proofErr w:type="spellEnd"/>
-      <w:r>
-        <w:rPr>
-          <w:rFonts w:eastAsiaTheme="minorEastAsia"/>
-          <w:color w:val="000000"/>
-          <w:sz w:val="19"/>
-          <w:szCs w:val="19"/>
-          <w:lang w:val="en-US" w:eastAsia="ja-JP"/>
-        </w:rPr>
-        <w:t>== Id).</w:t>
-      </w:r>
-      <w:proofErr w:type="spellStart"/>
-      <w:r>
-        <w:rPr>
-          <w:rFonts w:eastAsiaTheme="minorEastAsia"/>
-          <w:color w:val="000000"/>
-          <w:sz w:val="19"/>
-          <w:szCs w:val="19"/>
-          <w:lang w:val="en-US" w:eastAsia="ja-JP"/>
-        </w:rPr>
-        <w:t>ProdAssortName</w:t>
-      </w:r>
-      <w:proofErr w:type="spellEnd"/>
-      <w:r>
-        <w:rPr>
-          <w:rFonts w:eastAsiaTheme="minorEastAsia"/>
-          <w:color w:val="000000"/>
-          <w:sz w:val="19"/>
-          <w:szCs w:val="19"/>
-          <w:lang w:val="en-US" w:eastAsia="ja-JP"/>
-        </w:rPr>
-        <w:t xml:space="preserve"> + </w:t>
+        <w:t xml:space="preserve">        name += _context.ProductAssortments.FirstOrDefault(x=&gt;x.ProdAssortId== Id).ProdAssortName + </w:t>
       </w:r>
     </w:p>
     <w:p>
@@ -19874,75 +16792,7 @@
           <w:szCs w:val="19"/>
           <w:lang w:val="en-US" w:eastAsia="ja-JP"/>
         </w:rPr>
-        <w:t xml:space="preserve">            </w:t>
-      </w:r>
-      <w:proofErr w:type="spellStart"/>
-      <w:proofErr w:type="gramStart"/>
-      <w:r>
-        <w:rPr>
-          <w:rFonts w:eastAsiaTheme="minorEastAsia"/>
-          <w:color w:val="000000"/>
-          <w:sz w:val="19"/>
-          <w:szCs w:val="19"/>
-          <w:lang w:val="en-US" w:eastAsia="ja-JP"/>
-        </w:rPr>
-        <w:t>string.Join</w:t>
-      </w:r>
-      <w:proofErr w:type="spellEnd"/>
-      <w:proofErr w:type="gramEnd"/>
-      <w:r>
-        <w:rPr>
-          <w:rFonts w:eastAsiaTheme="minorEastAsia"/>
-          <w:color w:val="000000"/>
-          <w:sz w:val="19"/>
-          <w:szCs w:val="19"/>
-          <w:lang w:val="en-US" w:eastAsia="ja-JP"/>
-        </w:rPr>
-        <w:t xml:space="preserve">(" ", </w:t>
-      </w:r>
-      <w:proofErr w:type="spellStart"/>
-      <w:r>
-        <w:rPr>
-          <w:rFonts w:eastAsiaTheme="minorEastAsia"/>
-          <w:color w:val="000000"/>
-          <w:sz w:val="19"/>
-          <w:szCs w:val="19"/>
-          <w:lang w:val="en-US" w:eastAsia="ja-JP"/>
-        </w:rPr>
-        <w:t>groupedAttribs.Select</w:t>
-      </w:r>
-      <w:proofErr w:type="spellEnd"/>
-      <w:r>
-        <w:rPr>
-          <w:rFonts w:eastAsiaTheme="minorEastAsia"/>
-          <w:color w:val="000000"/>
-          <w:sz w:val="19"/>
-          <w:szCs w:val="19"/>
-          <w:lang w:val="en-US" w:eastAsia="ja-JP"/>
-        </w:rPr>
-        <w:t>(</w:t>
-      </w:r>
-      <w:proofErr w:type="spellStart"/>
-      <w:r>
-        <w:rPr>
-          <w:rFonts w:eastAsiaTheme="minorEastAsia"/>
-          <w:color w:val="000000"/>
-          <w:sz w:val="19"/>
-          <w:szCs w:val="19"/>
-          <w:lang w:val="en-US" w:eastAsia="ja-JP"/>
-        </w:rPr>
-        <w:t>attr</w:t>
-      </w:r>
-      <w:proofErr w:type="spellEnd"/>
-      <w:r>
-        <w:rPr>
-          <w:rFonts w:eastAsiaTheme="minorEastAsia"/>
-          <w:color w:val="000000"/>
-          <w:sz w:val="19"/>
-          <w:szCs w:val="19"/>
-          <w:lang w:val="en-US" w:eastAsia="ja-JP"/>
-        </w:rPr>
-        <w:t xml:space="preserve"> =&gt; </w:t>
+        <w:t xml:space="preserve">            string.Join(" ", groupedAttribs.Select(attr =&gt; </w:t>
       </w:r>
     </w:p>
     <w:p>
@@ -19967,53 +16817,7 @@
           <w:szCs w:val="19"/>
           <w:lang w:val="en-US" w:eastAsia="ja-JP"/>
         </w:rPr>
-        <w:t xml:space="preserve">                                                    $"{</w:t>
-      </w:r>
-      <w:proofErr w:type="spellStart"/>
-      <w:proofErr w:type="gramStart"/>
-      <w:r>
-        <w:rPr>
-          <w:rFonts w:eastAsiaTheme="minorEastAsia"/>
-          <w:color w:val="000000"/>
-          <w:sz w:val="19"/>
-          <w:szCs w:val="19"/>
-          <w:lang w:val="en-US" w:eastAsia="ja-JP"/>
-        </w:rPr>
-        <w:t>attr.AttributeValue.ToLower</w:t>
-      </w:r>
-      <w:proofErr w:type="spellEnd"/>
-      <w:proofErr w:type="gramEnd"/>
-      <w:r>
-        <w:rPr>
-          <w:rFonts w:eastAsiaTheme="minorEastAsia"/>
-          <w:color w:val="000000"/>
-          <w:sz w:val="19"/>
-          <w:szCs w:val="19"/>
-          <w:lang w:val="en-US" w:eastAsia="ja-JP"/>
-        </w:rPr>
-        <w:t>()} {</w:t>
-      </w:r>
-      <w:proofErr w:type="spellStart"/>
-      <w:r>
-        <w:rPr>
-          <w:rFonts w:eastAsiaTheme="minorEastAsia"/>
-          <w:color w:val="000000"/>
-          <w:sz w:val="19"/>
-          <w:szCs w:val="19"/>
-          <w:lang w:val="en-US" w:eastAsia="ja-JP"/>
-        </w:rPr>
-        <w:t>attr.Attribute.AttributeValueType</w:t>
-      </w:r>
-      <w:proofErr w:type="spellEnd"/>
-      <w:r>
-        <w:rPr>
-          <w:rFonts w:eastAsiaTheme="minorEastAsia"/>
-          <w:color w:val="000000"/>
-          <w:sz w:val="19"/>
-          <w:szCs w:val="19"/>
-          <w:lang w:val="en-US" w:eastAsia="ja-JP"/>
-        </w:rPr>
-        <w:t>}"));</w:t>
+        <w:t xml:space="preserve">                                                    $"{attr.AttributeValue.ToLower()} {attr.Attribute.AttributeValueType}"));</w:t>
       </w:r>
     </w:p>
     <w:p>
@@ -20053,97 +16857,7 @@
           <w:szCs w:val="19"/>
           <w:lang w:val="en-US" w:eastAsia="ja-JP"/>
         </w:rPr>
-        <w:t xml:space="preserve">        </w:t>
-      </w:r>
-      <w:proofErr w:type="spellStart"/>
-      <w:proofErr w:type="gramStart"/>
-      <w:r>
-        <w:rPr>
-          <w:rFonts w:eastAsiaTheme="minorEastAsia"/>
-          <w:color w:val="000000"/>
-          <w:sz w:val="19"/>
-          <w:szCs w:val="19"/>
-          <w:lang w:val="en-US" w:eastAsia="ja-JP"/>
-        </w:rPr>
-        <w:t>this.price</w:t>
-      </w:r>
-      <w:proofErr w:type="spellEnd"/>
-      <w:proofErr w:type="gramEnd"/>
-      <w:r>
-        <w:rPr>
-          <w:rFonts w:eastAsiaTheme="minorEastAsia"/>
-          <w:color w:val="000000"/>
-          <w:sz w:val="19"/>
-          <w:szCs w:val="19"/>
-          <w:lang w:val="en-US" w:eastAsia="ja-JP"/>
-        </w:rPr>
-        <w:t xml:space="preserve"> = _</w:t>
-      </w:r>
-      <w:proofErr w:type="spellStart"/>
-      <w:r>
-        <w:rPr>
-          <w:rFonts w:eastAsiaTheme="minorEastAsia"/>
-          <w:color w:val="000000"/>
-          <w:sz w:val="19"/>
-          <w:szCs w:val="19"/>
-          <w:lang w:val="en-US" w:eastAsia="ja-JP"/>
-        </w:rPr>
-        <w:t>context.ProductAssortments.FirstOrDefault</w:t>
-      </w:r>
-      <w:proofErr w:type="spellEnd"/>
-      <w:r>
-        <w:rPr>
-          <w:rFonts w:eastAsiaTheme="minorEastAsia"/>
-          <w:color w:val="000000"/>
-          <w:sz w:val="19"/>
-          <w:szCs w:val="19"/>
-          <w:lang w:val="en-US" w:eastAsia="ja-JP"/>
-        </w:rPr>
-        <w:t xml:space="preserve">(x =&gt; </w:t>
-      </w:r>
-      <w:proofErr w:type="spellStart"/>
-      <w:r>
-        <w:rPr>
-          <w:rFonts w:eastAsiaTheme="minorEastAsia"/>
-          <w:color w:val="000000"/>
-          <w:sz w:val="19"/>
-          <w:szCs w:val="19"/>
-          <w:lang w:val="en-US" w:eastAsia="ja-JP"/>
-        </w:rPr>
-        <w:t>x.ProdAssortId</w:t>
-      </w:r>
-      <w:proofErr w:type="spellEnd"/>
-      <w:r>
-        <w:rPr>
-          <w:rFonts w:eastAsiaTheme="minorEastAsia"/>
-          <w:color w:val="000000"/>
-          <w:sz w:val="19"/>
-          <w:szCs w:val="19"/>
-          <w:lang w:val="en-US" w:eastAsia="ja-JP"/>
-        </w:rPr>
-        <w:t xml:space="preserve"> == Id).</w:t>
-      </w:r>
-      <w:proofErr w:type="spellStart"/>
-      <w:r>
-        <w:rPr>
-          <w:rFonts w:eastAsiaTheme="minorEastAsia"/>
-          <w:color w:val="000000"/>
-          <w:sz w:val="19"/>
-          <w:szCs w:val="19"/>
-          <w:lang w:val="en-US" w:eastAsia="ja-JP"/>
-        </w:rPr>
-        <w:t>ProdBasePrice</w:t>
-      </w:r>
-      <w:proofErr w:type="spellEnd"/>
-      <w:r>
-        <w:rPr>
-          <w:rFonts w:eastAsiaTheme="minorEastAsia"/>
-          <w:color w:val="000000"/>
-          <w:sz w:val="19"/>
-          <w:szCs w:val="19"/>
-          <w:lang w:val="en-US" w:eastAsia="ja-JP"/>
-        </w:rPr>
-        <w:t xml:space="preserve"> * </w:t>
+        <w:t xml:space="preserve">        this.price = _context.ProductAssortments.FirstOrDefault(x =&gt; x.ProdAssortId == Id).ProdBasePrice * </w:t>
       </w:r>
     </w:p>
     <w:p>
@@ -20168,53 +16882,7 @@
           <w:szCs w:val="19"/>
           <w:lang w:val="en-US" w:eastAsia="ja-JP"/>
         </w:rPr>
-        <w:t xml:space="preserve">            (decimal)</w:t>
-      </w:r>
-      <w:proofErr w:type="spellStart"/>
-      <w:r>
-        <w:rPr>
-          <w:rFonts w:eastAsiaTheme="minorEastAsia"/>
-          <w:color w:val="000000"/>
-          <w:sz w:val="19"/>
-          <w:szCs w:val="19"/>
-          <w:lang w:val="en-US" w:eastAsia="ja-JP"/>
-        </w:rPr>
-        <w:t>groupedAttribs.Aggregate</w:t>
-      </w:r>
-      <w:proofErr w:type="spellEnd"/>
-      <w:r>
-        <w:rPr>
-          <w:rFonts w:eastAsiaTheme="minorEastAsia"/>
-          <w:color w:val="000000"/>
-          <w:sz w:val="19"/>
-          <w:szCs w:val="19"/>
-          <w:lang w:val="en-US" w:eastAsia="ja-JP"/>
-        </w:rPr>
-        <w:t xml:space="preserve">(1.0, (acc, x) =&gt; acc * </w:t>
-      </w:r>
-      <w:proofErr w:type="spellStart"/>
-      <w:proofErr w:type="gramStart"/>
-      <w:r>
-        <w:rPr>
-          <w:rFonts w:eastAsiaTheme="minorEastAsia"/>
-          <w:color w:val="000000"/>
-          <w:sz w:val="19"/>
-          <w:szCs w:val="19"/>
-          <w:lang w:val="en-US" w:eastAsia="ja-JP"/>
-        </w:rPr>
-        <w:t>x.PriceCoeff</w:t>
-      </w:r>
-      <w:proofErr w:type="spellEnd"/>
-      <w:proofErr w:type="gramEnd"/>
-      <w:r>
-        <w:rPr>
-          <w:rFonts w:eastAsiaTheme="minorEastAsia"/>
-          <w:color w:val="000000"/>
-          <w:sz w:val="19"/>
-          <w:szCs w:val="19"/>
-          <w:lang w:val="en-US" w:eastAsia="ja-JP"/>
-        </w:rPr>
-        <w:t>);</w:t>
+        <w:t xml:space="preserve">            (decimal)groupedAttribs.Aggregate(1.0, (acc, x) =&gt; acc * x.PriceCoeff);</w:t>
       </w:r>
     </w:p>
     <w:p>
@@ -20369,7 +17037,6 @@
         </w:rPr>
         <w:t xml:space="preserve"> </w:t>
       </w:r>
-      <w:proofErr w:type="spellStart"/>
       <w:r>
         <w:rPr>
           <w:bCs/>
@@ -20379,7 +17046,6 @@
         </w:rPr>
         <w:t>PlaceViewModel</w:t>
       </w:r>
-      <w:proofErr w:type="spellEnd"/>
     </w:p>
     <w:p>
       <w:pPr>
@@ -20416,20 +17082,8 @@
           <w:szCs w:val="19"/>
           <w:lang w:val="en-US" w:eastAsia="ja-JP"/>
         </w:rPr>
-        <w:t xml:space="preserve">internal class </w:t>
-      </w:r>
-      <w:proofErr w:type="spellStart"/>
-      <w:r>
-        <w:rPr>
-          <w:rFonts w:eastAsiaTheme="minorEastAsia"/>
-          <w:color w:val="000000"/>
-          <w:sz w:val="19"/>
-          <w:szCs w:val="19"/>
-          <w:lang w:val="en-US" w:eastAsia="ja-JP"/>
-        </w:rPr>
-        <w:t>PlaceViewModel</w:t>
-      </w:r>
-      <w:proofErr w:type="spellEnd"/>
+        <w:t>internal class PlaceViewModel</w:t>
+      </w:r>
     </w:p>
     <w:p>
       <w:pPr>
@@ -20478,51 +17132,7 @@
           <w:szCs w:val="19"/>
           <w:lang w:val="en-US" w:eastAsia="ja-JP"/>
         </w:rPr>
-        <w:t xml:space="preserve">    public Stock </w:t>
-      </w:r>
-      <w:proofErr w:type="spellStart"/>
-      <w:r>
-        <w:rPr>
-          <w:rFonts w:eastAsiaTheme="minorEastAsia"/>
-          <w:color w:val="000000"/>
-          <w:sz w:val="19"/>
-          <w:szCs w:val="19"/>
-          <w:lang w:val="en-US" w:eastAsia="ja-JP"/>
-        </w:rPr>
-        <w:t>stock</w:t>
-      </w:r>
-      <w:proofErr w:type="spellEnd"/>
-      <w:r>
-        <w:rPr>
-          <w:rFonts w:eastAsiaTheme="minorEastAsia"/>
-          <w:color w:val="000000"/>
-          <w:sz w:val="19"/>
-          <w:szCs w:val="19"/>
-          <w:lang w:val="en-US" w:eastAsia="ja-JP"/>
-        </w:rPr>
-        <w:t xml:space="preserve"> </w:t>
-      </w:r>
-      <w:proofErr w:type="gramStart"/>
-      <w:r>
-        <w:rPr>
-          <w:rFonts w:eastAsiaTheme="minorEastAsia"/>
-          <w:color w:val="000000"/>
-          <w:sz w:val="19"/>
-          <w:szCs w:val="19"/>
-          <w:lang w:val="en-US" w:eastAsia="ja-JP"/>
-        </w:rPr>
-        <w:t>{ get</w:t>
-      </w:r>
-      <w:proofErr w:type="gramEnd"/>
-      <w:r>
-        <w:rPr>
-          <w:rFonts w:eastAsiaTheme="minorEastAsia"/>
-          <w:color w:val="000000"/>
-          <w:sz w:val="19"/>
-          <w:szCs w:val="19"/>
-          <w:lang w:val="en-US" w:eastAsia="ja-JP"/>
-        </w:rPr>
-        <w:t>; set; }</w:t>
+        <w:t xml:space="preserve">    public Stock stock { get; set; }</w:t>
       </w:r>
     </w:p>
     <w:p>
@@ -20547,29 +17157,7 @@
           <w:szCs w:val="19"/>
           <w:lang w:val="en-US" w:eastAsia="ja-JP"/>
         </w:rPr>
-        <w:t xml:space="preserve">    public string place </w:t>
-      </w:r>
-      <w:proofErr w:type="gramStart"/>
-      <w:r>
-        <w:rPr>
-          <w:rFonts w:eastAsiaTheme="minorEastAsia"/>
-          <w:color w:val="000000"/>
-          <w:sz w:val="19"/>
-          <w:szCs w:val="19"/>
-          <w:lang w:val="en-US" w:eastAsia="ja-JP"/>
-        </w:rPr>
-        <w:t>{ get</w:t>
-      </w:r>
-      <w:proofErr w:type="gramEnd"/>
-      <w:r>
-        <w:rPr>
-          <w:rFonts w:eastAsiaTheme="minorEastAsia"/>
-          <w:color w:val="000000"/>
-          <w:sz w:val="19"/>
-          <w:szCs w:val="19"/>
-          <w:lang w:val="en-US" w:eastAsia="ja-JP"/>
-        </w:rPr>
-        <w:t>; set; } = "";</w:t>
+        <w:t xml:space="preserve">    public string place { get; set; } = "";</w:t>
       </w:r>
     </w:p>
     <w:p>
@@ -20609,41 +17197,7 @@
           <w:szCs w:val="19"/>
           <w:lang w:val="en-US" w:eastAsia="ja-JP"/>
         </w:rPr>
-        <w:t xml:space="preserve">    public </w:t>
-      </w:r>
-      <w:proofErr w:type="spellStart"/>
-      <w:proofErr w:type="gramStart"/>
-      <w:r>
-        <w:rPr>
-          <w:rFonts w:eastAsiaTheme="minorEastAsia"/>
-          <w:color w:val="000000"/>
-          <w:sz w:val="19"/>
-          <w:szCs w:val="19"/>
-          <w:lang w:val="en-US" w:eastAsia="ja-JP"/>
-        </w:rPr>
-        <w:t>PlaceViewModel</w:t>
-      </w:r>
-      <w:proofErr w:type="spellEnd"/>
-      <w:r>
-        <w:rPr>
-          <w:rFonts w:eastAsiaTheme="minorEastAsia"/>
-          <w:color w:val="000000"/>
-          <w:sz w:val="19"/>
-          <w:szCs w:val="19"/>
-          <w:lang w:val="en-US" w:eastAsia="ja-JP"/>
-        </w:rPr>
-        <w:t>(</w:t>
-      </w:r>
-      <w:proofErr w:type="gramEnd"/>
-      <w:r>
-        <w:rPr>
-          <w:rFonts w:eastAsiaTheme="minorEastAsia"/>
-          <w:color w:val="000000"/>
-          <w:sz w:val="19"/>
-          <w:szCs w:val="19"/>
-          <w:lang w:val="en-US" w:eastAsia="ja-JP"/>
-        </w:rPr>
-        <w:t>) { }</w:t>
+        <w:t xml:space="preserve">    public PlaceViewModel() { }</w:t>
       </w:r>
     </w:p>
     <w:p>
@@ -20668,41 +17222,7 @@
           <w:szCs w:val="19"/>
           <w:lang w:val="en-US" w:eastAsia="ja-JP"/>
         </w:rPr>
-        <w:t xml:space="preserve">    public </w:t>
-      </w:r>
-      <w:proofErr w:type="spellStart"/>
-      <w:proofErr w:type="gramStart"/>
-      <w:r>
-        <w:rPr>
-          <w:rFonts w:eastAsiaTheme="minorEastAsia"/>
-          <w:color w:val="000000"/>
-          <w:sz w:val="19"/>
-          <w:szCs w:val="19"/>
-          <w:lang w:val="en-US" w:eastAsia="ja-JP"/>
-        </w:rPr>
-        <w:t>PlaceViewModel</w:t>
-      </w:r>
-      <w:proofErr w:type="spellEnd"/>
-      <w:r>
-        <w:rPr>
-          <w:rFonts w:eastAsiaTheme="minorEastAsia"/>
-          <w:color w:val="000000"/>
-          <w:sz w:val="19"/>
-          <w:szCs w:val="19"/>
-          <w:lang w:val="en-US" w:eastAsia="ja-JP"/>
-        </w:rPr>
-        <w:t>(</w:t>
-      </w:r>
-      <w:proofErr w:type="gramEnd"/>
-      <w:r>
-        <w:rPr>
-          <w:rFonts w:eastAsiaTheme="minorEastAsia"/>
-          <w:color w:val="000000"/>
-          <w:sz w:val="19"/>
-          <w:szCs w:val="19"/>
-          <w:lang w:val="en-US" w:eastAsia="ja-JP"/>
-        </w:rPr>
-        <w:t>Stock stock)</w:t>
+        <w:t xml:space="preserve">    public PlaceViewModel(Stock stock)</w:t>
       </w:r>
     </w:p>
     <w:p>
@@ -20752,31 +17272,7 @@
           <w:szCs w:val="19"/>
           <w:lang w:val="en-US" w:eastAsia="ja-JP"/>
         </w:rPr>
-        <w:t xml:space="preserve">        </w:t>
-      </w:r>
-      <w:proofErr w:type="spellStart"/>
-      <w:proofErr w:type="gramStart"/>
-      <w:r>
-        <w:rPr>
-          <w:rFonts w:eastAsiaTheme="minorEastAsia"/>
-          <w:color w:val="000000"/>
-          <w:sz w:val="19"/>
-          <w:szCs w:val="19"/>
-          <w:lang w:val="en-US" w:eastAsia="ja-JP"/>
-        </w:rPr>
-        <w:t>this.stock</w:t>
-      </w:r>
-      <w:proofErr w:type="spellEnd"/>
-      <w:proofErr w:type="gramEnd"/>
-      <w:r>
-        <w:rPr>
-          <w:rFonts w:eastAsiaTheme="minorEastAsia"/>
-          <w:color w:val="000000"/>
-          <w:sz w:val="19"/>
-          <w:szCs w:val="19"/>
-          <w:lang w:val="en-US" w:eastAsia="ja-JP"/>
-        </w:rPr>
-        <w:t xml:space="preserve"> = stock;</w:t>
+        <w:t xml:space="preserve">        this.stock = stock;</w:t>
       </w:r>
     </w:p>
     <w:p>
@@ -20801,53 +17297,7 @@
           <w:szCs w:val="19"/>
           <w:lang w:val="en-US" w:eastAsia="ja-JP"/>
         </w:rPr>
-        <w:t xml:space="preserve">        </w:t>
-      </w:r>
-      <w:proofErr w:type="spellStart"/>
-      <w:proofErr w:type="gramStart"/>
-      <w:r>
-        <w:rPr>
-          <w:rFonts w:eastAsiaTheme="minorEastAsia"/>
-          <w:color w:val="000000"/>
-          <w:sz w:val="19"/>
-          <w:szCs w:val="19"/>
-          <w:lang w:val="en-US" w:eastAsia="ja-JP"/>
-        </w:rPr>
-        <w:t>this.place</w:t>
-      </w:r>
-      <w:proofErr w:type="spellEnd"/>
-      <w:proofErr w:type="gramEnd"/>
-      <w:r>
-        <w:rPr>
-          <w:rFonts w:eastAsiaTheme="minorEastAsia"/>
-          <w:color w:val="000000"/>
-          <w:sz w:val="19"/>
-          <w:szCs w:val="19"/>
-          <w:lang w:val="en-US" w:eastAsia="ja-JP"/>
-        </w:rPr>
-        <w:t xml:space="preserve"> = </w:t>
-      </w:r>
-      <w:proofErr w:type="spellStart"/>
-      <w:r>
-        <w:rPr>
-          <w:rFonts w:eastAsiaTheme="minorEastAsia"/>
-          <w:color w:val="000000"/>
-          <w:sz w:val="19"/>
-          <w:szCs w:val="19"/>
-          <w:lang w:val="en-US" w:eastAsia="ja-JP"/>
-        </w:rPr>
-        <w:t>stock.Place.Split</w:t>
-      </w:r>
-      <w:proofErr w:type="spellEnd"/>
-      <w:r>
-        <w:rPr>
-          <w:rFonts w:eastAsiaTheme="minorEastAsia"/>
-          <w:color w:val="000000"/>
-          <w:sz w:val="19"/>
-          <w:szCs w:val="19"/>
-          <w:lang w:val="en-US" w:eastAsia="ja-JP"/>
-        </w:rPr>
-        <w:t>(',')[0] + '</w:t>
+        <w:t xml:space="preserve">        this.place = stock.Place.Split(',')[0] + '</w:t>
       </w:r>
       <w:r>
         <w:rPr>
@@ -20867,29 +17317,7 @@
           <w:szCs w:val="19"/>
           <w:lang w:val="en-US" w:eastAsia="ja-JP"/>
         </w:rPr>
-        <w:t xml:space="preserve">' + </w:t>
-      </w:r>
-      <w:proofErr w:type="spellStart"/>
-      <w:r>
-        <w:rPr>
-          <w:rFonts w:eastAsiaTheme="minorEastAsia"/>
-          <w:color w:val="000000"/>
-          <w:sz w:val="19"/>
-          <w:szCs w:val="19"/>
-          <w:lang w:val="en-US" w:eastAsia="ja-JP"/>
-        </w:rPr>
-        <w:t>stock.Place.Split</w:t>
-      </w:r>
-      <w:proofErr w:type="spellEnd"/>
-      <w:r>
-        <w:rPr>
-          <w:rFonts w:eastAsiaTheme="minorEastAsia"/>
-          <w:color w:val="000000"/>
-          <w:sz w:val="19"/>
-          <w:szCs w:val="19"/>
-          <w:lang w:val="en-US" w:eastAsia="ja-JP"/>
-        </w:rPr>
-        <w:t>(',')[1] + '</w:t>
+        <w:t>' + stock.Place.Split(',')[1] + '</w:t>
       </w:r>
       <w:r>
         <w:rPr>
@@ -21046,7 +17474,6 @@
         </w:rPr>
         <w:t xml:space="preserve"> </w:t>
       </w:r>
-      <w:proofErr w:type="spellStart"/>
       <w:r>
         <w:rPr>
           <w:bCs/>
@@ -21056,7 +17483,6 @@
         </w:rPr>
         <w:t>ProductsInOrderViewModels</w:t>
       </w:r>
-      <w:proofErr w:type="spellEnd"/>
     </w:p>
     <w:p>
       <w:pPr>
@@ -21093,20 +17519,8 @@
           <w:szCs w:val="19"/>
           <w:lang w:val="en-US" w:eastAsia="ja-JP"/>
         </w:rPr>
-        <w:t xml:space="preserve">internal class </w:t>
-      </w:r>
-      <w:proofErr w:type="spellStart"/>
-      <w:r>
-        <w:rPr>
-          <w:rFonts w:eastAsiaTheme="minorEastAsia"/>
-          <w:color w:val="000000"/>
-          <w:sz w:val="19"/>
-          <w:szCs w:val="19"/>
-          <w:lang w:val="en-US" w:eastAsia="ja-JP"/>
-        </w:rPr>
-        <w:t>ProductsInOrderViewModels</w:t>
-      </w:r>
-      <w:proofErr w:type="spellEnd"/>
+        <w:t>internal class ProductsInOrderViewModels</w:t>
+      </w:r>
     </w:p>
     <w:p>
       <w:pPr>
@@ -21155,29 +17569,7 @@
           <w:szCs w:val="19"/>
           <w:lang w:val="en-US" w:eastAsia="ja-JP"/>
         </w:rPr>
-        <w:t xml:space="preserve">    private </w:t>
-      </w:r>
-      <w:proofErr w:type="spellStart"/>
-      <w:r>
-        <w:rPr>
-          <w:rFonts w:eastAsiaTheme="minorEastAsia"/>
-          <w:color w:val="000000"/>
-          <w:sz w:val="19"/>
-          <w:szCs w:val="19"/>
-          <w:lang w:val="en-US" w:eastAsia="ja-JP"/>
-        </w:rPr>
-        <w:t>readonly</w:t>
-      </w:r>
-      <w:proofErr w:type="spellEnd"/>
-      <w:r>
-        <w:rPr>
-          <w:rFonts w:eastAsiaTheme="minorEastAsia"/>
-          <w:color w:val="000000"/>
-          <w:sz w:val="19"/>
-          <w:szCs w:val="19"/>
-          <w:lang w:val="en-US" w:eastAsia="ja-JP"/>
-        </w:rPr>
-        <w:t xml:space="preserve"> Kurs2RudenkoContext _context;</w:t>
+        <w:t xml:space="preserve">    private readonly Kurs2RudenkoContext _context;</w:t>
       </w:r>
     </w:p>
     <w:p>
@@ -21202,29 +17594,7 @@
           <w:szCs w:val="19"/>
           <w:lang w:val="en-US" w:eastAsia="ja-JP"/>
         </w:rPr>
-        <w:t xml:space="preserve">    public int Id </w:t>
-      </w:r>
-      <w:proofErr w:type="gramStart"/>
-      <w:r>
-        <w:rPr>
-          <w:rFonts w:eastAsiaTheme="minorEastAsia"/>
-          <w:color w:val="000000"/>
-          <w:sz w:val="19"/>
-          <w:szCs w:val="19"/>
-          <w:lang w:val="en-US" w:eastAsia="ja-JP"/>
-        </w:rPr>
-        <w:t>{ get</w:t>
-      </w:r>
-      <w:proofErr w:type="gramEnd"/>
-      <w:r>
-        <w:rPr>
-          <w:rFonts w:eastAsiaTheme="minorEastAsia"/>
-          <w:color w:val="000000"/>
-          <w:sz w:val="19"/>
-          <w:szCs w:val="19"/>
-          <w:lang w:val="en-US" w:eastAsia="ja-JP"/>
-        </w:rPr>
-        <w:t>; set; }</w:t>
+        <w:t xml:space="preserve">    public int Id { get; set; }</w:t>
       </w:r>
     </w:p>
     <w:p>
@@ -21249,29 +17619,7 @@
           <w:szCs w:val="19"/>
           <w:lang w:val="en-US" w:eastAsia="ja-JP"/>
         </w:rPr>
-        <w:t xml:space="preserve">    public string name </w:t>
-      </w:r>
-      <w:proofErr w:type="gramStart"/>
-      <w:r>
-        <w:rPr>
-          <w:rFonts w:eastAsiaTheme="minorEastAsia"/>
-          <w:color w:val="000000"/>
-          <w:sz w:val="19"/>
-          <w:szCs w:val="19"/>
-          <w:lang w:val="en-US" w:eastAsia="ja-JP"/>
-        </w:rPr>
-        <w:t>{ get</w:t>
-      </w:r>
-      <w:proofErr w:type="gramEnd"/>
-      <w:r>
-        <w:rPr>
-          <w:rFonts w:eastAsiaTheme="minorEastAsia"/>
-          <w:color w:val="000000"/>
-          <w:sz w:val="19"/>
-          <w:szCs w:val="19"/>
-          <w:lang w:val="en-US" w:eastAsia="ja-JP"/>
-        </w:rPr>
-        <w:t>; set; } = "";</w:t>
+        <w:t xml:space="preserve">    public string name { get; set; } = "";</w:t>
       </w:r>
     </w:p>
     <w:p>
@@ -21296,29 +17644,7 @@
           <w:szCs w:val="19"/>
           <w:lang w:val="en-US" w:eastAsia="ja-JP"/>
         </w:rPr>
-        <w:t xml:space="preserve">    public int count </w:t>
-      </w:r>
-      <w:proofErr w:type="gramStart"/>
-      <w:r>
-        <w:rPr>
-          <w:rFonts w:eastAsiaTheme="minorEastAsia"/>
-          <w:color w:val="000000"/>
-          <w:sz w:val="19"/>
-          <w:szCs w:val="19"/>
-          <w:lang w:val="en-US" w:eastAsia="ja-JP"/>
-        </w:rPr>
-        <w:t>{ get</w:t>
-      </w:r>
-      <w:proofErr w:type="gramEnd"/>
-      <w:r>
-        <w:rPr>
-          <w:rFonts w:eastAsiaTheme="minorEastAsia"/>
-          <w:color w:val="000000"/>
-          <w:sz w:val="19"/>
-          <w:szCs w:val="19"/>
-          <w:lang w:val="en-US" w:eastAsia="ja-JP"/>
-        </w:rPr>
-        <w:t>; set; }</w:t>
+        <w:t xml:space="preserve">    public int count { get; set; }</w:t>
       </w:r>
     </w:p>
     <w:p>
@@ -21343,41 +17669,7 @@
           <w:szCs w:val="19"/>
           <w:lang w:val="en-US" w:eastAsia="ja-JP"/>
         </w:rPr>
-        <w:t xml:space="preserve">    public </w:t>
-      </w:r>
-      <w:proofErr w:type="spellStart"/>
-      <w:proofErr w:type="gramStart"/>
-      <w:r>
-        <w:rPr>
-          <w:rFonts w:eastAsiaTheme="minorEastAsia"/>
-          <w:color w:val="000000"/>
-          <w:sz w:val="19"/>
-          <w:szCs w:val="19"/>
-          <w:lang w:val="en-US" w:eastAsia="ja-JP"/>
-        </w:rPr>
-        <w:t>ProductsInOrderViewModels</w:t>
-      </w:r>
-      <w:proofErr w:type="spellEnd"/>
-      <w:r>
-        <w:rPr>
-          <w:rFonts w:eastAsiaTheme="minorEastAsia"/>
-          <w:color w:val="000000"/>
-          <w:sz w:val="19"/>
-          <w:szCs w:val="19"/>
-          <w:lang w:val="en-US" w:eastAsia="ja-JP"/>
-        </w:rPr>
-        <w:t>(</w:t>
-      </w:r>
-      <w:proofErr w:type="gramEnd"/>
-      <w:r>
-        <w:rPr>
-          <w:rFonts w:eastAsiaTheme="minorEastAsia"/>
-          <w:color w:val="000000"/>
-          <w:sz w:val="19"/>
-          <w:szCs w:val="19"/>
-          <w:lang w:val="en-US" w:eastAsia="ja-JP"/>
-        </w:rPr>
-        <w:t>int Id, Kurs2RudenkoContext kurs2RudenkoContext)</w:t>
+        <w:t xml:space="preserve">    public ProductsInOrderViewModels(int Id, Kurs2RudenkoContext kurs2RudenkoContext)</w:t>
       </w:r>
     </w:p>
     <w:p>
@@ -21452,31 +17744,7 @@
           <w:szCs w:val="19"/>
           <w:lang w:val="en-US" w:eastAsia="ja-JP"/>
         </w:rPr>
-        <w:t xml:space="preserve">        </w:t>
-      </w:r>
-      <w:proofErr w:type="spellStart"/>
-      <w:proofErr w:type="gramStart"/>
-      <w:r>
-        <w:rPr>
-          <w:rFonts w:eastAsiaTheme="minorEastAsia"/>
-          <w:color w:val="000000"/>
-          <w:sz w:val="19"/>
-          <w:szCs w:val="19"/>
-          <w:lang w:val="en-US" w:eastAsia="ja-JP"/>
-        </w:rPr>
-        <w:t>this.Id</w:t>
-      </w:r>
-      <w:proofErr w:type="spellEnd"/>
-      <w:proofErr w:type="gramEnd"/>
-      <w:r>
-        <w:rPr>
-          <w:rFonts w:eastAsiaTheme="minorEastAsia"/>
-          <w:color w:val="000000"/>
-          <w:sz w:val="19"/>
-          <w:szCs w:val="19"/>
-          <w:lang w:val="en-US" w:eastAsia="ja-JP"/>
-        </w:rPr>
-        <w:t xml:space="preserve"> = Id;</w:t>
+        <w:t xml:space="preserve">        this.Id = Id;</w:t>
       </w:r>
     </w:p>
     <w:p>
@@ -21501,75 +17769,7 @@
           <w:szCs w:val="19"/>
           <w:lang w:val="en-US" w:eastAsia="ja-JP"/>
         </w:rPr>
-        <w:t xml:space="preserve">        </w:t>
-      </w:r>
-      <w:proofErr w:type="spellStart"/>
-      <w:proofErr w:type="gramStart"/>
-      <w:r>
-        <w:rPr>
-          <w:rFonts w:eastAsiaTheme="minorEastAsia"/>
-          <w:color w:val="000000"/>
-          <w:sz w:val="19"/>
-          <w:szCs w:val="19"/>
-          <w:lang w:val="en-US" w:eastAsia="ja-JP"/>
-        </w:rPr>
-        <w:t>this.count</w:t>
-      </w:r>
-      <w:proofErr w:type="spellEnd"/>
-      <w:proofErr w:type="gramEnd"/>
-      <w:r>
-        <w:rPr>
-          <w:rFonts w:eastAsiaTheme="minorEastAsia"/>
-          <w:color w:val="000000"/>
-          <w:sz w:val="19"/>
-          <w:szCs w:val="19"/>
-          <w:lang w:val="en-US" w:eastAsia="ja-JP"/>
-        </w:rPr>
-        <w:t xml:space="preserve"> = _</w:t>
-      </w:r>
-      <w:proofErr w:type="spellStart"/>
-      <w:r>
-        <w:rPr>
-          <w:rFonts w:eastAsiaTheme="minorEastAsia"/>
-          <w:color w:val="000000"/>
-          <w:sz w:val="19"/>
-          <w:szCs w:val="19"/>
-          <w:lang w:val="en-US" w:eastAsia="ja-JP"/>
-        </w:rPr>
-        <w:t>context.OrderProds.FirstOrDefault</w:t>
-      </w:r>
-      <w:proofErr w:type="spellEnd"/>
-      <w:r>
-        <w:rPr>
-          <w:rFonts w:eastAsiaTheme="minorEastAsia"/>
-          <w:color w:val="000000"/>
-          <w:sz w:val="19"/>
-          <w:szCs w:val="19"/>
-          <w:lang w:val="en-US" w:eastAsia="ja-JP"/>
-        </w:rPr>
-        <w:t>(x=&gt;</w:t>
-      </w:r>
-      <w:proofErr w:type="spellStart"/>
-      <w:r>
-        <w:rPr>
-          <w:rFonts w:eastAsiaTheme="minorEastAsia"/>
-          <w:color w:val="000000"/>
-          <w:sz w:val="19"/>
-          <w:szCs w:val="19"/>
-          <w:lang w:val="en-US" w:eastAsia="ja-JP"/>
-        </w:rPr>
-        <w:t>x.ProductId</w:t>
-      </w:r>
-      <w:proofErr w:type="spellEnd"/>
-      <w:r>
-        <w:rPr>
-          <w:rFonts w:eastAsiaTheme="minorEastAsia"/>
-          <w:color w:val="000000"/>
-          <w:sz w:val="19"/>
-          <w:szCs w:val="19"/>
-          <w:lang w:val="en-US" w:eastAsia="ja-JP"/>
-        </w:rPr>
-        <w:t>==Id).Count;</w:t>
+        <w:t xml:space="preserve">        this.count = _context.OrderProds.FirstOrDefault(x=&gt;x.ProductId==Id).Count;</w:t>
       </w:r>
     </w:p>
     <w:p>
@@ -21609,44 +17809,8 @@
           <w:szCs w:val="19"/>
           <w:lang w:val="en-US" w:eastAsia="ja-JP"/>
         </w:rPr>
-        <w:t xml:space="preserve">        var </w:t>
-      </w:r>
-      <w:proofErr w:type="spellStart"/>
-      <w:r>
-        <w:rPr>
-          <w:rFonts w:eastAsiaTheme="minorEastAsia"/>
-          <w:color w:val="000000"/>
-          <w:sz w:val="19"/>
-          <w:szCs w:val="19"/>
-          <w:lang w:val="en-US" w:eastAsia="ja-JP"/>
-        </w:rPr>
-        <w:t>attribs</w:t>
-      </w:r>
-      <w:proofErr w:type="spellEnd"/>
-      <w:r>
-        <w:rPr>
-          <w:rFonts w:eastAsiaTheme="minorEastAsia"/>
-          <w:color w:val="000000"/>
-          <w:sz w:val="19"/>
-          <w:szCs w:val="19"/>
-          <w:lang w:val="en-US" w:eastAsia="ja-JP"/>
-        </w:rPr>
-        <w:t xml:space="preserve"> = _</w:t>
-      </w:r>
-      <w:proofErr w:type="spellStart"/>
-      <w:proofErr w:type="gramStart"/>
-      <w:r>
-        <w:rPr>
-          <w:rFonts w:eastAsiaTheme="minorEastAsia"/>
-          <w:color w:val="000000"/>
-          <w:sz w:val="19"/>
-          <w:szCs w:val="19"/>
-          <w:lang w:val="en-US" w:eastAsia="ja-JP"/>
-        </w:rPr>
-        <w:t>context.ProductAttribs</w:t>
-      </w:r>
-      <w:proofErr w:type="spellEnd"/>
-      <w:proofErr w:type="gramEnd"/>
+        <w:t xml:space="preserve">        var attribs = _context.ProductAttribs</w:t>
+      </w:r>
     </w:p>
     <w:p>
       <w:pPr>
@@ -21670,51 +17834,7 @@
           <w:szCs w:val="19"/>
           <w:lang w:val="en-US" w:eastAsia="ja-JP"/>
         </w:rPr>
-        <w:t xml:space="preserve">            </w:t>
-      </w:r>
-      <w:proofErr w:type="gramStart"/>
-      <w:r>
-        <w:rPr>
-          <w:rFonts w:eastAsiaTheme="minorEastAsia"/>
-          <w:color w:val="000000"/>
-          <w:sz w:val="19"/>
-          <w:szCs w:val="19"/>
-          <w:lang w:val="en-US" w:eastAsia="ja-JP"/>
-        </w:rPr>
-        <w:t>.Include</w:t>
-      </w:r>
-      <w:proofErr w:type="gramEnd"/>
-      <w:r>
-        <w:rPr>
-          <w:rFonts w:eastAsiaTheme="minorEastAsia"/>
-          <w:color w:val="000000"/>
-          <w:sz w:val="19"/>
-          <w:szCs w:val="19"/>
-          <w:lang w:val="en-US" w:eastAsia="ja-JP"/>
-        </w:rPr>
-        <w:t xml:space="preserve">(x =&gt; </w:t>
-      </w:r>
-      <w:proofErr w:type="spellStart"/>
-      <w:r>
-        <w:rPr>
-          <w:rFonts w:eastAsiaTheme="minorEastAsia"/>
-          <w:color w:val="000000"/>
-          <w:sz w:val="19"/>
-          <w:szCs w:val="19"/>
-          <w:lang w:val="en-US" w:eastAsia="ja-JP"/>
-        </w:rPr>
-        <w:t>x.ProdAssort</w:t>
-      </w:r>
-      <w:proofErr w:type="spellEnd"/>
-      <w:r>
-        <w:rPr>
-          <w:rFonts w:eastAsiaTheme="minorEastAsia"/>
-          <w:color w:val="000000"/>
-          <w:sz w:val="19"/>
-          <w:szCs w:val="19"/>
-          <w:lang w:val="en-US" w:eastAsia="ja-JP"/>
-        </w:rPr>
-        <w:t>)</w:t>
+        <w:t xml:space="preserve">            .Include(x =&gt; x.ProdAssort)</w:t>
       </w:r>
     </w:p>
     <w:p>
@@ -21739,51 +17859,7 @@
           <w:szCs w:val="19"/>
           <w:lang w:val="en-US" w:eastAsia="ja-JP"/>
         </w:rPr>
-        <w:t xml:space="preserve">            </w:t>
-      </w:r>
-      <w:proofErr w:type="gramStart"/>
-      <w:r>
-        <w:rPr>
-          <w:rFonts w:eastAsiaTheme="minorEastAsia"/>
-          <w:color w:val="000000"/>
-          <w:sz w:val="19"/>
-          <w:szCs w:val="19"/>
-          <w:lang w:val="en-US" w:eastAsia="ja-JP"/>
-        </w:rPr>
-        <w:t>.Include</w:t>
-      </w:r>
-      <w:proofErr w:type="gramEnd"/>
-      <w:r>
-        <w:rPr>
-          <w:rFonts w:eastAsiaTheme="minorEastAsia"/>
-          <w:color w:val="000000"/>
-          <w:sz w:val="19"/>
-          <w:szCs w:val="19"/>
-          <w:lang w:val="en-US" w:eastAsia="ja-JP"/>
-        </w:rPr>
-        <w:t xml:space="preserve">(x =&gt; </w:t>
-      </w:r>
-      <w:proofErr w:type="spellStart"/>
-      <w:r>
-        <w:rPr>
-          <w:rFonts w:eastAsiaTheme="minorEastAsia"/>
-          <w:color w:val="000000"/>
-          <w:sz w:val="19"/>
-          <w:szCs w:val="19"/>
-          <w:lang w:val="en-US" w:eastAsia="ja-JP"/>
-        </w:rPr>
-        <w:t>x.Attribute</w:t>
-      </w:r>
-      <w:proofErr w:type="spellEnd"/>
-      <w:r>
-        <w:rPr>
-          <w:rFonts w:eastAsiaTheme="minorEastAsia"/>
-          <w:color w:val="000000"/>
-          <w:sz w:val="19"/>
-          <w:szCs w:val="19"/>
-          <w:lang w:val="en-US" w:eastAsia="ja-JP"/>
-        </w:rPr>
-        <w:t>)</w:t>
+        <w:t xml:space="preserve">            .Include(x =&gt; x.Attribute)</w:t>
       </w:r>
     </w:p>
     <w:p>
@@ -21808,41 +17884,7 @@
           <w:szCs w:val="19"/>
           <w:lang w:val="en-US" w:eastAsia="ja-JP"/>
         </w:rPr>
-        <w:t xml:space="preserve">            </w:t>
-      </w:r>
-      <w:proofErr w:type="gramStart"/>
-      <w:r>
-        <w:rPr>
-          <w:rFonts w:eastAsiaTheme="minorEastAsia"/>
-          <w:color w:val="000000"/>
-          <w:sz w:val="19"/>
-          <w:szCs w:val="19"/>
-          <w:lang w:val="en-US" w:eastAsia="ja-JP"/>
-        </w:rPr>
-        <w:t>.</w:t>
-      </w:r>
-      <w:proofErr w:type="spellStart"/>
-      <w:r>
-        <w:rPr>
-          <w:rFonts w:eastAsiaTheme="minorEastAsia"/>
-          <w:color w:val="000000"/>
-          <w:sz w:val="19"/>
-          <w:szCs w:val="19"/>
-          <w:lang w:val="en-US" w:eastAsia="ja-JP"/>
-        </w:rPr>
-        <w:t>ToList</w:t>
-      </w:r>
-      <w:proofErr w:type="spellEnd"/>
-      <w:proofErr w:type="gramEnd"/>
-      <w:r>
-        <w:rPr>
-          <w:rFonts w:eastAsiaTheme="minorEastAsia"/>
-          <w:color w:val="000000"/>
-          <w:sz w:val="19"/>
-          <w:szCs w:val="19"/>
-          <w:lang w:val="en-US" w:eastAsia="ja-JP"/>
-        </w:rPr>
-        <w:t>();</w:t>
+        <w:t xml:space="preserve">            .ToList();</w:t>
       </w:r>
     </w:p>
     <w:p>
@@ -21882,42 +17924,8 @@
           <w:szCs w:val="19"/>
           <w:lang w:val="en-US" w:eastAsia="ja-JP"/>
         </w:rPr>
-        <w:t xml:space="preserve">        var </w:t>
-      </w:r>
-      <w:proofErr w:type="spellStart"/>
-      <w:r>
-        <w:rPr>
-          <w:rFonts w:eastAsiaTheme="minorEastAsia"/>
-          <w:color w:val="000000"/>
-          <w:sz w:val="19"/>
-          <w:szCs w:val="19"/>
-          <w:lang w:val="en-US" w:eastAsia="ja-JP"/>
-        </w:rPr>
-        <w:t>groupedAttribs</w:t>
-      </w:r>
-      <w:proofErr w:type="spellEnd"/>
-      <w:r>
-        <w:rPr>
-          <w:rFonts w:eastAsiaTheme="minorEastAsia"/>
-          <w:color w:val="000000"/>
-          <w:sz w:val="19"/>
-          <w:szCs w:val="19"/>
-          <w:lang w:val="en-US" w:eastAsia="ja-JP"/>
-        </w:rPr>
-        <w:t xml:space="preserve"> = </w:t>
-      </w:r>
-      <w:proofErr w:type="spellStart"/>
-      <w:r>
-        <w:rPr>
-          <w:rFonts w:eastAsiaTheme="minorEastAsia"/>
-          <w:color w:val="000000"/>
-          <w:sz w:val="19"/>
-          <w:szCs w:val="19"/>
-          <w:lang w:val="en-US" w:eastAsia="ja-JP"/>
-        </w:rPr>
-        <w:t>attribs</w:t>
-      </w:r>
-      <w:proofErr w:type="spellEnd"/>
+        <w:t xml:space="preserve">        var groupedAttribs = attribs</w:t>
+      </w:r>
     </w:p>
     <w:p>
       <w:pPr>
@@ -21941,51 +17949,7 @@
           <w:szCs w:val="19"/>
           <w:lang w:val="en-US" w:eastAsia="ja-JP"/>
         </w:rPr>
-        <w:t xml:space="preserve">            </w:t>
-      </w:r>
-      <w:proofErr w:type="gramStart"/>
-      <w:r>
-        <w:rPr>
-          <w:rFonts w:eastAsiaTheme="minorEastAsia"/>
-          <w:color w:val="000000"/>
-          <w:sz w:val="19"/>
-          <w:szCs w:val="19"/>
-          <w:lang w:val="en-US" w:eastAsia="ja-JP"/>
-        </w:rPr>
-        <w:t>.Where</w:t>
-      </w:r>
-      <w:proofErr w:type="gramEnd"/>
-      <w:r>
-        <w:rPr>
-          <w:rFonts w:eastAsiaTheme="minorEastAsia"/>
-          <w:color w:val="000000"/>
-          <w:sz w:val="19"/>
-          <w:szCs w:val="19"/>
-          <w:lang w:val="en-US" w:eastAsia="ja-JP"/>
-        </w:rPr>
-        <w:t xml:space="preserve">(x =&gt; </w:t>
-      </w:r>
-      <w:proofErr w:type="spellStart"/>
-      <w:r>
-        <w:rPr>
-          <w:rFonts w:eastAsiaTheme="minorEastAsia"/>
-          <w:color w:val="000000"/>
-          <w:sz w:val="19"/>
-          <w:szCs w:val="19"/>
-          <w:lang w:val="en-US" w:eastAsia="ja-JP"/>
-        </w:rPr>
-        <w:t>x.ProdAssortId</w:t>
-      </w:r>
-      <w:proofErr w:type="spellEnd"/>
-      <w:r>
-        <w:rPr>
-          <w:rFonts w:eastAsiaTheme="minorEastAsia"/>
-          <w:color w:val="000000"/>
-          <w:sz w:val="19"/>
-          <w:szCs w:val="19"/>
-          <w:lang w:val="en-US" w:eastAsia="ja-JP"/>
-        </w:rPr>
-        <w:t xml:space="preserve"> == Id)</w:t>
+        <w:t xml:space="preserve">            .Where(x =&gt; x.ProdAssortId == Id)</w:t>
       </w:r>
     </w:p>
     <w:p>
@@ -22010,41 +17974,7 @@
           <w:szCs w:val="19"/>
           <w:lang w:val="en-US" w:eastAsia="ja-JP"/>
         </w:rPr>
-        <w:t xml:space="preserve">            </w:t>
-      </w:r>
-      <w:proofErr w:type="gramStart"/>
-      <w:r>
-        <w:rPr>
-          <w:rFonts w:eastAsiaTheme="minorEastAsia"/>
-          <w:color w:val="000000"/>
-          <w:sz w:val="19"/>
-          <w:szCs w:val="19"/>
-          <w:lang w:val="en-US" w:eastAsia="ja-JP"/>
-        </w:rPr>
-        <w:t>.</w:t>
-      </w:r>
-      <w:proofErr w:type="spellStart"/>
-      <w:r>
-        <w:rPr>
-          <w:rFonts w:eastAsiaTheme="minorEastAsia"/>
-          <w:color w:val="000000"/>
-          <w:sz w:val="19"/>
-          <w:szCs w:val="19"/>
-          <w:lang w:val="en-US" w:eastAsia="ja-JP"/>
-        </w:rPr>
-        <w:t>ToList</w:t>
-      </w:r>
-      <w:proofErr w:type="spellEnd"/>
-      <w:proofErr w:type="gramEnd"/>
-      <w:r>
-        <w:rPr>
-          <w:rFonts w:eastAsiaTheme="minorEastAsia"/>
-          <w:color w:val="000000"/>
-          <w:sz w:val="19"/>
-          <w:szCs w:val="19"/>
-          <w:lang w:val="en-US" w:eastAsia="ja-JP"/>
-        </w:rPr>
-        <w:t>();</w:t>
+        <w:t xml:space="preserve">            .ToList();</w:t>
       </w:r>
     </w:p>
     <w:p>
@@ -22084,75 +18014,7 @@
           <w:szCs w:val="19"/>
           <w:lang w:val="en-US" w:eastAsia="ja-JP"/>
         </w:rPr>
-        <w:t xml:space="preserve">        name += _</w:t>
-      </w:r>
-      <w:proofErr w:type="spellStart"/>
-      <w:proofErr w:type="gramStart"/>
-      <w:r>
-        <w:rPr>
-          <w:rFonts w:eastAsiaTheme="minorEastAsia"/>
-          <w:color w:val="000000"/>
-          <w:sz w:val="19"/>
-          <w:szCs w:val="19"/>
-          <w:lang w:val="en-US" w:eastAsia="ja-JP"/>
-        </w:rPr>
-        <w:t>context.ProductAssortments.FirstOrDefault</w:t>
-      </w:r>
-      <w:proofErr w:type="spellEnd"/>
-      <w:proofErr w:type="gramEnd"/>
-      <w:r>
-        <w:rPr>
-          <w:rFonts w:eastAsiaTheme="minorEastAsia"/>
-          <w:color w:val="000000"/>
-          <w:sz w:val="19"/>
-          <w:szCs w:val="19"/>
-          <w:lang w:val="en-US" w:eastAsia="ja-JP"/>
-        </w:rPr>
-        <w:t xml:space="preserve">(x =&gt; </w:t>
-      </w:r>
-      <w:proofErr w:type="spellStart"/>
-      <w:r>
-        <w:rPr>
-          <w:rFonts w:eastAsiaTheme="minorEastAsia"/>
-          <w:color w:val="000000"/>
-          <w:sz w:val="19"/>
-          <w:szCs w:val="19"/>
-          <w:lang w:val="en-US" w:eastAsia="ja-JP"/>
-        </w:rPr>
-        <w:t>x.ProdAssortId</w:t>
-      </w:r>
-      <w:proofErr w:type="spellEnd"/>
-      <w:r>
-        <w:rPr>
-          <w:rFonts w:eastAsiaTheme="minorEastAsia"/>
-          <w:color w:val="000000"/>
-          <w:sz w:val="19"/>
-          <w:szCs w:val="19"/>
-          <w:lang w:val="en-US" w:eastAsia="ja-JP"/>
-        </w:rPr>
-        <w:t xml:space="preserve"> == Id).</w:t>
-      </w:r>
-      <w:proofErr w:type="spellStart"/>
-      <w:r>
-        <w:rPr>
-          <w:rFonts w:eastAsiaTheme="minorEastAsia"/>
-          <w:color w:val="000000"/>
-          <w:sz w:val="19"/>
-          <w:szCs w:val="19"/>
-          <w:lang w:val="en-US" w:eastAsia="ja-JP"/>
-        </w:rPr>
-        <w:t>ProdAssortName</w:t>
-      </w:r>
-      <w:proofErr w:type="spellEnd"/>
-      <w:r>
-        <w:rPr>
-          <w:rFonts w:eastAsiaTheme="minorEastAsia"/>
-          <w:color w:val="000000"/>
-          <w:sz w:val="19"/>
-          <w:szCs w:val="19"/>
-          <w:lang w:val="en-US" w:eastAsia="ja-JP"/>
-        </w:rPr>
-        <w:t xml:space="preserve"> + </w:t>
+        <w:t xml:space="preserve">        name += _context.ProductAssortments.FirstOrDefault(x =&gt; x.ProdAssortId == Id).ProdAssortName + </w:t>
       </w:r>
     </w:p>
     <w:p>
@@ -22202,75 +18064,7 @@
           <w:szCs w:val="19"/>
           <w:lang w:val="en-US" w:eastAsia="ja-JP"/>
         </w:rPr>
-        <w:t xml:space="preserve">            </w:t>
-      </w:r>
-      <w:proofErr w:type="spellStart"/>
-      <w:proofErr w:type="gramStart"/>
-      <w:r>
-        <w:rPr>
-          <w:rFonts w:eastAsiaTheme="minorEastAsia"/>
-          <w:color w:val="000000"/>
-          <w:sz w:val="19"/>
-          <w:szCs w:val="19"/>
-          <w:lang w:val="en-US" w:eastAsia="ja-JP"/>
-        </w:rPr>
-        <w:t>string.Join</w:t>
-      </w:r>
-      <w:proofErr w:type="spellEnd"/>
-      <w:proofErr w:type="gramEnd"/>
-      <w:r>
-        <w:rPr>
-          <w:rFonts w:eastAsiaTheme="minorEastAsia"/>
-          <w:color w:val="000000"/>
-          <w:sz w:val="19"/>
-          <w:szCs w:val="19"/>
-          <w:lang w:val="en-US" w:eastAsia="ja-JP"/>
-        </w:rPr>
-        <w:t xml:space="preserve">(" ", </w:t>
-      </w:r>
-      <w:proofErr w:type="spellStart"/>
-      <w:r>
-        <w:rPr>
-          <w:rFonts w:eastAsiaTheme="minorEastAsia"/>
-          <w:color w:val="000000"/>
-          <w:sz w:val="19"/>
-          <w:szCs w:val="19"/>
-          <w:lang w:val="en-US" w:eastAsia="ja-JP"/>
-        </w:rPr>
-        <w:t>groupedAttribs.Select</w:t>
-      </w:r>
-      <w:proofErr w:type="spellEnd"/>
-      <w:r>
-        <w:rPr>
-          <w:rFonts w:eastAsiaTheme="minorEastAsia"/>
-          <w:color w:val="000000"/>
-          <w:sz w:val="19"/>
-          <w:szCs w:val="19"/>
-          <w:lang w:val="en-US" w:eastAsia="ja-JP"/>
-        </w:rPr>
-        <w:t>(</w:t>
-      </w:r>
-      <w:proofErr w:type="spellStart"/>
-      <w:r>
-        <w:rPr>
-          <w:rFonts w:eastAsiaTheme="minorEastAsia"/>
-          <w:color w:val="000000"/>
-          <w:sz w:val="19"/>
-          <w:szCs w:val="19"/>
-          <w:lang w:val="en-US" w:eastAsia="ja-JP"/>
-        </w:rPr>
-        <w:t>attr</w:t>
-      </w:r>
-      <w:proofErr w:type="spellEnd"/>
-      <w:r>
-        <w:rPr>
-          <w:rFonts w:eastAsiaTheme="minorEastAsia"/>
-          <w:color w:val="000000"/>
-          <w:sz w:val="19"/>
-          <w:szCs w:val="19"/>
-          <w:lang w:val="en-US" w:eastAsia="ja-JP"/>
-        </w:rPr>
-        <w:t xml:space="preserve"> =&gt; </w:t>
+        <w:t xml:space="preserve">            string.Join(" ", groupedAttribs.Select(attr =&gt; </w:t>
       </w:r>
     </w:p>
     <w:p>
@@ -22295,53 +18089,7 @@
           <w:szCs w:val="19"/>
           <w:lang w:val="en-US" w:eastAsia="ja-JP"/>
         </w:rPr>
-        <w:t xml:space="preserve">                                                    $"{</w:t>
-      </w:r>
-      <w:proofErr w:type="spellStart"/>
-      <w:proofErr w:type="gramStart"/>
-      <w:r>
-        <w:rPr>
-          <w:rFonts w:eastAsiaTheme="minorEastAsia"/>
-          <w:color w:val="000000"/>
-          <w:sz w:val="19"/>
-          <w:szCs w:val="19"/>
-          <w:lang w:val="en-US" w:eastAsia="ja-JP"/>
-        </w:rPr>
-        <w:t>attr.AttributeValue.ToLower</w:t>
-      </w:r>
-      <w:proofErr w:type="spellEnd"/>
-      <w:proofErr w:type="gramEnd"/>
-      <w:r>
-        <w:rPr>
-          <w:rFonts w:eastAsiaTheme="minorEastAsia"/>
-          <w:color w:val="000000"/>
-          <w:sz w:val="19"/>
-          <w:szCs w:val="19"/>
-          <w:lang w:val="en-US" w:eastAsia="ja-JP"/>
-        </w:rPr>
-        <w:t>()} {</w:t>
-      </w:r>
-      <w:proofErr w:type="spellStart"/>
-      <w:r>
-        <w:rPr>
-          <w:rFonts w:eastAsiaTheme="minorEastAsia"/>
-          <w:color w:val="000000"/>
-          <w:sz w:val="19"/>
-          <w:szCs w:val="19"/>
-          <w:lang w:val="en-US" w:eastAsia="ja-JP"/>
-        </w:rPr>
-        <w:t>attr.Attribute.AttributeValueType</w:t>
-      </w:r>
-      <w:proofErr w:type="spellEnd"/>
-      <w:r>
-        <w:rPr>
-          <w:rFonts w:eastAsiaTheme="minorEastAsia"/>
-          <w:color w:val="000000"/>
-          <w:sz w:val="19"/>
-          <w:szCs w:val="19"/>
-          <w:lang w:val="en-US" w:eastAsia="ja-JP"/>
-        </w:rPr>
-        <w:t>}"));</w:t>
+        <w:t xml:space="preserve">                                                    $"{attr.AttributeValue.ToLower()} {attr.Attribute.AttributeValueType}"));</w:t>
       </w:r>
     </w:p>
     <w:p>
@@ -22468,7 +18216,6 @@
         </w:rPr>
         <w:t xml:space="preserve"> </w:t>
       </w:r>
-      <w:proofErr w:type="spellStart"/>
       <w:r>
         <w:rPr>
           <w:bCs/>
@@ -22478,7 +18225,6 @@
         </w:rPr>
         <w:t>ProductsInSaleViewModels</w:t>
       </w:r>
-      <w:proofErr w:type="spellEnd"/>
     </w:p>
     <w:p>
       <w:pPr>
@@ -22515,20 +18261,8 @@
           <w:szCs w:val="19"/>
           <w:lang w:val="en-US" w:eastAsia="ja-JP"/>
         </w:rPr>
-        <w:t xml:space="preserve">internal class </w:t>
-      </w:r>
-      <w:proofErr w:type="spellStart"/>
-      <w:r>
-        <w:rPr>
-          <w:rFonts w:eastAsiaTheme="minorEastAsia"/>
-          <w:color w:val="000000"/>
-          <w:sz w:val="19"/>
-          <w:szCs w:val="19"/>
-          <w:lang w:val="en-US" w:eastAsia="ja-JP"/>
-        </w:rPr>
-        <w:t>ProductsInSaleViewModels</w:t>
-      </w:r>
-      <w:proofErr w:type="spellEnd"/>
+        <w:t>internal class ProductsInSaleViewModels</w:t>
+      </w:r>
     </w:p>
     <w:p>
       <w:pPr>
@@ -22577,29 +18311,7 @@
           <w:szCs w:val="19"/>
           <w:lang w:val="en-US" w:eastAsia="ja-JP"/>
         </w:rPr>
-        <w:t xml:space="preserve">    private </w:t>
-      </w:r>
-      <w:proofErr w:type="spellStart"/>
-      <w:r>
-        <w:rPr>
-          <w:rFonts w:eastAsiaTheme="minorEastAsia"/>
-          <w:color w:val="000000"/>
-          <w:sz w:val="19"/>
-          <w:szCs w:val="19"/>
-          <w:lang w:val="en-US" w:eastAsia="ja-JP"/>
-        </w:rPr>
-        <w:t>readonly</w:t>
-      </w:r>
-      <w:proofErr w:type="spellEnd"/>
-      <w:r>
-        <w:rPr>
-          <w:rFonts w:eastAsiaTheme="minorEastAsia"/>
-          <w:color w:val="000000"/>
-          <w:sz w:val="19"/>
-          <w:szCs w:val="19"/>
-          <w:lang w:val="en-US" w:eastAsia="ja-JP"/>
-        </w:rPr>
-        <w:t xml:space="preserve"> Kurs2RudenkoContext _context;</w:t>
+        <w:t xml:space="preserve">    private readonly Kurs2RudenkoContext _context;</w:t>
       </w:r>
     </w:p>
     <w:p>
@@ -22624,29 +18336,7 @@
           <w:szCs w:val="19"/>
           <w:lang w:val="en-US" w:eastAsia="ja-JP"/>
         </w:rPr>
-        <w:t xml:space="preserve">    public int Id </w:t>
-      </w:r>
-      <w:proofErr w:type="gramStart"/>
-      <w:r>
-        <w:rPr>
-          <w:rFonts w:eastAsiaTheme="minorEastAsia"/>
-          <w:color w:val="000000"/>
-          <w:sz w:val="19"/>
-          <w:szCs w:val="19"/>
-          <w:lang w:val="en-US" w:eastAsia="ja-JP"/>
-        </w:rPr>
-        <w:t>{ get</w:t>
-      </w:r>
-      <w:proofErr w:type="gramEnd"/>
-      <w:r>
-        <w:rPr>
-          <w:rFonts w:eastAsiaTheme="minorEastAsia"/>
-          <w:color w:val="000000"/>
-          <w:sz w:val="19"/>
-          <w:szCs w:val="19"/>
-          <w:lang w:val="en-US" w:eastAsia="ja-JP"/>
-        </w:rPr>
-        <w:t>; set; }</w:t>
+        <w:t xml:space="preserve">    public int Id { get; set; }</w:t>
       </w:r>
     </w:p>
     <w:p>
@@ -22671,29 +18361,7 @@
           <w:szCs w:val="19"/>
           <w:lang w:val="en-US" w:eastAsia="ja-JP"/>
         </w:rPr>
-        <w:t xml:space="preserve">    public string name </w:t>
-      </w:r>
-      <w:proofErr w:type="gramStart"/>
-      <w:r>
-        <w:rPr>
-          <w:rFonts w:eastAsiaTheme="minorEastAsia"/>
-          <w:color w:val="000000"/>
-          <w:sz w:val="19"/>
-          <w:szCs w:val="19"/>
-          <w:lang w:val="en-US" w:eastAsia="ja-JP"/>
-        </w:rPr>
-        <w:t>{ get</w:t>
-      </w:r>
-      <w:proofErr w:type="gramEnd"/>
-      <w:r>
-        <w:rPr>
-          <w:rFonts w:eastAsiaTheme="minorEastAsia"/>
-          <w:color w:val="000000"/>
-          <w:sz w:val="19"/>
-          <w:szCs w:val="19"/>
-          <w:lang w:val="en-US" w:eastAsia="ja-JP"/>
-        </w:rPr>
-        <w:t>; set; } = "";</w:t>
+        <w:t xml:space="preserve">    public string name { get; set; } = "";</w:t>
       </w:r>
     </w:p>
     <w:p>
@@ -22718,29 +18386,7 @@
           <w:szCs w:val="19"/>
           <w:lang w:val="en-US" w:eastAsia="ja-JP"/>
         </w:rPr>
-        <w:t xml:space="preserve">    public int count </w:t>
-      </w:r>
-      <w:proofErr w:type="gramStart"/>
-      <w:r>
-        <w:rPr>
-          <w:rFonts w:eastAsiaTheme="minorEastAsia"/>
-          <w:color w:val="000000"/>
-          <w:sz w:val="19"/>
-          <w:szCs w:val="19"/>
-          <w:lang w:val="en-US" w:eastAsia="ja-JP"/>
-        </w:rPr>
-        <w:t>{ get</w:t>
-      </w:r>
-      <w:proofErr w:type="gramEnd"/>
-      <w:r>
-        <w:rPr>
-          <w:rFonts w:eastAsiaTheme="minorEastAsia"/>
-          <w:color w:val="000000"/>
-          <w:sz w:val="19"/>
-          <w:szCs w:val="19"/>
-          <w:lang w:val="en-US" w:eastAsia="ja-JP"/>
-        </w:rPr>
-        <w:t>; set; }</w:t>
+        <w:t xml:space="preserve">    public int count { get; set; }</w:t>
       </w:r>
     </w:p>
     <w:p>
@@ -22765,41 +18411,7 @@
           <w:szCs w:val="19"/>
           <w:lang w:val="en-US" w:eastAsia="ja-JP"/>
         </w:rPr>
-        <w:t xml:space="preserve">    public </w:t>
-      </w:r>
-      <w:proofErr w:type="spellStart"/>
-      <w:proofErr w:type="gramStart"/>
-      <w:r>
-        <w:rPr>
-          <w:rFonts w:eastAsiaTheme="minorEastAsia"/>
-          <w:color w:val="000000"/>
-          <w:sz w:val="19"/>
-          <w:szCs w:val="19"/>
-          <w:lang w:val="en-US" w:eastAsia="ja-JP"/>
-        </w:rPr>
-        <w:t>ProductsInSaleViewModels</w:t>
-      </w:r>
-      <w:proofErr w:type="spellEnd"/>
-      <w:r>
-        <w:rPr>
-          <w:rFonts w:eastAsiaTheme="minorEastAsia"/>
-          <w:color w:val="000000"/>
-          <w:sz w:val="19"/>
-          <w:szCs w:val="19"/>
-          <w:lang w:val="en-US" w:eastAsia="ja-JP"/>
-        </w:rPr>
-        <w:t>(</w:t>
-      </w:r>
-      <w:proofErr w:type="gramEnd"/>
-      <w:r>
-        <w:rPr>
-          <w:rFonts w:eastAsiaTheme="minorEastAsia"/>
-          <w:color w:val="000000"/>
-          <w:sz w:val="19"/>
-          <w:szCs w:val="19"/>
-          <w:lang w:val="en-US" w:eastAsia="ja-JP"/>
-        </w:rPr>
-        <w:t>int Id, Kurs2RudenkoContext kurs2RudenkoContext)</w:t>
+        <w:t xml:space="preserve">    public ProductsInSaleViewModels(int Id, Kurs2RudenkoContext kurs2RudenkoContext)</w:t>
       </w:r>
     </w:p>
     <w:p>
@@ -22875,31 +18487,7 @@
           <w:szCs w:val="19"/>
           <w:lang w:val="en-US" w:eastAsia="ja-JP"/>
         </w:rPr>
-        <w:t xml:space="preserve">        </w:t>
-      </w:r>
-      <w:proofErr w:type="spellStart"/>
-      <w:proofErr w:type="gramStart"/>
-      <w:r>
-        <w:rPr>
-          <w:rFonts w:eastAsiaTheme="minorEastAsia"/>
-          <w:color w:val="000000"/>
-          <w:sz w:val="19"/>
-          <w:szCs w:val="19"/>
-          <w:lang w:val="en-US" w:eastAsia="ja-JP"/>
-        </w:rPr>
-        <w:t>this.Id</w:t>
-      </w:r>
-      <w:proofErr w:type="spellEnd"/>
-      <w:proofErr w:type="gramEnd"/>
-      <w:r>
-        <w:rPr>
-          <w:rFonts w:eastAsiaTheme="minorEastAsia"/>
-          <w:color w:val="000000"/>
-          <w:sz w:val="19"/>
-          <w:szCs w:val="19"/>
-          <w:lang w:val="en-US" w:eastAsia="ja-JP"/>
-        </w:rPr>
-        <w:t xml:space="preserve"> = Id;</w:t>
+        <w:t xml:space="preserve">        this.Id = Id;</w:t>
       </w:r>
     </w:p>
     <w:p>
@@ -22924,75 +18512,7 @@
           <w:szCs w:val="19"/>
           <w:lang w:val="en-US" w:eastAsia="ja-JP"/>
         </w:rPr>
-        <w:t xml:space="preserve">        </w:t>
-      </w:r>
-      <w:proofErr w:type="spellStart"/>
-      <w:proofErr w:type="gramStart"/>
-      <w:r>
-        <w:rPr>
-          <w:rFonts w:eastAsiaTheme="minorEastAsia"/>
-          <w:color w:val="000000"/>
-          <w:sz w:val="19"/>
-          <w:szCs w:val="19"/>
-          <w:lang w:val="en-US" w:eastAsia="ja-JP"/>
-        </w:rPr>
-        <w:t>this.count</w:t>
-      </w:r>
-      <w:proofErr w:type="spellEnd"/>
-      <w:proofErr w:type="gramEnd"/>
-      <w:r>
-        <w:rPr>
-          <w:rFonts w:eastAsiaTheme="minorEastAsia"/>
-          <w:color w:val="000000"/>
-          <w:sz w:val="19"/>
-          <w:szCs w:val="19"/>
-          <w:lang w:val="en-US" w:eastAsia="ja-JP"/>
-        </w:rPr>
-        <w:t xml:space="preserve"> = _</w:t>
-      </w:r>
-      <w:proofErr w:type="spellStart"/>
-      <w:r>
-        <w:rPr>
-          <w:rFonts w:eastAsiaTheme="minorEastAsia"/>
-          <w:color w:val="000000"/>
-          <w:sz w:val="19"/>
-          <w:szCs w:val="19"/>
-          <w:lang w:val="en-US" w:eastAsia="ja-JP"/>
-        </w:rPr>
-        <w:t>context.SaleProds.FirstOrDefault</w:t>
-      </w:r>
-      <w:proofErr w:type="spellEnd"/>
-      <w:r>
-        <w:rPr>
-          <w:rFonts w:eastAsiaTheme="minorEastAsia"/>
-          <w:color w:val="000000"/>
-          <w:sz w:val="19"/>
-          <w:szCs w:val="19"/>
-          <w:lang w:val="en-US" w:eastAsia="ja-JP"/>
-        </w:rPr>
-        <w:t>(x=&gt;</w:t>
-      </w:r>
-      <w:proofErr w:type="spellStart"/>
-      <w:r>
-        <w:rPr>
-          <w:rFonts w:eastAsiaTheme="minorEastAsia"/>
-          <w:color w:val="000000"/>
-          <w:sz w:val="19"/>
-          <w:szCs w:val="19"/>
-          <w:lang w:val="en-US" w:eastAsia="ja-JP"/>
-        </w:rPr>
-        <w:t>x.ProductId</w:t>
-      </w:r>
-      <w:proofErr w:type="spellEnd"/>
-      <w:r>
-        <w:rPr>
-          <w:rFonts w:eastAsiaTheme="minorEastAsia"/>
-          <w:color w:val="000000"/>
-          <w:sz w:val="19"/>
-          <w:szCs w:val="19"/>
-          <w:lang w:val="en-US" w:eastAsia="ja-JP"/>
-        </w:rPr>
-        <w:t>==Id).Count;</w:t>
+        <w:t xml:space="preserve">        this.count = _context.SaleProds.FirstOrDefault(x=&gt;x.ProductId==Id).Count;</w:t>
       </w:r>
     </w:p>
     <w:p>
@@ -23032,44 +18552,8 @@
           <w:szCs w:val="19"/>
           <w:lang w:val="en-US" w:eastAsia="ja-JP"/>
         </w:rPr>
-        <w:t xml:space="preserve">        var </w:t>
-      </w:r>
-      <w:proofErr w:type="spellStart"/>
-      <w:r>
-        <w:rPr>
-          <w:rFonts w:eastAsiaTheme="minorEastAsia"/>
-          <w:color w:val="000000"/>
-          <w:sz w:val="19"/>
-          <w:szCs w:val="19"/>
-          <w:lang w:val="en-US" w:eastAsia="ja-JP"/>
-        </w:rPr>
-        <w:t>attribs</w:t>
-      </w:r>
-      <w:proofErr w:type="spellEnd"/>
-      <w:r>
-        <w:rPr>
-          <w:rFonts w:eastAsiaTheme="minorEastAsia"/>
-          <w:color w:val="000000"/>
-          <w:sz w:val="19"/>
-          <w:szCs w:val="19"/>
-          <w:lang w:val="en-US" w:eastAsia="ja-JP"/>
-        </w:rPr>
-        <w:t xml:space="preserve"> = _</w:t>
-      </w:r>
-      <w:proofErr w:type="spellStart"/>
-      <w:proofErr w:type="gramStart"/>
-      <w:r>
-        <w:rPr>
-          <w:rFonts w:eastAsiaTheme="minorEastAsia"/>
-          <w:color w:val="000000"/>
-          <w:sz w:val="19"/>
-          <w:szCs w:val="19"/>
-          <w:lang w:val="en-US" w:eastAsia="ja-JP"/>
-        </w:rPr>
-        <w:t>context.ProductAttribs</w:t>
-      </w:r>
-      <w:proofErr w:type="spellEnd"/>
-      <w:proofErr w:type="gramEnd"/>
+        <w:t xml:space="preserve">        var attribs = _context.ProductAttribs</w:t>
+      </w:r>
     </w:p>
     <w:p>
       <w:pPr>
@@ -23093,51 +18577,7 @@
           <w:szCs w:val="19"/>
           <w:lang w:val="en-US" w:eastAsia="ja-JP"/>
         </w:rPr>
-        <w:t xml:space="preserve">            </w:t>
-      </w:r>
-      <w:proofErr w:type="gramStart"/>
-      <w:r>
-        <w:rPr>
-          <w:rFonts w:eastAsiaTheme="minorEastAsia"/>
-          <w:color w:val="000000"/>
-          <w:sz w:val="19"/>
-          <w:szCs w:val="19"/>
-          <w:lang w:val="en-US" w:eastAsia="ja-JP"/>
-        </w:rPr>
-        <w:t>.Include</w:t>
-      </w:r>
-      <w:proofErr w:type="gramEnd"/>
-      <w:r>
-        <w:rPr>
-          <w:rFonts w:eastAsiaTheme="minorEastAsia"/>
-          <w:color w:val="000000"/>
-          <w:sz w:val="19"/>
-          <w:szCs w:val="19"/>
-          <w:lang w:val="en-US" w:eastAsia="ja-JP"/>
-        </w:rPr>
-        <w:t xml:space="preserve">(x =&gt; </w:t>
-      </w:r>
-      <w:proofErr w:type="spellStart"/>
-      <w:r>
-        <w:rPr>
-          <w:rFonts w:eastAsiaTheme="minorEastAsia"/>
-          <w:color w:val="000000"/>
-          <w:sz w:val="19"/>
-          <w:szCs w:val="19"/>
-          <w:lang w:val="en-US" w:eastAsia="ja-JP"/>
-        </w:rPr>
-        <w:t>x.ProdAssort</w:t>
-      </w:r>
-      <w:proofErr w:type="spellEnd"/>
-      <w:r>
-        <w:rPr>
-          <w:rFonts w:eastAsiaTheme="minorEastAsia"/>
-          <w:color w:val="000000"/>
-          <w:sz w:val="19"/>
-          <w:szCs w:val="19"/>
-          <w:lang w:val="en-US" w:eastAsia="ja-JP"/>
-        </w:rPr>
-        <w:t>)</w:t>
+        <w:t xml:space="preserve">            .Include(x =&gt; x.ProdAssort)</w:t>
       </w:r>
     </w:p>
     <w:p>
@@ -23162,51 +18602,7 @@
           <w:szCs w:val="19"/>
           <w:lang w:val="en-US" w:eastAsia="ja-JP"/>
         </w:rPr>
-        <w:t xml:space="preserve">            </w:t>
-      </w:r>
-      <w:proofErr w:type="gramStart"/>
-      <w:r>
-        <w:rPr>
-          <w:rFonts w:eastAsiaTheme="minorEastAsia"/>
-          <w:color w:val="000000"/>
-          <w:sz w:val="19"/>
-          <w:szCs w:val="19"/>
-          <w:lang w:val="en-US" w:eastAsia="ja-JP"/>
-        </w:rPr>
-        <w:t>.Include</w:t>
-      </w:r>
-      <w:proofErr w:type="gramEnd"/>
-      <w:r>
-        <w:rPr>
-          <w:rFonts w:eastAsiaTheme="minorEastAsia"/>
-          <w:color w:val="000000"/>
-          <w:sz w:val="19"/>
-          <w:szCs w:val="19"/>
-          <w:lang w:val="en-US" w:eastAsia="ja-JP"/>
-        </w:rPr>
-        <w:t xml:space="preserve">(x =&gt; </w:t>
-      </w:r>
-      <w:proofErr w:type="spellStart"/>
-      <w:r>
-        <w:rPr>
-          <w:rFonts w:eastAsiaTheme="minorEastAsia"/>
-          <w:color w:val="000000"/>
-          <w:sz w:val="19"/>
-          <w:szCs w:val="19"/>
-          <w:lang w:val="en-US" w:eastAsia="ja-JP"/>
-        </w:rPr>
-        <w:t>x.Attribute</w:t>
-      </w:r>
-      <w:proofErr w:type="spellEnd"/>
-      <w:r>
-        <w:rPr>
-          <w:rFonts w:eastAsiaTheme="minorEastAsia"/>
-          <w:color w:val="000000"/>
-          <w:sz w:val="19"/>
-          <w:szCs w:val="19"/>
-          <w:lang w:val="en-US" w:eastAsia="ja-JP"/>
-        </w:rPr>
-        <w:t>)</w:t>
+        <w:t xml:space="preserve">            .Include(x =&gt; x.Attribute)</w:t>
       </w:r>
     </w:p>
     <w:p>
@@ -23231,41 +18627,7 @@
           <w:szCs w:val="19"/>
           <w:lang w:val="en-US" w:eastAsia="ja-JP"/>
         </w:rPr>
-        <w:t xml:space="preserve">            </w:t>
-      </w:r>
-      <w:proofErr w:type="gramStart"/>
-      <w:r>
-        <w:rPr>
-          <w:rFonts w:eastAsiaTheme="minorEastAsia"/>
-          <w:color w:val="000000"/>
-          <w:sz w:val="19"/>
-          <w:szCs w:val="19"/>
-          <w:lang w:val="en-US" w:eastAsia="ja-JP"/>
-        </w:rPr>
-        <w:t>.</w:t>
-      </w:r>
-      <w:proofErr w:type="spellStart"/>
-      <w:r>
-        <w:rPr>
-          <w:rFonts w:eastAsiaTheme="minorEastAsia"/>
-          <w:color w:val="000000"/>
-          <w:sz w:val="19"/>
-          <w:szCs w:val="19"/>
-          <w:lang w:val="en-US" w:eastAsia="ja-JP"/>
-        </w:rPr>
-        <w:t>ToList</w:t>
-      </w:r>
-      <w:proofErr w:type="spellEnd"/>
-      <w:proofErr w:type="gramEnd"/>
-      <w:r>
-        <w:rPr>
-          <w:rFonts w:eastAsiaTheme="minorEastAsia"/>
-          <w:color w:val="000000"/>
-          <w:sz w:val="19"/>
-          <w:szCs w:val="19"/>
-          <w:lang w:val="en-US" w:eastAsia="ja-JP"/>
-        </w:rPr>
-        <w:t>();</w:t>
+        <w:t xml:space="preserve">            .ToList();</w:t>
       </w:r>
     </w:p>
     <w:p>
@@ -23305,42 +18667,8 @@
           <w:szCs w:val="19"/>
           <w:lang w:val="en-US" w:eastAsia="ja-JP"/>
         </w:rPr>
-        <w:t xml:space="preserve">        var </w:t>
-      </w:r>
-      <w:proofErr w:type="spellStart"/>
-      <w:r>
-        <w:rPr>
-          <w:rFonts w:eastAsiaTheme="minorEastAsia"/>
-          <w:color w:val="000000"/>
-          <w:sz w:val="19"/>
-          <w:szCs w:val="19"/>
-          <w:lang w:val="en-US" w:eastAsia="ja-JP"/>
-        </w:rPr>
-        <w:t>groupedAttribs</w:t>
-      </w:r>
-      <w:proofErr w:type="spellEnd"/>
-      <w:r>
-        <w:rPr>
-          <w:rFonts w:eastAsiaTheme="minorEastAsia"/>
-          <w:color w:val="000000"/>
-          <w:sz w:val="19"/>
-          <w:szCs w:val="19"/>
-          <w:lang w:val="en-US" w:eastAsia="ja-JP"/>
-        </w:rPr>
-        <w:t xml:space="preserve"> = </w:t>
-      </w:r>
-      <w:proofErr w:type="spellStart"/>
-      <w:r>
-        <w:rPr>
-          <w:rFonts w:eastAsiaTheme="minorEastAsia"/>
-          <w:color w:val="000000"/>
-          <w:sz w:val="19"/>
-          <w:szCs w:val="19"/>
-          <w:lang w:val="en-US" w:eastAsia="ja-JP"/>
-        </w:rPr>
-        <w:t>attribs</w:t>
-      </w:r>
-      <w:proofErr w:type="spellEnd"/>
+        <w:t xml:space="preserve">        var groupedAttribs = attribs</w:t>
+      </w:r>
     </w:p>
     <w:p>
       <w:pPr>
@@ -23364,51 +18692,7 @@
           <w:szCs w:val="19"/>
           <w:lang w:val="en-US" w:eastAsia="ja-JP"/>
         </w:rPr>
-        <w:t xml:space="preserve">            </w:t>
-      </w:r>
-      <w:proofErr w:type="gramStart"/>
-      <w:r>
-        <w:rPr>
-          <w:rFonts w:eastAsiaTheme="minorEastAsia"/>
-          <w:color w:val="000000"/>
-          <w:sz w:val="19"/>
-          <w:szCs w:val="19"/>
-          <w:lang w:val="en-US" w:eastAsia="ja-JP"/>
-        </w:rPr>
-        <w:t>.Where</w:t>
-      </w:r>
-      <w:proofErr w:type="gramEnd"/>
-      <w:r>
-        <w:rPr>
-          <w:rFonts w:eastAsiaTheme="minorEastAsia"/>
-          <w:color w:val="000000"/>
-          <w:sz w:val="19"/>
-          <w:szCs w:val="19"/>
-          <w:lang w:val="en-US" w:eastAsia="ja-JP"/>
-        </w:rPr>
-        <w:t xml:space="preserve">(x =&gt; </w:t>
-      </w:r>
-      <w:proofErr w:type="spellStart"/>
-      <w:r>
-        <w:rPr>
-          <w:rFonts w:eastAsiaTheme="minorEastAsia"/>
-          <w:color w:val="000000"/>
-          <w:sz w:val="19"/>
-          <w:szCs w:val="19"/>
-          <w:lang w:val="en-US" w:eastAsia="ja-JP"/>
-        </w:rPr>
-        <w:t>x.ProdAssortId</w:t>
-      </w:r>
-      <w:proofErr w:type="spellEnd"/>
-      <w:r>
-        <w:rPr>
-          <w:rFonts w:eastAsiaTheme="minorEastAsia"/>
-          <w:color w:val="000000"/>
-          <w:sz w:val="19"/>
-          <w:szCs w:val="19"/>
-          <w:lang w:val="en-US" w:eastAsia="ja-JP"/>
-        </w:rPr>
-        <w:t xml:space="preserve"> == Id)</w:t>
+        <w:t xml:space="preserve">            .Where(x =&gt; x.ProdAssortId == Id)</w:t>
       </w:r>
     </w:p>
     <w:p>
@@ -23433,41 +18717,7 @@
           <w:szCs w:val="19"/>
           <w:lang w:val="en-US" w:eastAsia="ja-JP"/>
         </w:rPr>
-        <w:t xml:space="preserve">            </w:t>
-      </w:r>
-      <w:proofErr w:type="gramStart"/>
-      <w:r>
-        <w:rPr>
-          <w:rFonts w:eastAsiaTheme="minorEastAsia"/>
-          <w:color w:val="000000"/>
-          <w:sz w:val="19"/>
-          <w:szCs w:val="19"/>
-          <w:lang w:val="en-US" w:eastAsia="ja-JP"/>
-        </w:rPr>
-        <w:t>.</w:t>
-      </w:r>
-      <w:proofErr w:type="spellStart"/>
-      <w:r>
-        <w:rPr>
-          <w:rFonts w:eastAsiaTheme="minorEastAsia"/>
-          <w:color w:val="000000"/>
-          <w:sz w:val="19"/>
-          <w:szCs w:val="19"/>
-          <w:lang w:val="en-US" w:eastAsia="ja-JP"/>
-        </w:rPr>
-        <w:t>ToList</w:t>
-      </w:r>
-      <w:proofErr w:type="spellEnd"/>
-      <w:proofErr w:type="gramEnd"/>
-      <w:r>
-        <w:rPr>
-          <w:rFonts w:eastAsiaTheme="minorEastAsia"/>
-          <w:color w:val="000000"/>
-          <w:sz w:val="19"/>
-          <w:szCs w:val="19"/>
-          <w:lang w:val="en-US" w:eastAsia="ja-JP"/>
-        </w:rPr>
-        <w:t>();</w:t>
+        <w:t xml:space="preserve">            .ToList();</w:t>
       </w:r>
     </w:p>
     <w:p>
@@ -23507,75 +18757,7 @@
           <w:szCs w:val="19"/>
           <w:lang w:val="en-US" w:eastAsia="ja-JP"/>
         </w:rPr>
-        <w:t xml:space="preserve">        name += _</w:t>
-      </w:r>
-      <w:proofErr w:type="spellStart"/>
-      <w:proofErr w:type="gramStart"/>
-      <w:r>
-        <w:rPr>
-          <w:rFonts w:eastAsiaTheme="minorEastAsia"/>
-          <w:color w:val="000000"/>
-          <w:sz w:val="19"/>
-          <w:szCs w:val="19"/>
-          <w:lang w:val="en-US" w:eastAsia="ja-JP"/>
-        </w:rPr>
-        <w:t>context.ProductAssortments.FirstOrDefault</w:t>
-      </w:r>
-      <w:proofErr w:type="spellEnd"/>
-      <w:proofErr w:type="gramEnd"/>
-      <w:r>
-        <w:rPr>
-          <w:rFonts w:eastAsiaTheme="minorEastAsia"/>
-          <w:color w:val="000000"/>
-          <w:sz w:val="19"/>
-          <w:szCs w:val="19"/>
-          <w:lang w:val="en-US" w:eastAsia="ja-JP"/>
-        </w:rPr>
-        <w:t xml:space="preserve">(x =&gt; </w:t>
-      </w:r>
-      <w:proofErr w:type="spellStart"/>
-      <w:r>
-        <w:rPr>
-          <w:rFonts w:eastAsiaTheme="minorEastAsia"/>
-          <w:color w:val="000000"/>
-          <w:sz w:val="19"/>
-          <w:szCs w:val="19"/>
-          <w:lang w:val="en-US" w:eastAsia="ja-JP"/>
-        </w:rPr>
-        <w:t>x.ProdAssortId</w:t>
-      </w:r>
-      <w:proofErr w:type="spellEnd"/>
-      <w:r>
-        <w:rPr>
-          <w:rFonts w:eastAsiaTheme="minorEastAsia"/>
-          <w:color w:val="000000"/>
-          <w:sz w:val="19"/>
-          <w:szCs w:val="19"/>
-          <w:lang w:val="en-US" w:eastAsia="ja-JP"/>
-        </w:rPr>
-        <w:t xml:space="preserve"> == Id).</w:t>
-      </w:r>
-      <w:proofErr w:type="spellStart"/>
-      <w:r>
-        <w:rPr>
-          <w:rFonts w:eastAsiaTheme="minorEastAsia"/>
-          <w:color w:val="000000"/>
-          <w:sz w:val="19"/>
-          <w:szCs w:val="19"/>
-          <w:lang w:val="en-US" w:eastAsia="ja-JP"/>
-        </w:rPr>
-        <w:t>ProdAssortName</w:t>
-      </w:r>
-      <w:proofErr w:type="spellEnd"/>
-      <w:r>
-        <w:rPr>
-          <w:rFonts w:eastAsiaTheme="minorEastAsia"/>
-          <w:color w:val="000000"/>
-          <w:sz w:val="19"/>
-          <w:szCs w:val="19"/>
-          <w:lang w:val="en-US" w:eastAsia="ja-JP"/>
-        </w:rPr>
-        <w:t xml:space="preserve"> + </w:t>
+        <w:t xml:space="preserve">        name += _context.ProductAssortments.FirstOrDefault(x =&gt; x.ProdAssortId == Id).ProdAssortName + </w:t>
       </w:r>
     </w:p>
     <w:p>
@@ -23625,75 +18807,7 @@
           <w:szCs w:val="19"/>
           <w:lang w:val="en-US" w:eastAsia="ja-JP"/>
         </w:rPr>
-        <w:t xml:space="preserve">            </w:t>
-      </w:r>
-      <w:proofErr w:type="spellStart"/>
-      <w:proofErr w:type="gramStart"/>
-      <w:r>
-        <w:rPr>
-          <w:rFonts w:eastAsiaTheme="minorEastAsia"/>
-          <w:color w:val="000000"/>
-          <w:sz w:val="19"/>
-          <w:szCs w:val="19"/>
-          <w:lang w:val="en-US" w:eastAsia="ja-JP"/>
-        </w:rPr>
-        <w:t>string.Join</w:t>
-      </w:r>
-      <w:proofErr w:type="spellEnd"/>
-      <w:proofErr w:type="gramEnd"/>
-      <w:r>
-        <w:rPr>
-          <w:rFonts w:eastAsiaTheme="minorEastAsia"/>
-          <w:color w:val="000000"/>
-          <w:sz w:val="19"/>
-          <w:szCs w:val="19"/>
-          <w:lang w:val="en-US" w:eastAsia="ja-JP"/>
-        </w:rPr>
-        <w:t xml:space="preserve">(" ", </w:t>
-      </w:r>
-      <w:proofErr w:type="spellStart"/>
-      <w:r>
-        <w:rPr>
-          <w:rFonts w:eastAsiaTheme="minorEastAsia"/>
-          <w:color w:val="000000"/>
-          <w:sz w:val="19"/>
-          <w:szCs w:val="19"/>
-          <w:lang w:val="en-US" w:eastAsia="ja-JP"/>
-        </w:rPr>
-        <w:t>groupedAttribs.Select</w:t>
-      </w:r>
-      <w:proofErr w:type="spellEnd"/>
-      <w:r>
-        <w:rPr>
-          <w:rFonts w:eastAsiaTheme="minorEastAsia"/>
-          <w:color w:val="000000"/>
-          <w:sz w:val="19"/>
-          <w:szCs w:val="19"/>
-          <w:lang w:val="en-US" w:eastAsia="ja-JP"/>
-        </w:rPr>
-        <w:t>(</w:t>
-      </w:r>
-      <w:proofErr w:type="spellStart"/>
-      <w:r>
-        <w:rPr>
-          <w:rFonts w:eastAsiaTheme="minorEastAsia"/>
-          <w:color w:val="000000"/>
-          <w:sz w:val="19"/>
-          <w:szCs w:val="19"/>
-          <w:lang w:val="en-US" w:eastAsia="ja-JP"/>
-        </w:rPr>
-        <w:t>attr</w:t>
-      </w:r>
-      <w:proofErr w:type="spellEnd"/>
-      <w:r>
-        <w:rPr>
-          <w:rFonts w:eastAsiaTheme="minorEastAsia"/>
-          <w:color w:val="000000"/>
-          <w:sz w:val="19"/>
-          <w:szCs w:val="19"/>
-          <w:lang w:val="en-US" w:eastAsia="ja-JP"/>
-        </w:rPr>
-        <w:t xml:space="preserve"> =&gt; </w:t>
+        <w:t xml:space="preserve">            string.Join(" ", groupedAttribs.Select(attr =&gt; </w:t>
       </w:r>
     </w:p>
     <w:p>
@@ -23718,53 +18832,7 @@
           <w:szCs w:val="19"/>
           <w:lang w:val="en-US" w:eastAsia="ja-JP"/>
         </w:rPr>
-        <w:t xml:space="preserve">                                                    $"{</w:t>
-      </w:r>
-      <w:proofErr w:type="spellStart"/>
-      <w:proofErr w:type="gramStart"/>
-      <w:r>
-        <w:rPr>
-          <w:rFonts w:eastAsiaTheme="minorEastAsia"/>
-          <w:color w:val="000000"/>
-          <w:sz w:val="19"/>
-          <w:szCs w:val="19"/>
-          <w:lang w:val="en-US" w:eastAsia="ja-JP"/>
-        </w:rPr>
-        <w:t>attr.AttributeValue.ToLower</w:t>
-      </w:r>
-      <w:proofErr w:type="spellEnd"/>
-      <w:proofErr w:type="gramEnd"/>
-      <w:r>
-        <w:rPr>
-          <w:rFonts w:eastAsiaTheme="minorEastAsia"/>
-          <w:color w:val="000000"/>
-          <w:sz w:val="19"/>
-          <w:szCs w:val="19"/>
-          <w:lang w:val="en-US" w:eastAsia="ja-JP"/>
-        </w:rPr>
-        <w:t>()} {</w:t>
-      </w:r>
-      <w:proofErr w:type="spellStart"/>
-      <w:r>
-        <w:rPr>
-          <w:rFonts w:eastAsiaTheme="minorEastAsia"/>
-          <w:color w:val="000000"/>
-          <w:sz w:val="19"/>
-          <w:szCs w:val="19"/>
-          <w:lang w:val="en-US" w:eastAsia="ja-JP"/>
-        </w:rPr>
-        <w:t>attr.Attribute.AttributeValueType</w:t>
-      </w:r>
-      <w:proofErr w:type="spellEnd"/>
-      <w:r>
-        <w:rPr>
-          <w:rFonts w:eastAsiaTheme="minorEastAsia"/>
-          <w:color w:val="000000"/>
-          <w:sz w:val="19"/>
-          <w:szCs w:val="19"/>
-          <w:lang w:val="en-US" w:eastAsia="ja-JP"/>
-        </w:rPr>
-        <w:t>}"));</w:t>
+        <w:t xml:space="preserve">                                                    $"{attr.AttributeValue.ToLower()} {attr.Attribute.AttributeValueType}"));</w:t>
       </w:r>
     </w:p>
     <w:p>
@@ -23918,7 +18986,6 @@
         </w:rPr>
         <w:t xml:space="preserve"> </w:t>
       </w:r>
-      <w:proofErr w:type="spellStart"/>
       <w:r>
         <w:rPr>
           <w:bCs/>
@@ -23928,7 +18995,6 @@
         </w:rPr>
         <w:t>ProductsViewModel</w:t>
       </w:r>
-      <w:proofErr w:type="spellEnd"/>
     </w:p>
     <w:p>
       <w:pPr>
@@ -23965,20 +19031,8 @@
           <w:szCs w:val="19"/>
           <w:lang w:val="en-US" w:eastAsia="ja-JP"/>
         </w:rPr>
-        <w:t xml:space="preserve">class </w:t>
-      </w:r>
-      <w:proofErr w:type="spellStart"/>
-      <w:r>
-        <w:rPr>
-          <w:rFonts w:eastAsiaTheme="minorEastAsia"/>
-          <w:color w:val="000000"/>
-          <w:sz w:val="19"/>
-          <w:szCs w:val="19"/>
-          <w:lang w:val="en-US" w:eastAsia="ja-JP"/>
-        </w:rPr>
-        <w:t>ProductsViewModel</w:t>
-      </w:r>
-      <w:proofErr w:type="spellEnd"/>
+        <w:t>class ProductsViewModel</w:t>
+      </w:r>
     </w:p>
     <w:p>
       <w:pPr>
@@ -24027,51 +19081,7 @@
           <w:szCs w:val="19"/>
           <w:lang w:val="en-US" w:eastAsia="ja-JP"/>
         </w:rPr>
-        <w:t xml:space="preserve">    public </w:t>
-      </w:r>
-      <w:proofErr w:type="spellStart"/>
-      <w:r>
-        <w:rPr>
-          <w:rFonts w:eastAsiaTheme="minorEastAsia"/>
-          <w:color w:val="000000"/>
-          <w:sz w:val="19"/>
-          <w:szCs w:val="19"/>
-          <w:lang w:val="en-US" w:eastAsia="ja-JP"/>
-        </w:rPr>
-        <w:t>ProductAssortment</w:t>
-      </w:r>
-      <w:proofErr w:type="spellEnd"/>
-      <w:r>
-        <w:rPr>
-          <w:rFonts w:eastAsiaTheme="minorEastAsia"/>
-          <w:color w:val="000000"/>
-          <w:sz w:val="19"/>
-          <w:szCs w:val="19"/>
-          <w:lang w:val="en-US" w:eastAsia="ja-JP"/>
-        </w:rPr>
-        <w:t xml:space="preserve"> Product </w:t>
-      </w:r>
-      <w:proofErr w:type="gramStart"/>
-      <w:r>
-        <w:rPr>
-          <w:rFonts w:eastAsiaTheme="minorEastAsia"/>
-          <w:color w:val="000000"/>
-          <w:sz w:val="19"/>
-          <w:szCs w:val="19"/>
-          <w:lang w:val="en-US" w:eastAsia="ja-JP"/>
-        </w:rPr>
-        <w:t>{  get</w:t>
-      </w:r>
-      <w:proofErr w:type="gramEnd"/>
-      <w:r>
-        <w:rPr>
-          <w:rFonts w:eastAsiaTheme="minorEastAsia"/>
-          <w:color w:val="000000"/>
-          <w:sz w:val="19"/>
-          <w:szCs w:val="19"/>
-          <w:lang w:val="en-US" w:eastAsia="ja-JP"/>
-        </w:rPr>
-        <w:t>; set; }</w:t>
+        <w:t xml:space="preserve">    public ProductAssortment Product {  get; set; }</w:t>
       </w:r>
     </w:p>
     <w:p>
@@ -24096,29 +19106,7 @@
           <w:szCs w:val="19"/>
           <w:lang w:val="en-US" w:eastAsia="ja-JP"/>
         </w:rPr>
-        <w:t xml:space="preserve">    public int? Count </w:t>
-      </w:r>
-      <w:proofErr w:type="gramStart"/>
-      <w:r>
-        <w:rPr>
-          <w:rFonts w:eastAsiaTheme="minorEastAsia"/>
-          <w:color w:val="000000"/>
-          <w:sz w:val="19"/>
-          <w:szCs w:val="19"/>
-          <w:lang w:val="en-US" w:eastAsia="ja-JP"/>
-        </w:rPr>
-        <w:t>{ get</w:t>
-      </w:r>
-      <w:proofErr w:type="gramEnd"/>
-      <w:r>
-        <w:rPr>
-          <w:rFonts w:eastAsiaTheme="minorEastAsia"/>
-          <w:color w:val="000000"/>
-          <w:sz w:val="19"/>
-          <w:szCs w:val="19"/>
-          <w:lang w:val="en-US" w:eastAsia="ja-JP"/>
-        </w:rPr>
-        <w:t>; set; }</w:t>
+        <w:t xml:space="preserve">    public int? Count { get; set; }</w:t>
       </w:r>
     </w:p>
     <w:p>
@@ -24143,29 +19131,7 @@
           <w:szCs w:val="19"/>
           <w:lang w:val="en-US" w:eastAsia="ja-JP"/>
         </w:rPr>
-        <w:t xml:space="preserve">    public decimal Price </w:t>
-      </w:r>
-      <w:proofErr w:type="gramStart"/>
-      <w:r>
-        <w:rPr>
-          <w:rFonts w:eastAsiaTheme="minorEastAsia"/>
-          <w:color w:val="000000"/>
-          <w:sz w:val="19"/>
-          <w:szCs w:val="19"/>
-          <w:lang w:val="en-US" w:eastAsia="ja-JP"/>
-        </w:rPr>
-        <w:t>{ get</w:t>
-      </w:r>
-      <w:proofErr w:type="gramEnd"/>
-      <w:r>
-        <w:rPr>
-          <w:rFonts w:eastAsiaTheme="minorEastAsia"/>
-          <w:color w:val="000000"/>
-          <w:sz w:val="19"/>
-          <w:szCs w:val="19"/>
-          <w:lang w:val="en-US" w:eastAsia="ja-JP"/>
-        </w:rPr>
-        <w:t>; set; }</w:t>
+        <w:t xml:space="preserve">    public decimal Price { get; set; }</w:t>
       </w:r>
     </w:p>
     <w:p>
@@ -24205,41 +19171,7 @@
           <w:szCs w:val="19"/>
           <w:lang w:val="en-US" w:eastAsia="ja-JP"/>
         </w:rPr>
-        <w:t xml:space="preserve">    public </w:t>
-      </w:r>
-      <w:proofErr w:type="spellStart"/>
-      <w:proofErr w:type="gramStart"/>
-      <w:r>
-        <w:rPr>
-          <w:rFonts w:eastAsiaTheme="minorEastAsia"/>
-          <w:color w:val="000000"/>
-          <w:sz w:val="19"/>
-          <w:szCs w:val="19"/>
-          <w:lang w:val="en-US" w:eastAsia="ja-JP"/>
-        </w:rPr>
-        <w:t>ProductsViewModel</w:t>
-      </w:r>
-      <w:proofErr w:type="spellEnd"/>
-      <w:r>
-        <w:rPr>
-          <w:rFonts w:eastAsiaTheme="minorEastAsia"/>
-          <w:color w:val="000000"/>
-          <w:sz w:val="19"/>
-          <w:szCs w:val="19"/>
-          <w:lang w:val="en-US" w:eastAsia="ja-JP"/>
-        </w:rPr>
-        <w:t>(</w:t>
-      </w:r>
-      <w:proofErr w:type="gramEnd"/>
-      <w:r>
-        <w:rPr>
-          <w:rFonts w:eastAsiaTheme="minorEastAsia"/>
-          <w:color w:val="000000"/>
-          <w:sz w:val="19"/>
-          <w:szCs w:val="19"/>
-          <w:lang w:val="en-US" w:eastAsia="ja-JP"/>
-        </w:rPr>
-        <w:t>) { }</w:t>
+        <w:t xml:space="preserve">    public ProductsViewModel() { }</w:t>
       </w:r>
     </w:p>
     <w:p>
@@ -24279,53 +19211,7 @@
           <w:szCs w:val="19"/>
           <w:lang w:val="en-US" w:eastAsia="ja-JP"/>
         </w:rPr>
-        <w:t xml:space="preserve">    public </w:t>
-      </w:r>
-      <w:proofErr w:type="spellStart"/>
-      <w:proofErr w:type="gramStart"/>
-      <w:r>
-        <w:rPr>
-          <w:rFonts w:eastAsiaTheme="minorEastAsia"/>
-          <w:color w:val="000000"/>
-          <w:sz w:val="19"/>
-          <w:szCs w:val="19"/>
-          <w:lang w:val="en-US" w:eastAsia="ja-JP"/>
-        </w:rPr>
-        <w:t>ProductsViewModel</w:t>
-      </w:r>
-      <w:proofErr w:type="spellEnd"/>
-      <w:r>
-        <w:rPr>
-          <w:rFonts w:eastAsiaTheme="minorEastAsia"/>
-          <w:color w:val="000000"/>
-          <w:sz w:val="19"/>
-          <w:szCs w:val="19"/>
-          <w:lang w:val="en-US" w:eastAsia="ja-JP"/>
-        </w:rPr>
-        <w:t>(</w:t>
-      </w:r>
-      <w:proofErr w:type="spellStart"/>
-      <w:proofErr w:type="gramEnd"/>
-      <w:r>
-        <w:rPr>
-          <w:rFonts w:eastAsiaTheme="minorEastAsia"/>
-          <w:color w:val="000000"/>
-          <w:sz w:val="19"/>
-          <w:szCs w:val="19"/>
-          <w:lang w:val="en-US" w:eastAsia="ja-JP"/>
-        </w:rPr>
-        <w:t>ProductAssortment</w:t>
-      </w:r>
-      <w:proofErr w:type="spellEnd"/>
-      <w:r>
-        <w:rPr>
-          <w:rFonts w:eastAsiaTheme="minorEastAsia"/>
-          <w:color w:val="000000"/>
-          <w:sz w:val="19"/>
-          <w:szCs w:val="19"/>
-          <w:lang w:val="en-US" w:eastAsia="ja-JP"/>
-        </w:rPr>
-        <w:t xml:space="preserve"> product, int? count)</w:t>
+        <w:t xml:space="preserve">    public ProductsViewModel(ProductAssortment product, int? count)</w:t>
       </w:r>
     </w:p>
     <w:p>
@@ -24425,29 +19311,7 @@
           <w:szCs w:val="19"/>
           <w:lang w:val="en-US" w:eastAsia="ja-JP"/>
         </w:rPr>
-        <w:t xml:space="preserve">        Price = </w:t>
-      </w:r>
-      <w:proofErr w:type="spellStart"/>
-      <w:r>
-        <w:rPr>
-          <w:rFonts w:eastAsiaTheme="minorEastAsia"/>
-          <w:color w:val="000000"/>
-          <w:sz w:val="19"/>
-          <w:szCs w:val="19"/>
-          <w:lang w:val="en-US" w:eastAsia="ja-JP"/>
-        </w:rPr>
-        <w:t>Product.ProdBasePrice</w:t>
-      </w:r>
-      <w:proofErr w:type="spellEnd"/>
-      <w:r>
-        <w:rPr>
-          <w:rFonts w:eastAsiaTheme="minorEastAsia"/>
-          <w:color w:val="000000"/>
-          <w:sz w:val="19"/>
-          <w:szCs w:val="19"/>
-          <w:lang w:val="en-US" w:eastAsia="ja-JP"/>
-        </w:rPr>
-        <w:t>;</w:t>
+        <w:t xml:space="preserve">        Price = Product.ProdBasePrice;</w:t>
       </w:r>
     </w:p>
     <w:p>
@@ -24487,51 +19351,7 @@
           <w:szCs w:val="19"/>
           <w:lang w:val="en-US" w:eastAsia="ja-JP"/>
         </w:rPr>
-        <w:t xml:space="preserve">        foreach (var </w:t>
-      </w:r>
-      <w:proofErr w:type="spellStart"/>
-      <w:r>
-        <w:rPr>
-          <w:rFonts w:eastAsiaTheme="minorEastAsia"/>
-          <w:color w:val="000000"/>
-          <w:sz w:val="19"/>
-          <w:szCs w:val="19"/>
-          <w:lang w:val="en-US" w:eastAsia="ja-JP"/>
-        </w:rPr>
-        <w:t>productAttrib</w:t>
-      </w:r>
-      <w:proofErr w:type="spellEnd"/>
-      <w:r>
-        <w:rPr>
-          <w:rFonts w:eastAsiaTheme="minorEastAsia"/>
-          <w:color w:val="000000"/>
-          <w:sz w:val="19"/>
-          <w:szCs w:val="19"/>
-          <w:lang w:val="en-US" w:eastAsia="ja-JP"/>
-        </w:rPr>
-        <w:t xml:space="preserve"> in </w:t>
-      </w:r>
-      <w:proofErr w:type="spellStart"/>
-      <w:r>
-        <w:rPr>
-          <w:rFonts w:eastAsiaTheme="minorEastAsia"/>
-          <w:color w:val="000000"/>
-          <w:sz w:val="19"/>
-          <w:szCs w:val="19"/>
-          <w:lang w:val="en-US" w:eastAsia="ja-JP"/>
-        </w:rPr>
-        <w:t>Product.ProductAttribs</w:t>
-      </w:r>
-      <w:proofErr w:type="spellEnd"/>
-      <w:r>
-        <w:rPr>
-          <w:rFonts w:eastAsiaTheme="minorEastAsia"/>
-          <w:color w:val="000000"/>
-          <w:sz w:val="19"/>
-          <w:szCs w:val="19"/>
-          <w:lang w:val="en-US" w:eastAsia="ja-JP"/>
-        </w:rPr>
-        <w:t>)</w:t>
+        <w:t xml:space="preserve">        foreach (var productAttrib in Product.ProductAttribs)</w:t>
       </w:r>
     </w:p>
     <w:p>
@@ -24581,29 +19401,7 @@
           <w:szCs w:val="19"/>
           <w:lang w:val="en-US" w:eastAsia="ja-JP"/>
         </w:rPr>
-        <w:t xml:space="preserve">            Price = ((decimal)</w:t>
-      </w:r>
-      <w:proofErr w:type="spellStart"/>
-      <w:r>
-        <w:rPr>
-          <w:rFonts w:eastAsiaTheme="minorEastAsia"/>
-          <w:color w:val="000000"/>
-          <w:sz w:val="19"/>
-          <w:szCs w:val="19"/>
-          <w:lang w:val="en-US" w:eastAsia="ja-JP"/>
-        </w:rPr>
-        <w:t>productAttrib.PriceCoeff</w:t>
-      </w:r>
-      <w:proofErr w:type="spellEnd"/>
-      <w:r>
-        <w:rPr>
-          <w:rFonts w:eastAsiaTheme="minorEastAsia"/>
-          <w:color w:val="000000"/>
-          <w:sz w:val="19"/>
-          <w:szCs w:val="19"/>
-          <w:lang w:val="en-US" w:eastAsia="ja-JP"/>
-        </w:rPr>
-        <w:t xml:space="preserve"> * Price);</w:t>
+        <w:t xml:space="preserve">            Price = ((decimal)productAttrib.PriceCoeff * Price);</w:t>
       </w:r>
     </w:p>
     <w:p>
@@ -24772,7 +19570,6 @@
         </w:rPr>
         <w:t xml:space="preserve"> </w:t>
       </w:r>
-      <w:proofErr w:type="spellStart"/>
       <w:r>
         <w:rPr>
           <w:bCs/>
@@ -24782,7 +19579,6 @@
         </w:rPr>
         <w:t>StockViewModel</w:t>
       </w:r>
-      <w:proofErr w:type="spellEnd"/>
     </w:p>
     <w:p>
       <w:pPr>
@@ -24819,20 +19615,8 @@
           <w:szCs w:val="19"/>
           <w:lang w:val="en-US" w:eastAsia="ja-JP"/>
         </w:rPr>
-        <w:t xml:space="preserve">internal class </w:t>
-      </w:r>
-      <w:proofErr w:type="spellStart"/>
-      <w:r>
-        <w:rPr>
-          <w:rFonts w:eastAsiaTheme="minorEastAsia"/>
-          <w:color w:val="000000"/>
-          <w:sz w:val="19"/>
-          <w:szCs w:val="19"/>
-          <w:lang w:val="en-US" w:eastAsia="ja-JP"/>
-        </w:rPr>
-        <w:t>StockViewModel</w:t>
-      </w:r>
-      <w:proofErr w:type="spellEnd"/>
+        <w:t>internal class StockViewModel</w:t>
+      </w:r>
     </w:p>
     <w:p>
       <w:pPr>
@@ -24881,73 +19665,7 @@
           <w:szCs w:val="19"/>
           <w:lang w:val="en-US" w:eastAsia="ja-JP"/>
         </w:rPr>
-        <w:t xml:space="preserve">    public </w:t>
-      </w:r>
-      <w:proofErr w:type="spellStart"/>
-      <w:r>
-        <w:rPr>
-          <w:rFonts w:eastAsiaTheme="minorEastAsia"/>
-          <w:color w:val="000000"/>
-          <w:sz w:val="19"/>
-          <w:szCs w:val="19"/>
-          <w:lang w:val="en-US" w:eastAsia="ja-JP"/>
-        </w:rPr>
-        <w:t>ProductAttrib</w:t>
-      </w:r>
-      <w:proofErr w:type="spellEnd"/>
-      <w:r>
-        <w:rPr>
-          <w:rFonts w:eastAsiaTheme="minorEastAsia"/>
-          <w:color w:val="000000"/>
-          <w:sz w:val="19"/>
-          <w:szCs w:val="19"/>
-          <w:lang w:val="en-US" w:eastAsia="ja-JP"/>
-        </w:rPr>
-        <w:t xml:space="preserve"> </w:t>
-      </w:r>
-      <w:proofErr w:type="spellStart"/>
-      <w:r>
-        <w:rPr>
-          <w:rFonts w:eastAsiaTheme="minorEastAsia"/>
-          <w:color w:val="000000"/>
-          <w:sz w:val="19"/>
-          <w:szCs w:val="19"/>
-          <w:lang w:val="en-US" w:eastAsia="ja-JP"/>
-        </w:rPr>
-        <w:t>attrib</w:t>
-      </w:r>
-      <w:proofErr w:type="spellEnd"/>
-      <w:r>
-        <w:rPr>
-          <w:rFonts w:eastAsiaTheme="minorEastAsia"/>
-          <w:color w:val="000000"/>
-          <w:sz w:val="19"/>
-          <w:szCs w:val="19"/>
-          <w:lang w:val="en-US" w:eastAsia="ja-JP"/>
-        </w:rPr>
-        <w:t xml:space="preserve"> </w:t>
-      </w:r>
-      <w:proofErr w:type="gramStart"/>
-      <w:r>
-        <w:rPr>
-          <w:rFonts w:eastAsiaTheme="minorEastAsia"/>
-          <w:color w:val="000000"/>
-          <w:sz w:val="19"/>
-          <w:szCs w:val="19"/>
-          <w:lang w:val="en-US" w:eastAsia="ja-JP"/>
-        </w:rPr>
-        <w:t>{ get</w:t>
-      </w:r>
-      <w:proofErr w:type="gramEnd"/>
-      <w:r>
-        <w:rPr>
-          <w:rFonts w:eastAsiaTheme="minorEastAsia"/>
-          <w:color w:val="000000"/>
-          <w:sz w:val="19"/>
-          <w:szCs w:val="19"/>
-          <w:lang w:val="en-US" w:eastAsia="ja-JP"/>
-        </w:rPr>
-        <w:t>; set; }</w:t>
+        <w:t xml:space="preserve">    public ProductAttrib attrib { get; set; }</w:t>
       </w:r>
     </w:p>
     <w:p>
@@ -24972,29 +19690,7 @@
           <w:szCs w:val="19"/>
           <w:lang w:val="en-US" w:eastAsia="ja-JP"/>
         </w:rPr>
-        <w:t xml:space="preserve">    public string name </w:t>
-      </w:r>
-      <w:proofErr w:type="gramStart"/>
-      <w:r>
-        <w:rPr>
-          <w:rFonts w:eastAsiaTheme="minorEastAsia"/>
-          <w:color w:val="000000"/>
-          <w:sz w:val="19"/>
-          <w:szCs w:val="19"/>
-          <w:lang w:val="en-US" w:eastAsia="ja-JP"/>
-        </w:rPr>
-        <w:t>{ get</w:t>
-      </w:r>
-      <w:proofErr w:type="gramEnd"/>
-      <w:r>
-        <w:rPr>
-          <w:rFonts w:eastAsiaTheme="minorEastAsia"/>
-          <w:color w:val="000000"/>
-          <w:sz w:val="19"/>
-          <w:szCs w:val="19"/>
-          <w:lang w:val="en-US" w:eastAsia="ja-JP"/>
-        </w:rPr>
-        <w:t>; set; } = "";</w:t>
+        <w:t xml:space="preserve">    public string name { get; set; } = "";</w:t>
       </w:r>
     </w:p>
     <w:p>
@@ -25034,41 +19730,7 @@
           <w:szCs w:val="19"/>
           <w:lang w:val="en-US" w:eastAsia="ja-JP"/>
         </w:rPr>
-        <w:t xml:space="preserve">    public </w:t>
-      </w:r>
-      <w:proofErr w:type="spellStart"/>
-      <w:proofErr w:type="gramStart"/>
-      <w:r>
-        <w:rPr>
-          <w:rFonts w:eastAsiaTheme="minorEastAsia"/>
-          <w:color w:val="000000"/>
-          <w:sz w:val="19"/>
-          <w:szCs w:val="19"/>
-          <w:lang w:val="en-US" w:eastAsia="ja-JP"/>
-        </w:rPr>
-        <w:t>StockViewModel</w:t>
-      </w:r>
-      <w:proofErr w:type="spellEnd"/>
-      <w:r>
-        <w:rPr>
-          <w:rFonts w:eastAsiaTheme="minorEastAsia"/>
-          <w:color w:val="000000"/>
-          <w:sz w:val="19"/>
-          <w:szCs w:val="19"/>
-          <w:lang w:val="en-US" w:eastAsia="ja-JP"/>
-        </w:rPr>
-        <w:t>(</w:t>
-      </w:r>
-      <w:proofErr w:type="gramEnd"/>
-      <w:r>
-        <w:rPr>
-          <w:rFonts w:eastAsiaTheme="minorEastAsia"/>
-          <w:color w:val="000000"/>
-          <w:sz w:val="19"/>
-          <w:szCs w:val="19"/>
-          <w:lang w:val="en-US" w:eastAsia="ja-JP"/>
-        </w:rPr>
-        <w:t xml:space="preserve">) { } </w:t>
+        <w:t xml:space="preserve">    public StockViewModel() { } </w:t>
       </w:r>
     </w:p>
     <w:p>
@@ -25093,75 +19755,7 @@
           <w:szCs w:val="19"/>
           <w:lang w:val="en-US" w:eastAsia="ja-JP"/>
         </w:rPr>
-        <w:t xml:space="preserve">    public </w:t>
-      </w:r>
-      <w:proofErr w:type="spellStart"/>
-      <w:proofErr w:type="gramStart"/>
-      <w:r>
-        <w:rPr>
-          <w:rFonts w:eastAsiaTheme="minorEastAsia"/>
-          <w:color w:val="000000"/>
-          <w:sz w:val="19"/>
-          <w:szCs w:val="19"/>
-          <w:lang w:val="en-US" w:eastAsia="ja-JP"/>
-        </w:rPr>
-        <w:t>StockViewModel</w:t>
-      </w:r>
-      <w:proofErr w:type="spellEnd"/>
-      <w:r>
-        <w:rPr>
-          <w:rFonts w:eastAsiaTheme="minorEastAsia"/>
-          <w:color w:val="000000"/>
-          <w:sz w:val="19"/>
-          <w:szCs w:val="19"/>
-          <w:lang w:val="en-US" w:eastAsia="ja-JP"/>
-        </w:rPr>
-        <w:t>(</w:t>
-      </w:r>
-      <w:proofErr w:type="spellStart"/>
-      <w:proofErr w:type="gramEnd"/>
-      <w:r>
-        <w:rPr>
-          <w:rFonts w:eastAsiaTheme="minorEastAsia"/>
-          <w:color w:val="000000"/>
-          <w:sz w:val="19"/>
-          <w:szCs w:val="19"/>
-          <w:lang w:val="en-US" w:eastAsia="ja-JP"/>
-        </w:rPr>
-        <w:t>ProductAttrib</w:t>
-      </w:r>
-      <w:proofErr w:type="spellEnd"/>
-      <w:r>
-        <w:rPr>
-          <w:rFonts w:eastAsiaTheme="minorEastAsia"/>
-          <w:color w:val="000000"/>
-          <w:sz w:val="19"/>
-          <w:szCs w:val="19"/>
-          <w:lang w:val="en-US" w:eastAsia="ja-JP"/>
-        </w:rPr>
-        <w:t xml:space="preserve"> </w:t>
-      </w:r>
-      <w:proofErr w:type="spellStart"/>
-      <w:r>
-        <w:rPr>
-          <w:rFonts w:eastAsiaTheme="minorEastAsia"/>
-          <w:color w:val="000000"/>
-          <w:sz w:val="19"/>
-          <w:szCs w:val="19"/>
-          <w:lang w:val="en-US" w:eastAsia="ja-JP"/>
-        </w:rPr>
-        <w:t>attrib</w:t>
-      </w:r>
-      <w:proofErr w:type="spellEnd"/>
-      <w:r>
-        <w:rPr>
-          <w:rFonts w:eastAsiaTheme="minorEastAsia"/>
-          <w:color w:val="000000"/>
-          <w:sz w:val="19"/>
-          <w:szCs w:val="19"/>
-          <w:lang w:val="en-US" w:eastAsia="ja-JP"/>
-        </w:rPr>
-        <w:t>, string name)</w:t>
+        <w:t xml:space="preserve">    public StockViewModel(ProductAttrib attrib, string name)</w:t>
       </w:r>
     </w:p>
     <w:p>
@@ -25211,53 +19805,7 @@
           <w:szCs w:val="19"/>
           <w:lang w:val="en-US" w:eastAsia="ja-JP"/>
         </w:rPr>
-        <w:t xml:space="preserve">        </w:t>
-      </w:r>
-      <w:proofErr w:type="spellStart"/>
-      <w:proofErr w:type="gramStart"/>
-      <w:r>
-        <w:rPr>
-          <w:rFonts w:eastAsiaTheme="minorEastAsia"/>
-          <w:color w:val="000000"/>
-          <w:sz w:val="19"/>
-          <w:szCs w:val="19"/>
-          <w:lang w:val="en-US" w:eastAsia="ja-JP"/>
-        </w:rPr>
-        <w:t>this.attrib</w:t>
-      </w:r>
-      <w:proofErr w:type="spellEnd"/>
-      <w:proofErr w:type="gramEnd"/>
-      <w:r>
-        <w:rPr>
-          <w:rFonts w:eastAsiaTheme="minorEastAsia"/>
-          <w:color w:val="000000"/>
-          <w:sz w:val="19"/>
-          <w:szCs w:val="19"/>
-          <w:lang w:val="en-US" w:eastAsia="ja-JP"/>
-        </w:rPr>
-        <w:t xml:space="preserve"> = </w:t>
-      </w:r>
-      <w:proofErr w:type="spellStart"/>
-      <w:r>
-        <w:rPr>
-          <w:rFonts w:eastAsiaTheme="minorEastAsia"/>
-          <w:color w:val="000000"/>
-          <w:sz w:val="19"/>
-          <w:szCs w:val="19"/>
-          <w:lang w:val="en-US" w:eastAsia="ja-JP"/>
-        </w:rPr>
-        <w:t>attrib</w:t>
-      </w:r>
-      <w:proofErr w:type="spellEnd"/>
-      <w:r>
-        <w:rPr>
-          <w:rFonts w:eastAsiaTheme="minorEastAsia"/>
-          <w:color w:val="000000"/>
-          <w:sz w:val="19"/>
-          <w:szCs w:val="19"/>
-          <w:lang w:val="en-US" w:eastAsia="ja-JP"/>
-        </w:rPr>
-        <w:t>;</w:t>
+        <w:t xml:space="preserve">        this.attrib = attrib;</w:t>
       </w:r>
     </w:p>
     <w:p>
@@ -25588,17 +20136,7 @@
               <w:iCs/>
               <w:sz w:val="28"/>
             </w:rPr>
-            <w:t>09.02.</w:t>
-          </w:r>
-          <w:proofErr w:type="gramStart"/>
-          <w:r>
-            <w:rPr>
-              <w:rFonts w:ascii="Arial" w:hAnsi="Arial" w:cs="Arial"/>
-              <w:i/>
-              <w:iCs/>
-              <w:sz w:val="28"/>
-            </w:rPr>
-            <w:t>07</w:t>
+            <w:t>09.02.07</w:t>
           </w:r>
           <w:r>
             <w:rPr>
@@ -25625,17 +20163,7 @@
               <w:iCs/>
               <w:sz w:val="28"/>
             </w:rPr>
-            <w:t>сп</w:t>
-          </w:r>
-          <w:proofErr w:type="gramEnd"/>
-          <w:r>
-            <w:rPr>
-              <w:rFonts w:ascii="Arial" w:hAnsi="Arial" w:cs="Arial"/>
-              <w:i/>
-              <w:iCs/>
-              <w:sz w:val="28"/>
-            </w:rPr>
-            <w:t>-</w:t>
+            <w:t>сп-</w:t>
           </w:r>
           <w:r>
             <w:rPr>
@@ -25644,7 +20172,16 @@
               <w:iCs/>
               <w:sz w:val="28"/>
             </w:rPr>
-            <w:t>121</w:t>
+            <w:t>12</w:t>
+          </w:r>
+          <w:r>
+            <w:rPr>
+              <w:rFonts w:ascii="Arial" w:hAnsi="Arial" w:cs="Arial"/>
+              <w:i/>
+              <w:iCs/>
+              <w:sz w:val="28"/>
+            </w:rPr>
+            <w:t>3</w:t>
           </w:r>
           <w:r>
             <w:rPr>
@@ -26392,17 +20929,7 @@
               <w:iCs/>
               <w:sz w:val="28"/>
             </w:rPr>
-            <w:t>09.02.</w:t>
-          </w:r>
-          <w:proofErr w:type="gramStart"/>
-          <w:r>
-            <w:rPr>
-              <w:rFonts w:ascii="Arial" w:hAnsi="Arial" w:cs="Arial"/>
-              <w:i/>
-              <w:iCs/>
-              <w:sz w:val="28"/>
-            </w:rPr>
-            <w:t>07</w:t>
+            <w:t>09.02.07</w:t>
           </w:r>
           <w:r>
             <w:rPr>
@@ -26429,17 +20956,7 @@
               <w:iCs/>
               <w:sz w:val="28"/>
             </w:rPr>
-            <w:t>сп</w:t>
-          </w:r>
-          <w:proofErr w:type="gramEnd"/>
-          <w:r>
-            <w:rPr>
-              <w:rFonts w:ascii="Arial" w:hAnsi="Arial" w:cs="Arial"/>
-              <w:i/>
-              <w:iCs/>
-              <w:sz w:val="28"/>
-            </w:rPr>
-            <w:t>-</w:t>
+            <w:t>сп-</w:t>
           </w:r>
           <w:r>
             <w:rPr>
@@ -26448,7 +20965,16 @@
               <w:iCs/>
               <w:sz w:val="28"/>
             </w:rPr>
-            <w:t>121</w:t>
+            <w:t>12</w:t>
+          </w:r>
+          <w:r>
+            <w:rPr>
+              <w:rFonts w:ascii="Arial" w:hAnsi="Arial" w:cs="Arial"/>
+              <w:i/>
+              <w:iCs/>
+              <w:sz w:val="28"/>
+            </w:rPr>
+            <w:t>3</w:t>
           </w:r>
           <w:r>
             <w:rPr>
@@ -26891,29 +21417,7 @@
               <w:sz w:val="20"/>
               <w:szCs w:val="20"/>
             </w:rPr>
-            <w:t> </w:t>
-          </w:r>
-          <w:proofErr w:type="spellStart"/>
-          <w:r>
-            <w:rPr>
-              <w:rFonts w:ascii="Arial" w:hAnsi="Arial" w:cs="Arial"/>
-              <w:i/>
-              <w:w w:val="90"/>
-              <w:sz w:val="20"/>
-              <w:szCs w:val="20"/>
-            </w:rPr>
-            <w:t>Разраб</w:t>
-          </w:r>
-          <w:proofErr w:type="spellEnd"/>
-          <w:r>
-            <w:rPr>
-              <w:rFonts w:ascii="Arial" w:hAnsi="Arial" w:cs="Arial"/>
-              <w:i/>
-              <w:w w:val="90"/>
-              <w:sz w:val="20"/>
-              <w:szCs w:val="20"/>
-            </w:rPr>
-            <w:t>.</w:t>
+            <w:t> Разраб.</w:t>
           </w:r>
         </w:p>
       </w:tc>
